--- a/Report.docx
+++ b/Report.docx
@@ -306,7 +306,21 @@
           <w:rFonts w:ascii="Times New Roman" w:hAnsi="Times New Roman" w:cs="Times New Roman"/>
           <w:color w:val="000000"/>
         </w:rPr>
-        <w:t xml:space="preserve">Parametric insurance differs from traditional insurance in that payouts are based on an observable index, like rainfall, temperature, or wind speed. These policies are triggered when the selected index exceeds a predetermined threshold (e.g. windspeed of 100mph), which allows for expedited payments and lower administrative costs. Despite these advantages, parametric insurance faces the challenge of basis risk. Basis risk arises when the proxy is misaligned with actual damages, leading to payments when little to no damages occur or to no payouts when damage does occur, as exemplified by the recent flooding in Poza Rica. This problem is furthered by the difficulty in modeling floods and hydrological processes. </w:t>
+        <w:t>Parametric insurance differs from traditional insurance in that payouts are based on an observable index, like rainfall, temperature, or wind speed. These policies are triggered when the selected index exceeds a predetermined threshold (e.g. windspeed of 100mph), which allows for expedited payments and lower administrative costs. Despite these advantages, parametric insurance faces the challenge of</w:t>
+      </w:r>
+      <w:r>
+        <w:rPr>
+          <w:rFonts w:ascii="Times New Roman" w:hAnsi="Times New Roman" w:cs="Times New Roman"/>
+          <w:color w:val="000000"/>
+        </w:rPr>
+        <w:t xml:space="preserve"> </w:t>
+      </w:r>
+      <w:r>
+        <w:rPr>
+          <w:rFonts w:ascii="Times New Roman" w:hAnsi="Times New Roman" w:cs="Times New Roman"/>
+          <w:color w:val="000000"/>
+        </w:rPr>
+        <w:t xml:space="preserve">basis risk. Basis risk arises when the proxy is misaligned with actual damages, leading to payments when little to no damages occur or to no payouts when damage does occur, as exemplified by the recent flooding in Poza Rica. This problem is furthered by the difficulty in modeling floods and hydrological processes. </w:t>
       </w:r>
     </w:p>
     <w:p>
@@ -370,7 +384,6 @@
     <w:p>
       <w:pPr>
         <w:spacing w:after="0"/>
-        <w:ind w:firstLine="720"/>
         <w:rPr>
           <w:rFonts w:ascii="Times New Roman" w:hAnsi="Times New Roman" w:cs="Times New Roman"/>
           <w:color w:val="000000"/>
@@ -447,13 +460,7 @@
         <w:rPr>
           <w:rFonts w:ascii="Times New Roman" w:eastAsiaTheme="minorEastAsia" w:hAnsi="Times New Roman" w:cs="Times New Roman"/>
         </w:rPr>
-        <w:t>2 days</w:t>
-      </w:r>
-      <w:r>
-        <w:rPr>
-          <w:rFonts w:ascii="Times New Roman" w:eastAsiaTheme="minorEastAsia" w:hAnsi="Times New Roman" w:cs="Times New Roman"/>
-        </w:rPr>
-        <w:t xml:space="preserve"> was applied to reported flood dates to control for multi-day floods and lags in reporting.</w:t>
+        <w:t>2 days was applied to reported flood dates to control for multi-day floods and lags in reporting.</w:t>
       </w:r>
     </w:p>
     <w:p>
@@ -467,7 +474,7 @@
         <w:rPr>
           <w:rFonts w:ascii="Times New Roman" w:hAnsi="Times New Roman" w:cs="Times New Roman"/>
         </w:rPr>
-        <w:t xml:space="preserve">This data was further processed through aggregating daily observations into event level windows, separating flood and non-flood event events. Due to the rarity in flood events, a random sample of 80 non-flood events were selected to prevent non-flood days from dominating and biasing the results. </w:t>
+        <w:t xml:space="preserve">This data was further processed through aggregating daily observations into event level windows, separating flood and non-flood events. Due to the rarity in flood events, a random sample of 80 non-flood events were selected to prevent non-flood days from dominating and biasing the results. </w:t>
       </w:r>
     </w:p>
     <w:p>
@@ -498,7 +505,19 @@
           <w:rFonts w:ascii="Times New Roman" w:hAnsi="Times New Roman" w:cs="Times New Roman"/>
         </w:rPr>
         <w:lastRenderedPageBreak/>
-        <w:t>Since multiple features are derived from the same hydrological processes (e.g. 2-day vs. 3-day rainfall accumulation), feature selected was performed within each variable family. This evaluation started with evaluating the variable’s correlation to the derived impact proxy for flood damages. Then the correlation between the top features was then also compared to ensure meaningful variation in flood impact was captured by the variables. The selected variables were then combined into a final dataset for further analysis.</w:t>
+        <w:t>Since multiple features are derived from the same hydrological processes (e.g. 2-day vs. 3-day rainfall accumulation), feature select</w:t>
+      </w:r>
+      <w:r>
+        <w:rPr>
+          <w:rFonts w:ascii="Times New Roman" w:hAnsi="Times New Roman" w:cs="Times New Roman"/>
+        </w:rPr>
+        <w:t xml:space="preserve">ion </w:t>
+      </w:r>
+      <w:r>
+        <w:rPr>
+          <w:rFonts w:ascii="Times New Roman" w:hAnsi="Times New Roman" w:cs="Times New Roman"/>
+        </w:rPr>
+        <w:t>was performed within each variable family. This evaluation started with evaluating the variable’s correlation to the derived impact proxy for flood damages. Then the correlation between the top features was then also compared to ensure meaningful variation in flood impact was captured by the variables. The selected variables were then combined into a final dataset for further analysis.</w:t>
       </w:r>
     </w:p>
     <w:p>
@@ -511,8 +530,24 @@
       <w:r>
         <w:rPr>
           <w:rFonts w:ascii="Times New Roman" w:hAnsi="Times New Roman" w:cs="Times New Roman"/>
-        </w:rPr>
-        <w:t>TABLE</w:t>
+          <w:b/>
+          <w:bCs/>
+        </w:rPr>
+        <w:t>T</w:t>
+      </w:r>
+      <w:r>
+        <w:rPr>
+          <w:rFonts w:ascii="Times New Roman" w:hAnsi="Times New Roman" w:cs="Times New Roman"/>
+          <w:b/>
+          <w:bCs/>
+        </w:rPr>
+        <w:t>able 1.</w:t>
+      </w:r>
+      <w:r>
+        <w:rPr>
+          <w:rFonts w:ascii="Times New Roman" w:hAnsi="Times New Roman" w:cs="Times New Roman"/>
+        </w:rPr>
+        <w:t xml:space="preserve"> Selected Numerical/Binary Features from Variable Families</w:t>
       </w:r>
     </w:p>
     <w:tbl>
@@ -522,25 +557,30 @@
         <w:tblLook w:val="04A0" w:firstRow="1" w:lastRow="0" w:firstColumn="1" w:lastColumn="0" w:noHBand="0" w:noVBand="1"/>
       </w:tblPr>
       <w:tblGrid>
-        <w:gridCol w:w="2695"/>
-        <w:gridCol w:w="1979"/>
-        <w:gridCol w:w="2338"/>
+        <w:gridCol w:w="2605"/>
+        <w:gridCol w:w="2160"/>
+        <w:gridCol w:w="2247"/>
         <w:gridCol w:w="2338"/>
       </w:tblGrid>
       <w:tr>
         <w:tc>
           <w:tcPr>
-            <w:tcW w:w="2695" w:type="dxa"/>
+            <w:tcW w:w="2605" w:type="dxa"/>
           </w:tcPr>
           <w:p>
             <w:pPr>
-              <w:rPr>
-                <w:rFonts w:ascii="Times New Roman" w:hAnsi="Times New Roman" w:cs="Times New Roman"/>
+              <w:jc w:val="center"/>
+              <w:rPr>
+                <w:rFonts w:ascii="Times New Roman" w:hAnsi="Times New Roman" w:cs="Times New Roman"/>
+                <w:b/>
+                <w:bCs/>
               </w:rPr>
             </w:pPr>
             <w:r>
               <w:rPr>
                 <w:rFonts w:ascii="Times New Roman" w:hAnsi="Times New Roman" w:cs="Times New Roman"/>
+                <w:b/>
+                <w:bCs/>
               </w:rPr>
               <w:t>Rain</w:t>
             </w:r>
@@ -548,19 +588,47 @@
         </w:tc>
         <w:tc>
           <w:tcPr>
-            <w:tcW w:w="1979" w:type="dxa"/>
+            <w:tcW w:w="2160" w:type="dxa"/>
           </w:tcPr>
           <w:p>
             <w:pPr>
-              <w:rPr>
-                <w:rFonts w:ascii="Times New Roman" w:hAnsi="Times New Roman" w:cs="Times New Roman"/>
+              <w:jc w:val="center"/>
+              <w:rPr>
+                <w:rFonts w:ascii="Times New Roman" w:hAnsi="Times New Roman" w:cs="Times New Roman"/>
+                <w:b/>
+                <w:bCs/>
               </w:rPr>
             </w:pPr>
             <w:r>
               <w:rPr>
                 <w:rFonts w:ascii="Times New Roman" w:hAnsi="Times New Roman" w:cs="Times New Roman"/>
+                <w:b/>
+                <w:bCs/>
               </w:rPr>
               <w:t>Meteorological</w:t>
+            </w:r>
+          </w:p>
+        </w:tc>
+        <w:tc>
+          <w:tcPr>
+            <w:tcW w:w="2247" w:type="dxa"/>
+          </w:tcPr>
+          <w:p>
+            <w:pPr>
+              <w:jc w:val="center"/>
+              <w:rPr>
+                <w:rFonts w:ascii="Times New Roman" w:hAnsi="Times New Roman" w:cs="Times New Roman"/>
+                <w:b/>
+                <w:bCs/>
+              </w:rPr>
+            </w:pPr>
+            <w:r>
+              <w:rPr>
+                <w:rFonts w:ascii="Times New Roman" w:hAnsi="Times New Roman" w:cs="Times New Roman"/>
+                <w:b/>
+                <w:bCs/>
+              </w:rPr>
+              <w:t>Hydrological</w:t>
             </w:r>
           </w:p>
         </w:tc>
@@ -570,15 +638,82 @@
           </w:tcPr>
           <w:p>
             <w:pPr>
-              <w:rPr>
-                <w:rFonts w:ascii="Times New Roman" w:hAnsi="Times New Roman" w:cs="Times New Roman"/>
+              <w:jc w:val="center"/>
+              <w:rPr>
+                <w:rFonts w:ascii="Times New Roman" w:hAnsi="Times New Roman" w:cs="Times New Roman"/>
+                <w:b/>
+                <w:bCs/>
               </w:rPr>
             </w:pPr>
             <w:r>
               <w:rPr>
                 <w:rFonts w:ascii="Times New Roman" w:hAnsi="Times New Roman" w:cs="Times New Roman"/>
-              </w:rPr>
-              <w:t xml:space="preserve">Hydrological </w:t>
+                <w:b/>
+                <w:bCs/>
+              </w:rPr>
+              <w:t>Storm</w:t>
+            </w:r>
+          </w:p>
+        </w:tc>
+      </w:tr>
+      <w:tr>
+        <w:tc>
+          <w:tcPr>
+            <w:tcW w:w="2605" w:type="dxa"/>
+          </w:tcPr>
+          <w:p>
+            <w:pPr>
+              <w:rPr>
+                <w:rFonts w:ascii="Times New Roman" w:hAnsi="Times New Roman" w:cs="Times New Roman"/>
+              </w:rPr>
+            </w:pPr>
+            <w:r>
+              <w:rPr>
+                <w:rFonts w:ascii="Times New Roman" w:hAnsi="Times New Roman" w:cs="Times New Roman"/>
+              </w:rPr>
+              <w:t>3-day rain accumulation</w:t>
+            </w:r>
+            <w:r>
+              <w:rPr>
+                <w:rFonts w:ascii="Times New Roman" w:hAnsi="Times New Roman" w:cs="Times New Roman"/>
+              </w:rPr>
+              <w:t xml:space="preserve"> (mm)</w:t>
+            </w:r>
+          </w:p>
+        </w:tc>
+        <w:tc>
+          <w:tcPr>
+            <w:tcW w:w="2160" w:type="dxa"/>
+          </w:tcPr>
+          <w:p>
+            <w:pPr>
+              <w:rPr>
+                <w:rFonts w:ascii="Times New Roman" w:hAnsi="Times New Roman" w:cs="Times New Roman"/>
+              </w:rPr>
+            </w:pPr>
+            <w:r>
+              <w:rPr>
+                <w:rFonts w:ascii="Times New Roman" w:hAnsi="Times New Roman" w:cs="Times New Roman"/>
+              </w:rPr>
+              <w:t>Max 2-meter relative humidity (%)</w:t>
+            </w:r>
+          </w:p>
+        </w:tc>
+        <w:tc>
+          <w:tcPr>
+            <w:tcW w:w="2247" w:type="dxa"/>
+          </w:tcPr>
+          <w:p>
+            <w:pPr>
+              <w:rPr>
+                <w:rFonts w:ascii="Times New Roman" w:hAnsi="Times New Roman" w:cs="Times New Roman"/>
+              </w:rPr>
+            </w:pPr>
+            <w:r>
+              <w:rPr>
+                <w:rFonts w:ascii="Times New Roman" w:hAnsi="Times New Roman" w:cs="Times New Roman"/>
+              </w:rPr>
+              <w:t>Max flow percentile</w:t>
             </w:r>
           </w:p>
         </w:tc>
@@ -596,7 +731,7 @@
               <w:rPr>
                 <w:rFonts w:ascii="Times New Roman" w:hAnsi="Times New Roman" w:cs="Times New Roman"/>
               </w:rPr>
-              <w:t>Storm</w:t>
+              <w:t>Min distance from storm (km)</w:t>
             </w:r>
           </w:p>
         </w:tc>
@@ -604,7 +739,7 @@
       <w:tr>
         <w:tc>
           <w:tcPr>
-            <w:tcW w:w="2695" w:type="dxa"/>
+            <w:tcW w:w="2605" w:type="dxa"/>
           </w:tcPr>
           <w:p>
             <w:pPr>
@@ -616,13 +751,13 @@
               <w:rPr>
                 <w:rFonts w:ascii="Times New Roman" w:hAnsi="Times New Roman" w:cs="Times New Roman"/>
               </w:rPr>
-              <w:t>3-day rain accumulation</w:t>
+              <w:t>API (k = 90)</w:t>
             </w:r>
           </w:p>
         </w:tc>
         <w:tc>
           <w:tcPr>
-            <w:tcW w:w="1979" w:type="dxa"/>
+            <w:tcW w:w="2160" w:type="dxa"/>
           </w:tcPr>
           <w:p>
             <w:pPr>
@@ -630,6 +765,43 @@
                 <w:rFonts w:ascii="Times New Roman" w:hAnsi="Times New Roman" w:cs="Times New Roman"/>
               </w:rPr>
             </w:pPr>
+            <w:r>
+              <w:rPr>
+                <w:rFonts w:ascii="Times New Roman" w:hAnsi="Times New Roman" w:cs="Times New Roman"/>
+              </w:rPr>
+              <w:t>Max 2-meter wind speed (m/s)</w:t>
+            </w:r>
+          </w:p>
+        </w:tc>
+        <w:tc>
+          <w:tcPr>
+            <w:tcW w:w="2247" w:type="dxa"/>
+          </w:tcPr>
+          <w:p>
+            <w:pPr>
+              <w:rPr>
+                <w:rFonts w:ascii="Times New Roman" w:hAnsi="Times New Roman" w:cs="Times New Roman"/>
+              </w:rPr>
+            </w:pPr>
+            <w:r>
+              <w:rPr>
+                <w:rFonts w:ascii="Times New Roman" w:hAnsi="Times New Roman" w:cs="Times New Roman"/>
+              </w:rPr>
+              <w:t>Flow duration above 90</w:t>
+            </w:r>
+            <w:r>
+              <w:rPr>
+                <w:rFonts w:ascii="Times New Roman" w:hAnsi="Times New Roman" w:cs="Times New Roman"/>
+                <w:vertAlign w:val="superscript"/>
+              </w:rPr>
+              <w:t>th</w:t>
+            </w:r>
+            <w:r>
+              <w:rPr>
+                <w:rFonts w:ascii="Times New Roman" w:hAnsi="Times New Roman" w:cs="Times New Roman"/>
+              </w:rPr>
+              <w:t xml:space="preserve"> percentile</w:t>
+            </w:r>
           </w:p>
         </w:tc>
         <w:tc>
@@ -642,6 +814,108 @@
                 <w:rFonts w:ascii="Times New Roman" w:hAnsi="Times New Roman" w:cs="Times New Roman"/>
               </w:rPr>
             </w:pPr>
+            <w:r>
+              <w:rPr>
+                <w:rFonts w:ascii="Times New Roman" w:hAnsi="Times New Roman" w:cs="Times New Roman"/>
+              </w:rPr>
+              <w:t xml:space="preserve">Storm </w:t>
+            </w:r>
+            <w:r>
+              <w:rPr>
+                <w:rFonts w:ascii="Times New Roman" w:hAnsi="Times New Roman" w:cs="Times New Roman"/>
+              </w:rPr>
+              <w:t>w</w:t>
+            </w:r>
+            <w:r>
+              <w:rPr>
+                <w:rFonts w:ascii="Times New Roman" w:hAnsi="Times New Roman" w:cs="Times New Roman"/>
+              </w:rPr>
+              <w:t>ithin 300 km</w:t>
+            </w:r>
+          </w:p>
+        </w:tc>
+      </w:tr>
+      <w:tr>
+        <w:tc>
+          <w:tcPr>
+            <w:tcW w:w="2605" w:type="dxa"/>
+          </w:tcPr>
+          <w:p>
+            <w:pPr>
+              <w:rPr>
+                <w:rFonts w:ascii="Times New Roman" w:hAnsi="Times New Roman" w:cs="Times New Roman"/>
+              </w:rPr>
+            </w:pPr>
+            <w:r>
+              <w:rPr>
+                <w:rFonts w:ascii="Times New Roman" w:hAnsi="Times New Roman" w:cs="Times New Roman"/>
+              </w:rPr>
+              <w:t>Max 6hr. rain intensity (mm/</w:t>
+            </w:r>
+            <w:proofErr w:type="spellStart"/>
+            <w:r>
+              <w:rPr>
+                <w:rFonts w:ascii="Times New Roman" w:hAnsi="Times New Roman" w:cs="Times New Roman"/>
+              </w:rPr>
+              <w:t>hr</w:t>
+            </w:r>
+            <w:proofErr w:type="spellEnd"/>
+            <w:r>
+              <w:rPr>
+                <w:rFonts w:ascii="Times New Roman" w:hAnsi="Times New Roman" w:cs="Times New Roman"/>
+              </w:rPr>
+              <w:t>)</w:t>
+            </w:r>
+          </w:p>
+        </w:tc>
+        <w:tc>
+          <w:tcPr>
+            <w:tcW w:w="2160" w:type="dxa"/>
+          </w:tcPr>
+          <w:p>
+            <w:pPr>
+              <w:jc w:val="center"/>
+              <w:rPr>
+                <w:rFonts w:ascii="Times New Roman" w:hAnsi="Times New Roman" w:cs="Times New Roman"/>
+              </w:rPr>
+            </w:pPr>
+            <w:r>
+              <w:rPr>
+                <w:rFonts w:ascii="Times New Roman" w:hAnsi="Times New Roman" w:cs="Times New Roman"/>
+              </w:rPr>
+              <w:t>__</w:t>
+            </w:r>
+          </w:p>
+        </w:tc>
+        <w:tc>
+          <w:tcPr>
+            <w:tcW w:w="2247" w:type="dxa"/>
+          </w:tcPr>
+          <w:p>
+            <w:pPr>
+              <w:rPr>
+                <w:rFonts w:ascii="Times New Roman" w:hAnsi="Times New Roman" w:cs="Times New Roman"/>
+              </w:rPr>
+            </w:pPr>
+            <w:r>
+              <w:rPr>
+                <w:rFonts w:ascii="Times New Roman" w:hAnsi="Times New Roman" w:cs="Times New Roman"/>
+              </w:rPr>
+              <w:t>Flow area above 90</w:t>
+            </w:r>
+            <w:r>
+              <w:rPr>
+                <w:rFonts w:ascii="Times New Roman" w:hAnsi="Times New Roman" w:cs="Times New Roman"/>
+                <w:vertAlign w:val="superscript"/>
+              </w:rPr>
+              <w:t>th</w:t>
+            </w:r>
+            <w:r>
+              <w:rPr>
+                <w:rFonts w:ascii="Times New Roman" w:hAnsi="Times New Roman" w:cs="Times New Roman"/>
+              </w:rPr>
+              <w:t xml:space="preserve"> percentile</w:t>
+            </w:r>
           </w:p>
         </w:tc>
         <w:tc>
@@ -650,20 +924,7 @@
           </w:tcPr>
           <w:p>
             <w:pPr>
-              <w:rPr>
-                <w:rFonts w:ascii="Times New Roman" w:hAnsi="Times New Roman" w:cs="Times New Roman"/>
-              </w:rPr>
-            </w:pPr>
-          </w:p>
-        </w:tc>
-      </w:tr>
-      <w:tr>
-        <w:tc>
-          <w:tcPr>
-            <w:tcW w:w="2695" w:type="dxa"/>
-          </w:tcPr>
-          <w:p>
-            <w:pPr>
+              <w:jc w:val="center"/>
               <w:rPr>
                 <w:rFonts w:ascii="Times New Roman" w:hAnsi="Times New Roman" w:cs="Times New Roman"/>
               </w:rPr>
@@ -672,183 +933,27 @@
               <w:rPr>
                 <w:rFonts w:ascii="Times New Roman" w:hAnsi="Times New Roman" w:cs="Times New Roman"/>
               </w:rPr>
-              <w:t>API (k = 90)</w:t>
+              <w:t>__</w:t>
             </w:r>
-          </w:p>
-        </w:tc>
-        <w:tc>
-          <w:tcPr>
-            <w:tcW w:w="1979" w:type="dxa"/>
-          </w:tcPr>
-          <w:p>
-            <w:pPr>
-              <w:rPr>
-                <w:rFonts w:ascii="Times New Roman" w:hAnsi="Times New Roman" w:cs="Times New Roman"/>
-              </w:rPr>
-            </w:pPr>
-          </w:p>
-        </w:tc>
-        <w:tc>
-          <w:tcPr>
-            <w:tcW w:w="2338" w:type="dxa"/>
-          </w:tcPr>
-          <w:p>
-            <w:pPr>
-              <w:rPr>
-                <w:rFonts w:ascii="Times New Roman" w:hAnsi="Times New Roman" w:cs="Times New Roman"/>
-              </w:rPr>
-            </w:pPr>
-          </w:p>
-        </w:tc>
-        <w:tc>
-          <w:tcPr>
-            <w:tcW w:w="2338" w:type="dxa"/>
-          </w:tcPr>
-          <w:p>
-            <w:pPr>
-              <w:rPr>
-                <w:rFonts w:ascii="Times New Roman" w:hAnsi="Times New Roman" w:cs="Times New Roman"/>
-              </w:rPr>
-            </w:pPr>
-          </w:p>
-        </w:tc>
-      </w:tr>
-      <w:tr>
-        <w:tc>
-          <w:tcPr>
-            <w:tcW w:w="2695" w:type="dxa"/>
-          </w:tcPr>
-          <w:p>
-            <w:pPr>
-              <w:rPr>
-                <w:rFonts w:ascii="Times New Roman" w:hAnsi="Times New Roman" w:cs="Times New Roman"/>
-              </w:rPr>
-            </w:pPr>
-            <w:r>
-              <w:rPr>
-                <w:rFonts w:ascii="Times New Roman" w:hAnsi="Times New Roman" w:cs="Times New Roman"/>
-              </w:rPr>
-              <w:t>Max 6hr. rain intensity (mm/</w:t>
-            </w:r>
-            <w:proofErr w:type="spellStart"/>
-            <w:r>
-              <w:rPr>
-                <w:rFonts w:ascii="Times New Roman" w:hAnsi="Times New Roman" w:cs="Times New Roman"/>
-              </w:rPr>
-              <w:t>hr</w:t>
-            </w:r>
-            <w:proofErr w:type="spellEnd"/>
-            <w:r>
-              <w:rPr>
-                <w:rFonts w:ascii="Times New Roman" w:hAnsi="Times New Roman" w:cs="Times New Roman"/>
-              </w:rPr>
-              <w:t>)</w:t>
-            </w:r>
-          </w:p>
-        </w:tc>
-        <w:tc>
-          <w:tcPr>
-            <w:tcW w:w="1979" w:type="dxa"/>
-          </w:tcPr>
-          <w:p>
-            <w:pPr>
-              <w:rPr>
-                <w:rFonts w:ascii="Times New Roman" w:hAnsi="Times New Roman" w:cs="Times New Roman"/>
-              </w:rPr>
-            </w:pPr>
-          </w:p>
-        </w:tc>
-        <w:tc>
-          <w:tcPr>
-            <w:tcW w:w="2338" w:type="dxa"/>
-          </w:tcPr>
-          <w:p>
-            <w:pPr>
-              <w:rPr>
-                <w:rFonts w:ascii="Times New Roman" w:hAnsi="Times New Roman" w:cs="Times New Roman"/>
-              </w:rPr>
-            </w:pPr>
-          </w:p>
-        </w:tc>
-        <w:tc>
-          <w:tcPr>
-            <w:tcW w:w="2338" w:type="dxa"/>
-          </w:tcPr>
-          <w:p>
-            <w:pPr>
-              <w:rPr>
-                <w:rFonts w:ascii="Times New Roman" w:hAnsi="Times New Roman" w:cs="Times New Roman"/>
-              </w:rPr>
-            </w:pPr>
-          </w:p>
-        </w:tc>
-      </w:tr>
-      <w:tr>
-        <w:tc>
-          <w:tcPr>
-            <w:tcW w:w="2695" w:type="dxa"/>
-          </w:tcPr>
-          <w:p>
-            <w:pPr>
-              <w:rPr>
-                <w:rFonts w:ascii="Times New Roman" w:hAnsi="Times New Roman" w:cs="Times New Roman"/>
-              </w:rPr>
-            </w:pPr>
-          </w:p>
-        </w:tc>
-        <w:tc>
-          <w:tcPr>
-            <w:tcW w:w="1979" w:type="dxa"/>
-          </w:tcPr>
-          <w:p>
-            <w:pPr>
-              <w:rPr>
-                <w:rFonts w:ascii="Times New Roman" w:hAnsi="Times New Roman" w:cs="Times New Roman"/>
-              </w:rPr>
-            </w:pPr>
-          </w:p>
-        </w:tc>
-        <w:tc>
-          <w:tcPr>
-            <w:tcW w:w="2338" w:type="dxa"/>
-          </w:tcPr>
-          <w:p>
-            <w:pPr>
-              <w:rPr>
-                <w:rFonts w:ascii="Times New Roman" w:hAnsi="Times New Roman" w:cs="Times New Roman"/>
-              </w:rPr>
-            </w:pPr>
-          </w:p>
-        </w:tc>
-        <w:tc>
-          <w:tcPr>
-            <w:tcW w:w="2338" w:type="dxa"/>
-          </w:tcPr>
-          <w:p>
-            <w:pPr>
-              <w:rPr>
-                <w:rFonts w:ascii="Times New Roman" w:hAnsi="Times New Roman" w:cs="Times New Roman"/>
-              </w:rPr>
-            </w:pPr>
           </w:p>
         </w:tc>
       </w:tr>
     </w:tbl>
     <w:p>
       <w:pPr>
+        <w:spacing w:after="0" w:line="240" w:lineRule="auto"/>
+        <w:rPr>
+          <w:rFonts w:ascii="Times New Roman" w:hAnsi="Times New Roman" w:cs="Times New Roman"/>
+        </w:rPr>
+      </w:pPr>
+    </w:p>
+    <w:p>
+      <w:pPr>
         <w:spacing w:line="240" w:lineRule="auto"/>
         <w:rPr>
           <w:rFonts w:ascii="Times New Roman" w:hAnsi="Times New Roman" w:cs="Times New Roman"/>
         </w:rPr>
       </w:pPr>
-    </w:p>
-    <w:p>
-      <w:pPr>
-        <w:spacing w:line="240" w:lineRule="auto"/>
-        <w:rPr>
-          <w:rFonts w:ascii="Times New Roman" w:hAnsi="Times New Roman" w:cs="Times New Roman"/>
-        </w:rPr>
-      </w:pPr>
       <w:r>
         <w:rPr>
           <w:rFonts w:ascii="Times New Roman" w:hAnsi="Times New Roman" w:cs="Times New Roman"/>
@@ -900,7 +1005,7 @@
     </w:p>
     <w:p>
       <w:pPr>
-        <w:spacing w:line="240" w:lineRule="auto"/>
+        <w:spacing w:after="0" w:line="240" w:lineRule="auto"/>
         <w:rPr>
           <w:rFonts w:ascii="Times New Roman" w:hAnsi="Times New Roman" w:cs="Times New Roman"/>
         </w:rPr>

--- a/Report.docx
+++ b/Report.docx
@@ -517,7 +517,25 @@
         <w:rPr>
           <w:rFonts w:ascii="Times New Roman" w:hAnsi="Times New Roman" w:cs="Times New Roman"/>
         </w:rPr>
-        <w:t>was performed within each variable family. This evaluation started with evaluating the variable’s correlation to the derived impact proxy for flood damages. Then the correlation between the top features was then also compared to ensure meaningful variation in flood impact was captured by the variables. The selected variables were then combined into a final dataset for further analysis.</w:t>
+        <w:t>was performed within each variable family</w:t>
+      </w:r>
+      <w:r>
+        <w:rPr>
+          <w:rFonts w:ascii="Times New Roman" w:hAnsi="Times New Roman" w:cs="Times New Roman"/>
+        </w:rPr>
+        <w:t xml:space="preserve"> (See Table 1.)</w:t>
+      </w:r>
+      <w:r>
+        <w:rPr>
+          <w:rFonts w:ascii="Times New Roman" w:hAnsi="Times New Roman" w:cs="Times New Roman"/>
+        </w:rPr>
+        <w:t>. This evaluation started with evaluating the variable’s correlation to the derived impact proxy for flood damages. Then the correlation between the top features was then also compared to ensure meaningful variation in flood impact was captured by the variables. The selected variables were then combined into a final dataset for further analysi</w:t>
+      </w:r>
+      <w:r>
+        <w:rPr>
+          <w:rFonts w:ascii="Times New Roman" w:hAnsi="Times New Roman" w:cs="Times New Roman"/>
+        </w:rPr>
+        <w:t>s.</w:t>
       </w:r>
     </w:p>
     <w:p>
@@ -970,7 +988,19 @@
         <w:rPr>
           <w:rFonts w:ascii="Times New Roman" w:hAnsi="Times New Roman" w:cs="Times New Roman"/>
         </w:rPr>
-        <w:t>dataset, there are 14 numerical attributes with 4 binary/categorical attributes and 2 identifier attributes. There are 120 event-level observations</w:t>
+        <w:t>dataset, there are 14 numerical attributes with 4 binary/categorical attributes and 2 identifier attributes</w:t>
+      </w:r>
+      <w:r>
+        <w:rPr>
+          <w:rFonts w:ascii="Times New Roman" w:hAnsi="Times New Roman" w:cs="Times New Roman"/>
+        </w:rPr>
+        <w:t xml:space="preserve"> (ADD IMPACT VAR)</w:t>
+      </w:r>
+      <w:r>
+        <w:rPr>
+          <w:rFonts w:ascii="Times New Roman" w:hAnsi="Times New Roman" w:cs="Times New Roman"/>
+        </w:rPr>
+        <w:t>. There are 120 event-level observations</w:t>
       </w:r>
       <w:r>
         <w:rPr>
@@ -1016,11 +1046,15 @@
         <w:spacing w:line="240" w:lineRule="auto"/>
         <w:rPr>
           <w:rFonts w:ascii="Times New Roman" w:hAnsi="Times New Roman" w:cs="Times New Roman"/>
-        </w:rPr>
-      </w:pPr>
-      <w:r>
-        <w:rPr>
-          <w:rFonts w:ascii="Times New Roman" w:hAnsi="Times New Roman" w:cs="Times New Roman"/>
+          <w:b/>
+          <w:bCs/>
+        </w:rPr>
+      </w:pPr>
+      <w:r>
+        <w:rPr>
+          <w:rFonts w:ascii="Times New Roman" w:hAnsi="Times New Roman" w:cs="Times New Roman"/>
+          <w:b/>
+          <w:bCs/>
         </w:rPr>
         <w:t>Preprocessing Techniques</w:t>
       </w:r>
@@ -1032,6 +1066,12 @@
           <w:rFonts w:ascii="Times New Roman" w:hAnsi="Times New Roman" w:cs="Times New Roman"/>
         </w:rPr>
       </w:pPr>
+      <w:r>
+        <w:rPr>
+          <w:rFonts w:ascii="Times New Roman" w:hAnsi="Times New Roman" w:cs="Times New Roman"/>
+        </w:rPr>
+        <w:t>Since there are 12 missing values, monthly median imputation was utilized to fill the missing values. Monthly median imputation was chosen over the overall median to preserve seasonality. To ensure the relationship and structure of the data is unchanged, analysis was run with and without the meteorological variables (CONFIRM).</w:t>
+      </w:r>
     </w:p>
     <w:p>
       <w:pPr>
@@ -1040,11 +1080,33 @@
           <w:rFonts w:ascii="Times New Roman" w:hAnsi="Times New Roman" w:cs="Times New Roman"/>
         </w:rPr>
       </w:pPr>
+    </w:p>
+    <w:p>
+      <w:pPr>
+        <w:spacing w:line="240" w:lineRule="auto"/>
+        <w:rPr>
+          <w:rFonts w:ascii="Times New Roman" w:hAnsi="Times New Roman" w:cs="Times New Roman"/>
+        </w:rPr>
+      </w:pPr>
       <w:r>
         <w:rPr>
           <w:rFonts w:ascii="Times New Roman" w:hAnsi="Times New Roman" w:cs="Times New Roman"/>
         </w:rPr>
         <w:t>Data Mining Technique Application</w:t>
+      </w:r>
+    </w:p>
+    <w:p>
+      <w:pPr>
+        <w:spacing w:line="240" w:lineRule="auto"/>
+        <w:rPr>
+          <w:rFonts w:ascii="Times New Roman" w:hAnsi="Times New Roman" w:cs="Times New Roman"/>
+        </w:rPr>
+      </w:pPr>
+      <w:r>
+        <w:rPr>
+          <w:rFonts w:ascii="Times New Roman" w:hAnsi="Times New Roman" w:cs="Times New Roman"/>
+        </w:rPr>
+        <w:t xml:space="preserve">The analysis techniques applied include PCA, Kernel PCA, K-Means Clustering, Hierarchical Clustering (CAN REMOVE IF NEEDED), DBSCAN, and Anomaly Detection. </w:t>
       </w:r>
     </w:p>
     <w:p>

--- a/Report.docx
+++ b/Report.docx
@@ -769,7 +769,19 @@
               <w:rPr>
                 <w:rFonts w:ascii="Times New Roman" w:hAnsi="Times New Roman" w:cs="Times New Roman"/>
               </w:rPr>
-              <w:t>API (k = 90)</w:t>
+              <w:t xml:space="preserve">API (k = </w:t>
+            </w:r>
+            <w:r>
+              <w:rPr>
+                <w:rFonts w:ascii="Times New Roman" w:hAnsi="Times New Roman" w:cs="Times New Roman"/>
+              </w:rPr>
+              <w:t>0.</w:t>
+            </w:r>
+            <w:r>
+              <w:rPr>
+                <w:rFonts w:ascii="Times New Roman" w:hAnsi="Times New Roman" w:cs="Times New Roman"/>
+              </w:rPr>
+              <w:t>9)</w:t>
             </w:r>
           </w:p>
         </w:tc>
@@ -868,7 +880,19 @@
               <w:rPr>
                 <w:rFonts w:ascii="Times New Roman" w:hAnsi="Times New Roman" w:cs="Times New Roman"/>
               </w:rPr>
-              <w:t>Max 6hr. rain intensity (mm/</w:t>
+              <w:t>Max 6</w:t>
+            </w:r>
+            <w:r>
+              <w:rPr>
+                <w:rFonts w:ascii="Times New Roman" w:hAnsi="Times New Roman" w:cs="Times New Roman"/>
+              </w:rPr>
+              <w:t xml:space="preserve"> </w:t>
+            </w:r>
+            <w:r>
+              <w:rPr>
+                <w:rFonts w:ascii="Times New Roman" w:hAnsi="Times New Roman" w:cs="Times New Roman"/>
+              </w:rPr>
+              <w:t>hr. rain intensity (mm/</w:t>
             </w:r>
             <w:proofErr w:type="spellStart"/>
             <w:r>

--- a/Report.docx
+++ b/Report.docx
@@ -296,6 +296,88 @@
     </w:p>
     <w:p>
       <w:pPr>
+        <w:jc w:val="center"/>
+        <w:rPr>
+          <w:rFonts w:ascii="Times New Roman" w:hAnsi="Times New Roman" w:cs="Times New Roman"/>
+          <w:color w:val="000000"/>
+        </w:rPr>
+      </w:pPr>
+      <w:r>
+        <w:rPr>
+          <w:rFonts w:ascii="Times New Roman" w:hAnsi="Times New Roman" w:cs="Times New Roman"/>
+          <w:b/>
+          <w:bCs/>
+          <w:color w:val="000000"/>
+        </w:rPr>
+        <w:t>Figure 1.</w:t>
+      </w:r>
+      <w:r>
+        <w:rPr>
+          <w:rFonts w:ascii="Times New Roman" w:hAnsi="Times New Roman" w:cs="Times New Roman"/>
+          <w:color w:val="000000"/>
+        </w:rPr>
+        <w:t xml:space="preserve"> October 2025 Flooding in Poza Rica, Veracruz, México [1]</w:t>
+      </w:r>
+    </w:p>
+    <w:p>
+      <w:pPr>
+        <w:jc w:val="center"/>
+        <w:rPr>
+          <w:rFonts w:ascii="Times New Roman" w:hAnsi="Times New Roman" w:cs="Times New Roman"/>
+          <w:color w:val="000000"/>
+        </w:rPr>
+      </w:pPr>
+      <w:r>
+        <w:rPr>
+          <w:rFonts w:ascii="Times New Roman" w:hAnsi="Times New Roman" w:cs="Times New Roman"/>
+          <w:noProof/>
+          <w:color w:val="000000"/>
+        </w:rPr>
+        <w:drawing>
+          <wp:inline distT="0" distB="0" distL="0" distR="0" wp14:anchorId="2DA7A03A" wp14:editId="35D11A32">
+            <wp:extent cx="3466058" cy="2302626"/>
+            <wp:effectExtent l="0" t="0" r="1270" b="0"/>
+            <wp:docPr id="1903991969" name="Picture 2" descr="A person and person walking through a muddy area&#10;&#10;AI-generated content may be incorrect."/>
+            <wp:cNvGraphicFramePr>
+              <a:graphicFrameLocks xmlns:a="http://schemas.openxmlformats.org/drawingml/2006/main" noChangeAspect="1"/>
+            </wp:cNvGraphicFramePr>
+            <a:graphic xmlns:a="http://schemas.openxmlformats.org/drawingml/2006/main">
+              <a:graphicData uri="http://schemas.openxmlformats.org/drawingml/2006/picture">
+                <pic:pic xmlns:pic="http://schemas.openxmlformats.org/drawingml/2006/picture">
+                  <pic:nvPicPr>
+                    <pic:cNvPr id="1903991969" name="Picture 2" descr="A person and person walking through a muddy area&#10;&#10;AI-generated content may be incorrect."/>
+                    <pic:cNvPicPr/>
+                  </pic:nvPicPr>
+                  <pic:blipFill>
+                    <a:blip r:embed="rId7">
+                      <a:extLst>
+                        <a:ext uri="{28A0092B-C50C-407E-A947-70E740481C1C}">
+                          <a14:useLocalDpi xmlns:a14="http://schemas.microsoft.com/office/drawing/2010/main" val="0"/>
+                        </a:ext>
+                      </a:extLst>
+                    </a:blip>
+                    <a:stretch>
+                      <a:fillRect/>
+                    </a:stretch>
+                  </pic:blipFill>
+                  <pic:spPr>
+                    <a:xfrm>
+                      <a:off x="0" y="0"/>
+                      <a:ext cx="3544889" cy="2354996"/>
+                    </a:xfrm>
+                    <a:prstGeom prst="rect">
+                      <a:avLst/>
+                    </a:prstGeom>
+                  </pic:spPr>
+                </pic:pic>
+              </a:graphicData>
+            </a:graphic>
+          </wp:inline>
+        </w:drawing>
+      </w:r>
+    </w:p>
+    <w:p>
+      <w:pPr>
         <w:rPr>
           <w:rFonts w:ascii="Times New Roman" w:hAnsi="Times New Roman" w:cs="Times New Roman"/>
           <w:color w:val="000000"/>
@@ -360,93 +442,221 @@
       <w:r>
         <w:rPr>
           <w:rFonts w:ascii="Times New Roman" w:hAnsi="Times New Roman" w:cs="Times New Roman"/>
+          <w:color w:val="000000"/>
+        </w:rPr>
+        <w:t>.</w:t>
+      </w:r>
+      <w:r>
+        <w:rPr>
+          <w:rFonts w:ascii="Times New Roman" w:hAnsi="Times New Roman" w:cs="Times New Roman"/>
+          <w:color w:val="000000"/>
+        </w:rPr>
+        <w:t xml:space="preserve"> This paper utilizes Principal Component Analysis (PCA) to reduce high-dimensionality climate data to identify key behavior and features within tropical cyclones</w:t>
+      </w:r>
+      <w:r>
+        <w:rPr>
+          <w:rFonts w:ascii="Times New Roman" w:hAnsi="Times New Roman" w:cs="Times New Roman"/>
+          <w:color w:val="000000"/>
+        </w:rPr>
+        <w:t xml:space="preserve"> [2]</w:t>
+      </w:r>
+      <w:r>
+        <w:rPr>
+          <w:rFonts w:ascii="Times New Roman" w:hAnsi="Times New Roman" w:cs="Times New Roman"/>
+          <w:color w:val="000000"/>
+        </w:rPr>
+        <w:t>. Inspired by this paper, the objective of this project is to apply the paper’s methodology and outside data mining techniques to better analyze and understand flood behavior</w:t>
+      </w:r>
+      <w:r>
+        <w:rPr>
+          <w:rFonts w:ascii="Times New Roman" w:hAnsi="Times New Roman" w:cs="Times New Roman"/>
+          <w:color w:val="000000"/>
+        </w:rPr>
+        <w:t xml:space="preserve"> at the system-level</w:t>
+      </w:r>
+      <w:r>
+        <w:rPr>
+          <w:rFonts w:ascii="Times New Roman" w:hAnsi="Times New Roman" w:cs="Times New Roman"/>
+          <w:color w:val="000000"/>
+        </w:rPr>
+        <w:t>. With this additional knowledge, the capstone project gains important insight into the developed model’s basis risk and performance, which was previously difficult to assess due to limited data on economic damages.</w:t>
+      </w:r>
+    </w:p>
+    <w:p>
+      <w:pPr>
+        <w:rPr>
+          <w:rFonts w:ascii="Times New Roman" w:hAnsi="Times New Roman" w:cs="Times New Roman"/>
+          <w:color w:val="000000"/>
+        </w:rPr>
+      </w:pPr>
+      <w:r>
+        <w:rPr>
+          <w:rFonts w:ascii="Times New Roman" w:hAnsi="Times New Roman" w:cs="Times New Roman"/>
+          <w:b/>
+          <w:bCs/>
+        </w:rPr>
+        <w:lastRenderedPageBreak/>
+        <w:t>Data</w:t>
+      </w:r>
+    </w:p>
+    <w:p>
+      <w:pPr>
+        <w:spacing w:after="0" w:line="240" w:lineRule="auto"/>
+        <w:rPr>
+          <w:rFonts w:ascii="Times New Roman" w:hAnsi="Times New Roman" w:cs="Times New Roman"/>
           <w:i/>
           <w:iCs/>
-          <w:color w:val="000000"/>
+        </w:rPr>
+      </w:pPr>
+      <w:r>
+        <w:rPr>
+          <w:rFonts w:ascii="Times New Roman" w:hAnsi="Times New Roman" w:cs="Times New Roman"/>
+          <w:i/>
+          <w:iCs/>
+        </w:rPr>
+        <w:t>Dataset Creation</w:t>
+      </w:r>
+    </w:p>
+    <w:p>
+      <w:pPr>
+        <w:spacing w:line="240" w:lineRule="auto"/>
+        <w:rPr>
+          <w:rFonts w:ascii="Times New Roman" w:hAnsi="Times New Roman" w:cs="Times New Roman"/>
+        </w:rPr>
+      </w:pPr>
+      <w:r>
+        <w:rPr>
+          <w:rFonts w:ascii="Times New Roman" w:hAnsi="Times New Roman" w:cs="Times New Roman"/>
+        </w:rPr>
+        <w:t xml:space="preserve">The dataset utilized in this project was derived from daily hydrological and meteorological time series data (1975-2025), combining predicted river flow, rain accumulations, antecedent precipitation indices (API), storm proximity indicators, </w:t>
+      </w:r>
+      <w:r>
+        <w:rPr>
+          <w:rFonts w:ascii="Times New Roman" w:hAnsi="Times New Roman" w:cs="Times New Roman"/>
+        </w:rPr>
+        <w:t xml:space="preserve">a derived impact proxy, </w:t>
+      </w:r>
+      <w:r>
+        <w:rPr>
+          <w:rFonts w:ascii="Times New Roman" w:hAnsi="Times New Roman" w:cs="Times New Roman"/>
+        </w:rPr>
+        <w:t>and historical flood events within Poza Rica</w:t>
+      </w:r>
+      <w:r>
+        <w:rPr>
+          <w:rFonts w:ascii="Times New Roman" w:hAnsi="Times New Roman" w:cs="Times New Roman"/>
+        </w:rPr>
+        <w:t xml:space="preserve">. </w:t>
+      </w:r>
+      <w:r>
+        <w:rPr>
+          <w:rFonts w:ascii="Times New Roman" w:hAnsi="Times New Roman" w:cs="Times New Roman"/>
+        </w:rPr>
+        <w:t xml:space="preserve">40 historical flood events were collected from online news sources and </w:t>
+      </w:r>
+      <w:proofErr w:type="spellStart"/>
+      <w:r>
+        <w:rPr>
+          <w:rFonts w:ascii="Times New Roman" w:hAnsi="Times New Roman" w:cs="Times New Roman"/>
+        </w:rPr>
+        <w:t>DesInventar</w:t>
+      </w:r>
+      <w:proofErr w:type="spellEnd"/>
+      <w:r>
+        <w:rPr>
+          <w:rFonts w:ascii="Times New Roman" w:hAnsi="Times New Roman" w:cs="Times New Roman"/>
+        </w:rPr>
+        <w:t>, a disaster database</w:t>
+      </w:r>
+      <w:r>
+        <w:rPr>
+          <w:rFonts w:ascii="Times New Roman" w:hAnsi="Times New Roman" w:cs="Times New Roman"/>
+        </w:rPr>
+        <w:t>.</w:t>
+      </w:r>
+    </w:p>
+    <w:p>
+      <w:pPr>
+        <w:spacing w:line="240" w:lineRule="auto"/>
+        <w:rPr>
+          <w:rFonts w:ascii="Times New Roman" w:hAnsi="Times New Roman" w:cs="Times New Roman"/>
+        </w:rPr>
+      </w:pPr>
+      <w:r>
+        <w:rPr>
+          <w:rFonts w:ascii="Times New Roman" w:hAnsi="Times New Roman" w:cs="Times New Roman"/>
+        </w:rPr>
+        <w:t xml:space="preserve">To understand how to transform the initial time series dataset for classification and other data mining techniques, the paper </w:t>
+      </w:r>
+      <w:r>
+        <w:rPr>
+          <w:rFonts w:ascii="Times New Roman" w:hAnsi="Times New Roman" w:cs="Times New Roman"/>
+          <w:i/>
+          <w:iCs/>
+        </w:rPr>
+        <w:t>Segmenting Time Series: A Survey and Novel Approach</w:t>
+      </w:r>
+      <w:r>
+        <w:rPr>
+          <w:rFonts w:ascii="Times New Roman" w:hAnsi="Times New Roman" w:cs="Times New Roman"/>
+        </w:rPr>
+        <w:t xml:space="preserve"> was utilized to inform the data preparation process. The paper states the importance of breaking time series data into segments that are then treated as independent observation</w:t>
+      </w:r>
+      <w:r>
+        <w:rPr>
+          <w:rFonts w:ascii="Times New Roman" w:hAnsi="Times New Roman" w:cs="Times New Roman"/>
+        </w:rPr>
+        <w:t>s</w:t>
+      </w:r>
+      <w:r>
+        <w:rPr>
+          <w:rFonts w:ascii="Times New Roman" w:hAnsi="Times New Roman" w:cs="Times New Roman"/>
+        </w:rPr>
+        <w:t xml:space="preserve"> [</w:t>
+      </w:r>
+      <w:r>
+        <w:rPr>
+          <w:rFonts w:ascii="Times New Roman" w:hAnsi="Times New Roman" w:cs="Times New Roman"/>
+        </w:rPr>
+        <w:t>3</w:t>
+      </w:r>
+      <w:r>
+        <w:rPr>
+          <w:rFonts w:ascii="Times New Roman" w:hAnsi="Times New Roman" w:cs="Times New Roman"/>
+        </w:rPr>
+        <w:t xml:space="preserve">]. </w:t>
+      </w:r>
+    </w:p>
+    <w:p>
+      <w:pPr>
+        <w:spacing w:line="240" w:lineRule="auto"/>
+        <w:rPr>
+          <w:rFonts w:ascii="Times New Roman" w:eastAsiaTheme="minorEastAsia" w:hAnsi="Times New Roman" w:cs="Times New Roman"/>
+        </w:rPr>
+      </w:pPr>
+      <w:r>
+        <w:rPr>
+          <w:rFonts w:ascii="Times New Roman" w:hAnsi="Times New Roman" w:cs="Times New Roman"/>
+        </w:rPr>
+        <w:t>Following this approach, daily observations were aggregated into event level windows.</w:t>
+      </w:r>
+      <w:r>
+        <w:rPr>
+          <w:rFonts w:ascii="Times New Roman" w:eastAsiaTheme="minorEastAsia" w:hAnsi="Times New Roman" w:cs="Times New Roman"/>
         </w:rPr>
         <w:t xml:space="preserve"> </w:t>
       </w:r>
       <w:r>
         <w:rPr>
-          <w:rFonts w:ascii="Times New Roman" w:hAnsi="Times New Roman" w:cs="Times New Roman"/>
-          <w:color w:val="000000"/>
-        </w:rPr>
-        <w:t>[1].</w:t>
-      </w:r>
-      <w:r>
-        <w:rPr>
-          <w:rFonts w:ascii="Times New Roman" w:hAnsi="Times New Roman" w:cs="Times New Roman"/>
-          <w:color w:val="000000"/>
-        </w:rPr>
-        <w:t xml:space="preserve"> This paper utilizes Principal Component Analysis (PCA) to reduce high-dimensionality climate data to identify key behavior and features within tropical cyclones. Inspired by this paper, the objective of this project is to apply the paper’s methodology and outside data mining techniques to better analyze and understand flood behavior. With this additional knowledge, the capstone project gains important insight into the developed model’s basis risk and performance, which was previously difficult to assess due to limited data on economic damages.</w:t>
-      </w:r>
-    </w:p>
-    <w:p>
-      <w:pPr>
-        <w:spacing w:after="0"/>
-        <w:rPr>
-          <w:rFonts w:ascii="Times New Roman" w:hAnsi="Times New Roman" w:cs="Times New Roman"/>
-          <w:color w:val="000000"/>
-        </w:rPr>
-      </w:pPr>
-    </w:p>
-    <w:p>
-      <w:pPr>
-        <w:spacing w:line="240" w:lineRule="auto"/>
-        <w:rPr>
-          <w:rFonts w:ascii="Times New Roman" w:hAnsi="Times New Roman" w:cs="Times New Roman"/>
-          <w:b/>
-          <w:bCs/>
-        </w:rPr>
-      </w:pPr>
-      <w:r>
-        <w:rPr>
-          <w:rFonts w:ascii="Times New Roman" w:hAnsi="Times New Roman" w:cs="Times New Roman"/>
-          <w:b/>
-          <w:bCs/>
-        </w:rPr>
-        <w:t>Data</w:t>
-      </w:r>
-    </w:p>
-    <w:p>
-      <w:pPr>
-        <w:spacing w:line="240" w:lineRule="auto"/>
-        <w:rPr>
           <w:rFonts w:ascii="Times New Roman" w:eastAsiaTheme="minorEastAsia" w:hAnsi="Times New Roman" w:cs="Times New Roman"/>
         </w:rPr>
-      </w:pPr>
-      <w:r>
-        <w:rPr>
-          <w:rFonts w:ascii="Times New Roman" w:hAnsi="Times New Roman" w:cs="Times New Roman"/>
-        </w:rPr>
-        <w:t>The dataset utilized in this project was derived from daily hydrological and meteorological time series data (1975-2025), combining predicted river flow, rain accumulations, antecedent precipitation indices (API), storm proximity indicators, and historical flood events within Poza Rica [</w:t>
-      </w:r>
-      <w:r>
-        <w:rPr>
-          <w:rFonts w:ascii="Times New Roman" w:hAnsi="Times New Roman" w:cs="Times New Roman"/>
-          <w:highlight w:val="yellow"/>
-        </w:rPr>
-        <w:t>Sources</w:t>
-      </w:r>
-      <w:r>
-        <w:rPr>
-          <w:rFonts w:ascii="Times New Roman" w:hAnsi="Times New Roman" w:cs="Times New Roman"/>
-        </w:rPr>
-        <w:t xml:space="preserve">]. 40 historical flood events were collected from online news sources and </w:t>
-      </w:r>
-      <w:proofErr w:type="spellStart"/>
-      <w:r>
-        <w:rPr>
-          <w:rFonts w:ascii="Times New Roman" w:hAnsi="Times New Roman" w:cs="Times New Roman"/>
-        </w:rPr>
-        <w:t>DesInventar</w:t>
-      </w:r>
-      <w:proofErr w:type="spellEnd"/>
-      <w:r>
-        <w:rPr>
-          <w:rFonts w:ascii="Times New Roman" w:hAnsi="Times New Roman" w:cs="Times New Roman"/>
-        </w:rPr>
-        <w:t xml:space="preserve">, a disaster database. A flood event window of </w:t>
+        <w:t xml:space="preserve">A 5-day time window was selected from previous sensitivity analysis that compared multiple symmetric and asymmetric time windows. It was found that a </w:t>
+      </w:r>
+      <w:r>
+        <w:rPr>
+          <w:rFonts w:ascii="Times New Roman" w:hAnsi="Times New Roman" w:cs="Times New Roman"/>
+        </w:rPr>
+        <w:t xml:space="preserve">flood event window of </w:t>
       </w:r>
       <m:oMath>
         <m:r>
@@ -460,7 +670,7 @@
         <w:rPr>
           <w:rFonts w:ascii="Times New Roman" w:eastAsiaTheme="minorEastAsia" w:hAnsi="Times New Roman" w:cs="Times New Roman"/>
         </w:rPr>
-        <w:t>2 days was applied to reported flood dates to control for multi-day floods and lags in reporting.</w:t>
+        <w:t>2 days best controlled for multi-day floods and lags in reporting. A 5-day window was labeled as a flood event if at least one day within the window was classified as a flood day. This consistent window structure ensures fixed-length feature vectors across all observations, which is required for many data mining methods [4].</w:t>
       </w:r>
     </w:p>
     <w:p>
@@ -474,38 +684,31 @@
         <w:rPr>
           <w:rFonts w:ascii="Times New Roman" w:hAnsi="Times New Roman" w:cs="Times New Roman"/>
         </w:rPr>
-        <w:t xml:space="preserve">This data was further processed through aggregating daily observations into event level windows, separating flood and non-flood events. Due to the rarity in flood events, a random sample of 80 non-flood events were selected to prevent non-flood days from dominating and biasing the results. </w:t>
-      </w:r>
-    </w:p>
-    <w:p>
-      <w:pPr>
-        <w:spacing w:line="240" w:lineRule="auto"/>
-        <w:rPr>
-          <w:rFonts w:ascii="Times New Roman" w:hAnsi="Times New Roman" w:cs="Times New Roman"/>
-        </w:rPr>
-      </w:pPr>
-    </w:p>
-    <w:p>
-      <w:pPr>
-        <w:spacing w:line="240" w:lineRule="auto"/>
-        <w:rPr>
-          <w:rFonts w:ascii="Times New Roman" w:hAnsi="Times New Roman" w:cs="Times New Roman"/>
-        </w:rPr>
-      </w:pPr>
-    </w:p>
-    <w:p>
-      <w:pPr>
-        <w:spacing w:line="240" w:lineRule="auto"/>
-        <w:rPr>
-          <w:rFonts w:ascii="Times New Roman" w:hAnsi="Times New Roman" w:cs="Times New Roman"/>
-        </w:rPr>
-      </w:pPr>
-      <w:r>
-        <w:rPr>
-          <w:rFonts w:ascii="Times New Roman" w:hAnsi="Times New Roman" w:cs="Times New Roman"/>
-        </w:rPr>
-        <w:lastRenderedPageBreak/>
-        <w:t>Since multiple features are derived from the same hydrological processes (e.g. 2-day vs. 3-day rainfall accumulation), feature select</w:t>
+        <w:t xml:space="preserve">Since multiple features </w:t>
+      </w:r>
+      <w:r>
+        <w:rPr>
+          <w:rFonts w:ascii="Times New Roman" w:hAnsi="Times New Roman" w:cs="Times New Roman"/>
+        </w:rPr>
+        <w:t xml:space="preserve">in the dataset </w:t>
+      </w:r>
+      <w:r>
+        <w:rPr>
+          <w:rFonts w:ascii="Times New Roman" w:hAnsi="Times New Roman" w:cs="Times New Roman"/>
+        </w:rPr>
+        <w:t>are derived from the same hydrological processes (e.g.</w:t>
+      </w:r>
+      <w:r>
+        <w:rPr>
+          <w:rFonts w:ascii="Times New Roman" w:hAnsi="Times New Roman" w:cs="Times New Roman"/>
+        </w:rPr>
+        <w:t>,</w:t>
+      </w:r>
+      <w:r>
+        <w:rPr>
+          <w:rFonts w:ascii="Times New Roman" w:hAnsi="Times New Roman" w:cs="Times New Roman"/>
+        </w:rPr>
+        <w:t xml:space="preserve"> 2-day vs. 3-day rainfall accumulation), feature select</w:t>
       </w:r>
       <w:r>
         <w:rPr>
@@ -529,13 +732,79 @@
         <w:rPr>
           <w:rFonts w:ascii="Times New Roman" w:hAnsi="Times New Roman" w:cs="Times New Roman"/>
         </w:rPr>
-        <w:t>. This evaluation started with evaluating the variable’s correlation to the derived impact proxy for flood damages. Then the correlation between the top features was then also compared to ensure meaningful variation in flood impact was captured by the variables. The selected variables were then combined into a final dataset for further analysi</w:t>
-      </w:r>
-      <w:r>
-        <w:rPr>
-          <w:rFonts w:ascii="Times New Roman" w:hAnsi="Times New Roman" w:cs="Times New Roman"/>
-        </w:rPr>
-        <w:t>s.</w:t>
+        <w:t xml:space="preserve">. This evaluation started with </w:t>
+      </w:r>
+      <w:r>
+        <w:rPr>
+          <w:rFonts w:ascii="Times New Roman" w:hAnsi="Times New Roman" w:cs="Times New Roman"/>
+        </w:rPr>
+        <w:t>comparing</w:t>
+      </w:r>
+      <w:r>
+        <w:rPr>
+          <w:rFonts w:ascii="Times New Roman" w:hAnsi="Times New Roman" w:cs="Times New Roman"/>
+        </w:rPr>
+        <w:t xml:space="preserve"> the variable’s correlation to the derived impact proxy for flood damages. Then the correlation between the top features w</w:t>
+      </w:r>
+      <w:r>
+        <w:rPr>
+          <w:rFonts w:ascii="Times New Roman" w:hAnsi="Times New Roman" w:cs="Times New Roman"/>
+        </w:rPr>
+        <w:t>ere</w:t>
+      </w:r>
+      <w:r>
+        <w:rPr>
+          <w:rFonts w:ascii="Times New Roman" w:hAnsi="Times New Roman" w:cs="Times New Roman"/>
+        </w:rPr>
+        <w:t xml:space="preserve"> also </w:t>
+      </w:r>
+      <w:r>
+        <w:rPr>
+          <w:rFonts w:ascii="Times New Roman" w:hAnsi="Times New Roman" w:cs="Times New Roman"/>
+        </w:rPr>
+        <w:t>evaluated</w:t>
+      </w:r>
+      <w:r>
+        <w:rPr>
+          <w:rFonts w:ascii="Times New Roman" w:hAnsi="Times New Roman" w:cs="Times New Roman"/>
+        </w:rPr>
+        <w:t xml:space="preserve"> to</w:t>
+      </w:r>
+      <w:r>
+        <w:rPr>
+          <w:rFonts w:ascii="Times New Roman" w:hAnsi="Times New Roman" w:cs="Times New Roman"/>
+        </w:rPr>
+        <w:t xml:space="preserve"> limit redundancy across variables and ensure meaningful variation was being captured. </w:t>
+      </w:r>
+      <w:r>
+        <w:rPr>
+          <w:rFonts w:ascii="Times New Roman" w:hAnsi="Times New Roman" w:cs="Times New Roman"/>
+        </w:rPr>
+        <w:t xml:space="preserve">The selected variables were then combined into a final </w:t>
+      </w:r>
+      <w:r>
+        <w:rPr>
+          <w:rFonts w:ascii="Times New Roman" w:hAnsi="Times New Roman" w:cs="Times New Roman"/>
+        </w:rPr>
+        <w:t xml:space="preserve">modeling </w:t>
+      </w:r>
+      <w:r>
+        <w:rPr>
+          <w:rFonts w:ascii="Times New Roman" w:hAnsi="Times New Roman" w:cs="Times New Roman"/>
+        </w:rPr>
+        <w:t>datase</w:t>
+      </w:r>
+      <w:r>
+        <w:rPr>
+          <w:rFonts w:ascii="Times New Roman" w:hAnsi="Times New Roman" w:cs="Times New Roman"/>
+        </w:rPr>
+        <w:t>t</w:t>
+      </w:r>
+      <w:r>
+        <w:rPr>
+          <w:rFonts w:ascii="Times New Roman" w:hAnsi="Times New Roman" w:cs="Times New Roman"/>
+        </w:rPr>
+        <w:t>.</w:t>
       </w:r>
     </w:p>
     <w:p>
@@ -576,9 +845,9 @@
       </w:tblPr>
       <w:tblGrid>
         <w:gridCol w:w="2605"/>
-        <w:gridCol w:w="2160"/>
-        <w:gridCol w:w="2247"/>
-        <w:gridCol w:w="2338"/>
+        <w:gridCol w:w="2340"/>
+        <w:gridCol w:w="2340"/>
+        <w:gridCol w:w="2065"/>
       </w:tblGrid>
       <w:tr>
         <w:tc>
@@ -606,7 +875,7 @@
         </w:tc>
         <w:tc>
           <w:tcPr>
-            <w:tcW w:w="2160" w:type="dxa"/>
+            <w:tcW w:w="2340" w:type="dxa"/>
           </w:tcPr>
           <w:p>
             <w:pPr>
@@ -629,7 +898,7 @@
         </w:tc>
         <w:tc>
           <w:tcPr>
-            <w:tcW w:w="2247" w:type="dxa"/>
+            <w:tcW w:w="2340" w:type="dxa"/>
           </w:tcPr>
           <w:p>
             <w:pPr>
@@ -652,7 +921,7 @@
         </w:tc>
         <w:tc>
           <w:tcPr>
-            <w:tcW w:w="2338" w:type="dxa"/>
+            <w:tcW w:w="2065" w:type="dxa"/>
           </w:tcPr>
           <w:p>
             <w:pPr>
@@ -689,19 +958,43 @@
               <w:rPr>
                 <w:rFonts w:ascii="Times New Roman" w:hAnsi="Times New Roman" w:cs="Times New Roman"/>
               </w:rPr>
-              <w:t>3-day rain accumulation</w:t>
-            </w:r>
-            <w:r>
-              <w:rPr>
-                <w:rFonts w:ascii="Times New Roman" w:hAnsi="Times New Roman" w:cs="Times New Roman"/>
-              </w:rPr>
-              <w:t xml:space="preserve"> (mm)</w:t>
+              <w:t xml:space="preserve">Max </w:t>
+            </w:r>
+            <w:r>
+              <w:rPr>
+                <w:rFonts w:ascii="Times New Roman" w:hAnsi="Times New Roman" w:cs="Times New Roman"/>
+              </w:rPr>
+              <w:t>3-day</w:t>
+            </w:r>
+            <w:r>
+              <w:rPr>
+                <w:rFonts w:ascii="Times New Roman" w:hAnsi="Times New Roman" w:cs="Times New Roman"/>
+              </w:rPr>
+              <w:t xml:space="preserve"> </w:t>
+            </w:r>
+            <w:r>
+              <w:rPr>
+                <w:rFonts w:ascii="Times New Roman" w:hAnsi="Times New Roman" w:cs="Times New Roman"/>
+              </w:rPr>
+              <w:t>rain accumulation</w:t>
+            </w:r>
+            <w:r>
+              <w:rPr>
+                <w:rFonts w:ascii="Times New Roman" w:hAnsi="Times New Roman" w:cs="Times New Roman"/>
+              </w:rPr>
+              <w:t xml:space="preserve"> </w:t>
+            </w:r>
+            <w:r>
+              <w:rPr>
+                <w:rFonts w:ascii="Times New Roman" w:hAnsi="Times New Roman" w:cs="Times New Roman"/>
+              </w:rPr>
+              <w:t>(mm)</w:t>
             </w:r>
           </w:p>
         </w:tc>
         <w:tc>
           <w:tcPr>
-            <w:tcW w:w="2160" w:type="dxa"/>
+            <w:tcW w:w="2340" w:type="dxa"/>
           </w:tcPr>
           <w:p>
             <w:pPr>
@@ -719,7 +1012,7 @@
         </w:tc>
         <w:tc>
           <w:tcPr>
-            <w:tcW w:w="2247" w:type="dxa"/>
+            <w:tcW w:w="2340" w:type="dxa"/>
           </w:tcPr>
           <w:p>
             <w:pPr>
@@ -737,7 +1030,7 @@
         </w:tc>
         <w:tc>
           <w:tcPr>
-            <w:tcW w:w="2338" w:type="dxa"/>
+            <w:tcW w:w="2065" w:type="dxa"/>
           </w:tcPr>
           <w:p>
             <w:pPr>
@@ -769,6 +1062,12 @@
               <w:rPr>
                 <w:rFonts w:ascii="Times New Roman" w:hAnsi="Times New Roman" w:cs="Times New Roman"/>
               </w:rPr>
+              <w:t xml:space="preserve">Max </w:t>
+            </w:r>
+            <w:r>
+              <w:rPr>
+                <w:rFonts w:ascii="Times New Roman" w:hAnsi="Times New Roman" w:cs="Times New Roman"/>
+              </w:rPr>
               <w:t xml:space="preserve">API (k = </w:t>
             </w:r>
             <w:r>
@@ -787,7 +1086,7 @@
         </w:tc>
         <w:tc>
           <w:tcPr>
-            <w:tcW w:w="2160" w:type="dxa"/>
+            <w:tcW w:w="2340" w:type="dxa"/>
           </w:tcPr>
           <w:p>
             <w:pPr>
@@ -805,7 +1104,7 @@
         </w:tc>
         <w:tc>
           <w:tcPr>
-            <w:tcW w:w="2247" w:type="dxa"/>
+            <w:tcW w:w="2340" w:type="dxa"/>
           </w:tcPr>
           <w:p>
             <w:pPr>
@@ -836,10 +1135,11 @@
         </w:tc>
         <w:tc>
           <w:tcPr>
-            <w:tcW w:w="2338" w:type="dxa"/>
+            <w:tcW w:w="2065" w:type="dxa"/>
           </w:tcPr>
           <w:p>
             <w:pPr>
+              <w:jc w:val="center"/>
               <w:rPr>
                 <w:rFonts w:ascii="Times New Roman" w:hAnsi="Times New Roman" w:cs="Times New Roman"/>
               </w:rPr>
@@ -848,19 +1148,7 @@
               <w:rPr>
                 <w:rFonts w:ascii="Times New Roman" w:hAnsi="Times New Roman" w:cs="Times New Roman"/>
               </w:rPr>
-              <w:t xml:space="preserve">Storm </w:t>
-            </w:r>
-            <w:r>
-              <w:rPr>
-                <w:rFonts w:ascii="Times New Roman" w:hAnsi="Times New Roman" w:cs="Times New Roman"/>
-              </w:rPr>
-              <w:t>w</w:t>
-            </w:r>
-            <w:r>
-              <w:rPr>
-                <w:rFonts w:ascii="Times New Roman" w:hAnsi="Times New Roman" w:cs="Times New Roman"/>
-              </w:rPr>
-              <w:t>ithin 300 km</w:t>
+              <w:t>__</w:t>
             </w:r>
           </w:p>
         </w:tc>
@@ -912,7 +1200,7 @@
         </w:tc>
         <w:tc>
           <w:tcPr>
-            <w:tcW w:w="2160" w:type="dxa"/>
+            <w:tcW w:w="2340" w:type="dxa"/>
           </w:tcPr>
           <w:p>
             <w:pPr>
@@ -931,7 +1219,7 @@
         </w:tc>
         <w:tc>
           <w:tcPr>
-            <w:tcW w:w="2247" w:type="dxa"/>
+            <w:tcW w:w="2340" w:type="dxa"/>
           </w:tcPr>
           <w:p>
             <w:pPr>
@@ -962,7 +1250,7 @@
         </w:tc>
         <w:tc>
           <w:tcPr>
-            <w:tcW w:w="2338" w:type="dxa"/>
+            <w:tcW w:w="2065" w:type="dxa"/>
           </w:tcPr>
           <w:p>
             <w:pPr>
@@ -994,6 +1282,24 @@
         <w:spacing w:line="240" w:lineRule="auto"/>
         <w:rPr>
           <w:rFonts w:ascii="Times New Roman" w:hAnsi="Times New Roman" w:cs="Times New Roman"/>
+          <w:i/>
+          <w:iCs/>
+        </w:rPr>
+      </w:pPr>
+      <w:r>
+        <w:rPr>
+          <w:rFonts w:ascii="Times New Roman" w:hAnsi="Times New Roman" w:cs="Times New Roman"/>
+          <w:i/>
+          <w:iCs/>
+        </w:rPr>
+        <w:t>Data Overview</w:t>
+      </w:r>
+    </w:p>
+    <w:p>
+      <w:pPr>
+        <w:spacing w:line="240" w:lineRule="auto"/>
+        <w:rPr>
+          <w:rFonts w:ascii="Times New Roman" w:hAnsi="Times New Roman" w:cs="Times New Roman"/>
         </w:rPr>
       </w:pPr>
       <w:r>
@@ -1006,37 +1312,37 @@
         <w:rPr>
           <w:rFonts w:ascii="Times New Roman" w:hAnsi="Times New Roman" w:cs="Times New Roman"/>
         </w:rPr>
-        <w:t xml:space="preserve">final, analysis </w:t>
-      </w:r>
-      <w:r>
-        <w:rPr>
-          <w:rFonts w:ascii="Times New Roman" w:hAnsi="Times New Roman" w:cs="Times New Roman"/>
-        </w:rPr>
-        <w:t>dataset, there are 14 numerical attributes with 4 binary/categorical attributes and 2 identifier attributes</w:t>
-      </w:r>
-      <w:r>
-        <w:rPr>
-          <w:rFonts w:ascii="Times New Roman" w:hAnsi="Times New Roman" w:cs="Times New Roman"/>
-        </w:rPr>
-        <w:t xml:space="preserve"> (ADD IMPACT VAR)</w:t>
-      </w:r>
-      <w:r>
-        <w:rPr>
-          <w:rFonts w:ascii="Times New Roman" w:hAnsi="Times New Roman" w:cs="Times New Roman"/>
-        </w:rPr>
-        <w:t>. There are 120 event-level observations</w:t>
-      </w:r>
-      <w:r>
-        <w:rPr>
-          <w:rFonts w:ascii="Times New Roman" w:hAnsi="Times New Roman" w:cs="Times New Roman"/>
-        </w:rPr>
-        <w:t xml:space="preserve"> (40 flood windows and 80 non-flood windows)</w:t>
-      </w:r>
-      <w:r>
-        <w:rPr>
-          <w:rFonts w:ascii="Times New Roman" w:hAnsi="Times New Roman" w:cs="Times New Roman"/>
-        </w:rPr>
-        <w:t xml:space="preserve">. </w:t>
+        <w:t xml:space="preserve">final analysis </w:t>
+      </w:r>
+      <w:r>
+        <w:rPr>
+          <w:rFonts w:ascii="Times New Roman" w:hAnsi="Times New Roman" w:cs="Times New Roman"/>
+        </w:rPr>
+        <w:t xml:space="preserve">dataset, there are </w:t>
+      </w:r>
+      <w:r>
+        <w:rPr>
+          <w:rFonts w:ascii="Times New Roman" w:hAnsi="Times New Roman" w:cs="Times New Roman"/>
+        </w:rPr>
+        <w:t>9</w:t>
+      </w:r>
+      <w:r>
+        <w:rPr>
+          <w:rFonts w:ascii="Times New Roman" w:hAnsi="Times New Roman" w:cs="Times New Roman"/>
+        </w:rPr>
+        <w:t xml:space="preserve"> </w:t>
+      </w:r>
+      <w:r>
+        <w:rPr>
+          <w:rFonts w:ascii="Times New Roman" w:hAnsi="Times New Roman" w:cs="Times New Roman"/>
+        </w:rPr>
+        <w:t>attributes, 2 classes (flood and non-flood event), and 18,623 observations.</w:t>
+      </w:r>
+      <w:r>
+        <w:rPr>
+          <w:rFonts w:ascii="Times New Roman" w:hAnsi="Times New Roman" w:cs="Times New Roman"/>
+        </w:rPr>
+        <w:t xml:space="preserve"> </w:t>
       </w:r>
       <w:r>
         <w:rPr>
@@ -1048,22 +1354,26 @@
         <w:rPr>
           <w:rFonts w:ascii="Times New Roman" w:hAnsi="Times New Roman" w:cs="Times New Roman"/>
         </w:rPr>
-        <w:t>here are 12 NAs</w:t>
-      </w:r>
-      <w:r>
-        <w:rPr>
-          <w:rFonts w:ascii="Times New Roman" w:hAnsi="Times New Roman" w:cs="Times New Roman"/>
-        </w:rPr>
-        <w:t xml:space="preserve"> within the meteorological variables.</w:t>
-      </w:r>
-    </w:p>
-    <w:p>
-      <w:pPr>
-        <w:spacing w:after="0" w:line="240" w:lineRule="auto"/>
-        <w:rPr>
-          <w:rFonts w:ascii="Times New Roman" w:hAnsi="Times New Roman" w:cs="Times New Roman"/>
-        </w:rPr>
-      </w:pPr>
+        <w:t>here are 1</w:t>
+      </w:r>
+      <w:r>
+        <w:rPr>
+          <w:rFonts w:ascii="Times New Roman" w:hAnsi="Times New Roman" w:cs="Times New Roman"/>
+        </w:rPr>
+        <w:t>7,368</w:t>
+      </w:r>
+      <w:r>
+        <w:rPr>
+          <w:rFonts w:ascii="Times New Roman" w:hAnsi="Times New Roman" w:cs="Times New Roman"/>
+        </w:rPr>
+        <w:t xml:space="preserve"> NAs</w:t>
+      </w:r>
+      <w:r>
+        <w:rPr>
+          <w:rFonts w:ascii="Times New Roman" w:hAnsi="Times New Roman" w:cs="Times New Roman"/>
+        </w:rPr>
+        <w:t xml:space="preserve"> within the meteorological and storm variables. It is important to note that if a storm (hurricane/tropical storm/tropical cyclone) was not present in the Atlantic Ocean, the distance to Poza Rica was originally coded as NA (n = 12,994). </w:t>
+      </w:r>
     </w:p>
     <w:p>
       <w:pPr>
@@ -1094,7 +1404,38 @@
         <w:rPr>
           <w:rFonts w:ascii="Times New Roman" w:hAnsi="Times New Roman" w:cs="Times New Roman"/>
         </w:rPr>
-        <w:t>Since there are 12 missing values, monthly median imputation was utilized to fill the missing values. Monthly median imputation was chosen over the overall median to preserve seasonality. To ensure the relationship and structure of the data is unchanged, analysis was run with and without the meteorological variables (CONFIRM).</w:t>
+        <w:lastRenderedPageBreak/>
+        <w:t>Missing</w:t>
+      </w:r>
+      <w:r>
+        <w:rPr>
+          <w:rFonts w:ascii="Times New Roman" w:hAnsi="Times New Roman" w:cs="Times New Roman"/>
+        </w:rPr>
+        <w:t xml:space="preserve"> </w:t>
+      </w:r>
+      <w:r>
+        <w:rPr>
+          <w:rFonts w:ascii="Times New Roman" w:hAnsi="Times New Roman" w:cs="Times New Roman"/>
+        </w:rPr>
+        <w:t xml:space="preserve">meteorological </w:t>
+      </w:r>
+      <w:r>
+        <w:rPr>
+          <w:rFonts w:ascii="Times New Roman" w:hAnsi="Times New Roman" w:cs="Times New Roman"/>
+        </w:rPr>
+        <w:t>values</w:t>
+      </w:r>
+      <w:r>
+        <w:rPr>
+          <w:rFonts w:ascii="Times New Roman" w:hAnsi="Times New Roman" w:cs="Times New Roman"/>
+        </w:rPr>
+        <w:t xml:space="preserve"> (n = 4,374) were imputed with the monthly median. </w:t>
+      </w:r>
+      <w:r>
+        <w:rPr>
+          <w:rFonts w:ascii="Times New Roman" w:hAnsi="Times New Roman" w:cs="Times New Roman"/>
+        </w:rPr>
+        <w:t xml:space="preserve">Monthly median imputation was chosen over the overall median to preserve seasonality. </w:t>
       </w:r>
     </w:p>
     <w:p>
@@ -1104,6 +1445,20 @@
           <w:rFonts w:ascii="Times New Roman" w:hAnsi="Times New Roman" w:cs="Times New Roman"/>
         </w:rPr>
       </w:pPr>
+      <w:proofErr w:type="gramStart"/>
+      <w:r>
+        <w:rPr>
+          <w:rFonts w:ascii="Times New Roman" w:hAnsi="Times New Roman" w:cs="Times New Roman"/>
+        </w:rPr>
+        <w:t>In order to</w:t>
+      </w:r>
+      <w:proofErr w:type="gramEnd"/>
+      <w:r>
+        <w:rPr>
+          <w:rFonts w:ascii="Times New Roman" w:hAnsi="Times New Roman" w:cs="Times New Roman"/>
+        </w:rPr>
+        <w:t xml:space="preserve"> handle the NAs within the storm distance variable, NAs were recoded with an “extreme value”, which was the maximum distance observed in the dataset plus a 1,000 km. A binary indicator for storm presence was also added as a label to help with interpretability in differentiating far away distances from no storm presence.</w:t>
+      </w:r>
     </w:p>
     <w:p>
       <w:pPr>
@@ -1116,6 +1471,24 @@
         <w:rPr>
           <w:rFonts w:ascii="Times New Roman" w:hAnsi="Times New Roman" w:cs="Times New Roman"/>
         </w:rPr>
+        <w:t>Additionally, the individual distributions of each attribute were analyzed (See Appendix Figure A1.). Variables with skewed distributions were transformed with a log transformation (log(x+1)). This log transformation was specifically selected to handle zero values within the features.</w:t>
+      </w:r>
+    </w:p>
+    <w:p>
+      <w:pPr>
+        <w:spacing w:line="240" w:lineRule="auto"/>
+        <w:rPr>
+          <w:rFonts w:ascii="Times New Roman" w:hAnsi="Times New Roman" w:cs="Times New Roman"/>
+          <w:b/>
+          <w:bCs/>
+        </w:rPr>
+      </w:pPr>
+      <w:r>
+        <w:rPr>
+          <w:rFonts w:ascii="Times New Roman" w:hAnsi="Times New Roman" w:cs="Times New Roman"/>
+          <w:b/>
+          <w:bCs/>
+        </w:rPr>
         <w:t>Data Mining Technique Application</w:t>
       </w:r>
     </w:p>
@@ -1130,7 +1503,31 @@
         <w:rPr>
           <w:rFonts w:ascii="Times New Roman" w:hAnsi="Times New Roman" w:cs="Times New Roman"/>
         </w:rPr>
-        <w:t xml:space="preserve">The analysis techniques applied include PCA, Kernel PCA, K-Means Clustering, Hierarchical Clustering (CAN REMOVE IF NEEDED), DBSCAN, and Anomaly Detection. </w:t>
+        <w:t xml:space="preserve">The analysis techniques applied include PCA, K-Means Clustering, </w:t>
+      </w:r>
+      <w:r>
+        <w:rPr>
+          <w:rFonts w:ascii="Times New Roman" w:hAnsi="Times New Roman" w:cs="Times New Roman"/>
+        </w:rPr>
+        <w:t xml:space="preserve">and </w:t>
+      </w:r>
+      <w:r>
+        <w:rPr>
+          <w:rFonts w:ascii="Times New Roman" w:hAnsi="Times New Roman" w:cs="Times New Roman"/>
+        </w:rPr>
+        <w:t>DBSCAN</w:t>
+      </w:r>
+      <w:r>
+        <w:rPr>
+          <w:rFonts w:ascii="Times New Roman" w:hAnsi="Times New Roman" w:cs="Times New Roman"/>
+        </w:rPr>
+        <w:t>.</w:t>
+      </w:r>
+      <w:r>
+        <w:rPr>
+          <w:rFonts w:ascii="Times New Roman" w:hAnsi="Times New Roman" w:cs="Times New Roman"/>
+        </w:rPr>
+        <w:t xml:space="preserve"> </w:t>
       </w:r>
     </w:p>
     <w:p>
@@ -1146,13 +1543,17 @@
         <w:spacing w:line="240" w:lineRule="auto"/>
         <w:rPr>
           <w:rFonts w:ascii="Times New Roman" w:hAnsi="Times New Roman" w:cs="Times New Roman"/>
-        </w:rPr>
-      </w:pPr>
-      <w:r>
-        <w:rPr>
-          <w:rFonts w:ascii="Times New Roman" w:hAnsi="Times New Roman" w:cs="Times New Roman"/>
-        </w:rPr>
-        <w:t>Evaluation</w:t>
+          <w:b/>
+          <w:bCs/>
+        </w:rPr>
+      </w:pPr>
+      <w:r>
+        <w:rPr>
+          <w:rFonts w:ascii="Times New Roman" w:hAnsi="Times New Roman" w:cs="Times New Roman"/>
+          <w:b/>
+          <w:bCs/>
+        </w:rPr>
+        <w:t>Findings</w:t>
       </w:r>
     </w:p>
     <w:p>
@@ -1162,6 +1563,20 @@
           <w:rFonts w:ascii="Times New Roman" w:hAnsi="Times New Roman" w:cs="Times New Roman"/>
         </w:rPr>
       </w:pPr>
+      <w:r>
+        <w:rPr>
+          <w:rFonts w:ascii="Times New Roman" w:hAnsi="Times New Roman" w:cs="Times New Roman"/>
+          <w:b/>
+          <w:bCs/>
+        </w:rPr>
+        <w:t>Figure 2.</w:t>
+      </w:r>
+      <w:r>
+        <w:rPr>
+          <w:rFonts w:ascii="Times New Roman" w:hAnsi="Times New Roman" w:cs="Times New Roman"/>
+        </w:rPr>
+        <w:t xml:space="preserve"> Variance Explained by Principal Components</w:t>
+      </w:r>
     </w:p>
     <w:p>
       <w:pPr>
@@ -1173,13 +1588,2079 @@
       <w:r>
         <w:rPr>
           <w:rFonts w:ascii="Times New Roman" w:hAnsi="Times New Roman" w:cs="Times New Roman"/>
-        </w:rPr>
-        <w:t>Results</w:t>
+          <w:noProof/>
+        </w:rPr>
+        <w:drawing>
+          <wp:inline distT="0" distB="0" distL="0" distR="0" wp14:anchorId="11A1A948" wp14:editId="631D93D4">
+            <wp:extent cx="2964776" cy="2506980"/>
+            <wp:effectExtent l="0" t="0" r="0" b="0"/>
+            <wp:docPr id="755670473" name="Picture 1" descr="A graph with a line&#10;&#10;AI-generated content may be incorrect."/>
+            <wp:cNvGraphicFramePr>
+              <a:graphicFrameLocks xmlns:a="http://schemas.openxmlformats.org/drawingml/2006/main" noChangeAspect="1"/>
+            </wp:cNvGraphicFramePr>
+            <a:graphic xmlns:a="http://schemas.openxmlformats.org/drawingml/2006/main">
+              <a:graphicData uri="http://schemas.openxmlformats.org/drawingml/2006/picture">
+                <pic:pic xmlns:pic="http://schemas.openxmlformats.org/drawingml/2006/picture">
+                  <pic:nvPicPr>
+                    <pic:cNvPr id="755670473" name="Picture 1" descr="A graph with a line&#10;&#10;AI-generated content may be incorrect."/>
+                    <pic:cNvPicPr/>
+                  </pic:nvPicPr>
+                  <pic:blipFill>
+                    <a:blip r:embed="rId8"/>
+                    <a:stretch>
+                      <a:fillRect/>
+                    </a:stretch>
+                  </pic:blipFill>
+                  <pic:spPr>
+                    <a:xfrm>
+                      <a:off x="0" y="0"/>
+                      <a:ext cx="3011014" cy="2546079"/>
+                    </a:xfrm>
+                    <a:prstGeom prst="rect">
+                      <a:avLst/>
+                    </a:prstGeom>
+                  </pic:spPr>
+                </pic:pic>
+              </a:graphicData>
+            </a:graphic>
+          </wp:inline>
+        </w:drawing>
+      </w:r>
+      <w:r>
+        <w:rPr>
+          <w:noProof/>
+        </w:rPr>
+        <w:drawing>
+          <wp:inline distT="0" distB="0" distL="0" distR="0" wp14:anchorId="0BB21E58" wp14:editId="29EDFA80">
+            <wp:extent cx="2967438" cy="2509231"/>
+            <wp:effectExtent l="0" t="0" r="4445" b="5715"/>
+            <wp:docPr id="1702198348" name="Picture 1" descr="A graph with a line&#10;&#10;AI-generated content may be incorrect."/>
+            <wp:cNvGraphicFramePr>
+              <a:graphicFrameLocks xmlns:a="http://schemas.openxmlformats.org/drawingml/2006/main" noChangeAspect="1"/>
+            </wp:cNvGraphicFramePr>
+            <a:graphic xmlns:a="http://schemas.openxmlformats.org/drawingml/2006/main">
+              <a:graphicData uri="http://schemas.openxmlformats.org/drawingml/2006/picture">
+                <pic:pic xmlns:pic="http://schemas.openxmlformats.org/drawingml/2006/picture">
+                  <pic:nvPicPr>
+                    <pic:cNvPr id="1702198348" name="Picture 1" descr="A graph with a line&#10;&#10;AI-generated content may be incorrect."/>
+                    <pic:cNvPicPr/>
+                  </pic:nvPicPr>
+                  <pic:blipFill>
+                    <a:blip r:embed="rId9"/>
+                    <a:stretch>
+                      <a:fillRect/>
+                    </a:stretch>
+                  </pic:blipFill>
+                  <pic:spPr>
+                    <a:xfrm>
+                      <a:off x="0" y="0"/>
+                      <a:ext cx="2975261" cy="2515846"/>
+                    </a:xfrm>
+                    <a:prstGeom prst="rect">
+                      <a:avLst/>
+                    </a:prstGeom>
+                  </pic:spPr>
+                </pic:pic>
+              </a:graphicData>
+            </a:graphic>
+          </wp:inline>
+        </w:drawing>
+      </w:r>
+    </w:p>
+    <w:p>
+      <w:pPr>
+        <w:spacing w:line="240" w:lineRule="auto"/>
+        <w:rPr>
+          <w:rFonts w:ascii="Times New Roman" w:hAnsi="Times New Roman" w:cs="Times New Roman"/>
+        </w:rPr>
+      </w:pPr>
+    </w:p>
+    <w:p>
+      <w:pPr>
+        <w:spacing w:line="240" w:lineRule="auto"/>
+        <w:rPr>
+          <w:rFonts w:ascii="Times New Roman" w:hAnsi="Times New Roman" w:cs="Times New Roman"/>
+        </w:rPr>
+      </w:pPr>
+      <w:r>
+        <w:rPr>
+          <w:rFonts w:ascii="Times New Roman" w:hAnsi="Times New Roman" w:cs="Times New Roman"/>
+        </w:rPr>
+        <w:t>EXPLANATION</w:t>
+      </w:r>
+    </w:p>
+    <w:p>
+      <w:pPr>
+        <w:spacing w:line="240" w:lineRule="auto"/>
+        <w:rPr>
+          <w:rFonts w:ascii="Times New Roman" w:hAnsi="Times New Roman" w:cs="Times New Roman"/>
+        </w:rPr>
+      </w:pPr>
+    </w:p>
+    <w:p>
+      <w:pPr>
+        <w:spacing w:line="240" w:lineRule="auto"/>
+        <w:rPr>
+          <w:rFonts w:ascii="Times New Roman" w:hAnsi="Times New Roman" w:cs="Times New Roman"/>
+        </w:rPr>
+      </w:pPr>
+      <w:r>
+        <w:rPr>
+          <w:rFonts w:ascii="Times New Roman" w:hAnsi="Times New Roman" w:cs="Times New Roman"/>
+          <w:b/>
+          <w:bCs/>
+        </w:rPr>
+        <w:t>Figure 3.</w:t>
+      </w:r>
+      <w:r>
+        <w:rPr>
+          <w:rFonts w:ascii="Times New Roman" w:hAnsi="Times New Roman" w:cs="Times New Roman"/>
+        </w:rPr>
+        <w:t xml:space="preserve"> PCA of Flood-Related Features: Flood vs. Non-Flood Structure</w:t>
+      </w:r>
+      <w:r>
+        <w:rPr>
+          <w:rFonts w:ascii="Times New Roman" w:hAnsi="Times New Roman" w:cs="Times New Roman"/>
+        </w:rPr>
+        <w:t xml:space="preserve"> (PC1–PC3)</w:t>
+      </w:r>
+    </w:p>
+    <w:p>
+      <w:pPr>
+        <w:spacing w:line="240" w:lineRule="auto"/>
+        <w:rPr>
+          <w:rFonts w:ascii="Times New Roman" w:hAnsi="Times New Roman" w:cs="Times New Roman"/>
+        </w:rPr>
+      </w:pPr>
+    </w:p>
+    <w:p>
+      <w:pPr>
+        <w:spacing w:line="240" w:lineRule="auto"/>
+        <w:jc w:val="center"/>
+        <w:rPr>
+          <w:rFonts w:ascii="Times New Roman" w:hAnsi="Times New Roman" w:cs="Times New Roman"/>
+        </w:rPr>
+      </w:pPr>
+      <w:r>
+        <w:rPr>
+          <w:rFonts w:ascii="Times New Roman" w:hAnsi="Times New Roman" w:cs="Times New Roman"/>
+          <w:noProof/>
+        </w:rPr>
+        <w:lastRenderedPageBreak/>
+        <w:drawing>
+          <wp:inline distT="0" distB="0" distL="0" distR="0" wp14:anchorId="15A17AB2" wp14:editId="1DCA50BE">
+            <wp:extent cx="2947169" cy="2505456"/>
+            <wp:effectExtent l="0" t="0" r="0" b="0"/>
+            <wp:docPr id="1250256937" name="Picture 1" descr="A diagram of a flood event&#10;&#10;AI-generated content may be incorrect."/>
+            <wp:cNvGraphicFramePr>
+              <a:graphicFrameLocks xmlns:a="http://schemas.openxmlformats.org/drawingml/2006/main" noChangeAspect="1"/>
+            </wp:cNvGraphicFramePr>
+            <a:graphic xmlns:a="http://schemas.openxmlformats.org/drawingml/2006/main">
+              <a:graphicData uri="http://schemas.openxmlformats.org/drawingml/2006/picture">
+                <pic:pic xmlns:pic="http://schemas.openxmlformats.org/drawingml/2006/picture">
+                  <pic:nvPicPr>
+                    <pic:cNvPr id="1250256937" name="Picture 1" descr="A diagram of a flood event&#10;&#10;AI-generated content may be incorrect."/>
+                    <pic:cNvPicPr/>
+                  </pic:nvPicPr>
+                  <pic:blipFill>
+                    <a:blip r:embed="rId10" cstate="print">
+                      <a:extLst>
+                        <a:ext uri="{28A0092B-C50C-407E-A947-70E740481C1C}">
+                          <a14:useLocalDpi xmlns:a14="http://schemas.microsoft.com/office/drawing/2010/main" val="0"/>
+                        </a:ext>
+                      </a:extLst>
+                    </a:blip>
+                    <a:stretch>
+                      <a:fillRect/>
+                    </a:stretch>
+                  </pic:blipFill>
+                  <pic:spPr>
+                    <a:xfrm>
+                      <a:off x="0" y="0"/>
+                      <a:ext cx="2947169" cy="2505456"/>
+                    </a:xfrm>
+                    <a:prstGeom prst="rect">
+                      <a:avLst/>
+                    </a:prstGeom>
+                  </pic:spPr>
+                </pic:pic>
+              </a:graphicData>
+            </a:graphic>
+          </wp:inline>
+        </w:drawing>
+      </w:r>
+      <w:r>
+        <w:rPr>
+          <w:rFonts w:ascii="Times New Roman" w:hAnsi="Times New Roman" w:cs="Times New Roman"/>
+          <w:noProof/>
+        </w:rPr>
+        <w:drawing>
+          <wp:inline distT="0" distB="0" distL="0" distR="0" wp14:anchorId="315AF577" wp14:editId="1D7E9FEF">
+            <wp:extent cx="2947169" cy="2505456"/>
+            <wp:effectExtent l="0" t="0" r="0" b="0"/>
+            <wp:docPr id="780650014" name="Picture 2" descr="A diagram of a graph&#10;&#10;AI-generated content may be incorrect."/>
+            <wp:cNvGraphicFramePr>
+              <a:graphicFrameLocks xmlns:a="http://schemas.openxmlformats.org/drawingml/2006/main" noChangeAspect="1"/>
+            </wp:cNvGraphicFramePr>
+            <a:graphic xmlns:a="http://schemas.openxmlformats.org/drawingml/2006/main">
+              <a:graphicData uri="http://schemas.openxmlformats.org/drawingml/2006/picture">
+                <pic:pic xmlns:pic="http://schemas.openxmlformats.org/drawingml/2006/picture">
+                  <pic:nvPicPr>
+                    <pic:cNvPr id="780650014" name="Picture 2" descr="A diagram of a graph&#10;&#10;AI-generated content may be incorrect."/>
+                    <pic:cNvPicPr/>
+                  </pic:nvPicPr>
+                  <pic:blipFill>
+                    <a:blip r:embed="rId11" cstate="print">
+                      <a:extLst>
+                        <a:ext uri="{28A0092B-C50C-407E-A947-70E740481C1C}">
+                          <a14:useLocalDpi xmlns:a14="http://schemas.microsoft.com/office/drawing/2010/main" val="0"/>
+                        </a:ext>
+                      </a:extLst>
+                    </a:blip>
+                    <a:stretch>
+                      <a:fillRect/>
+                    </a:stretch>
+                  </pic:blipFill>
+                  <pic:spPr>
+                    <a:xfrm>
+                      <a:off x="0" y="0"/>
+                      <a:ext cx="2947169" cy="2505456"/>
+                    </a:xfrm>
+                    <a:prstGeom prst="rect">
+                      <a:avLst/>
+                    </a:prstGeom>
+                  </pic:spPr>
+                </pic:pic>
+              </a:graphicData>
+            </a:graphic>
+          </wp:inline>
+        </w:drawing>
+      </w:r>
+      <w:r>
+        <w:rPr>
+          <w:rFonts w:ascii="Times New Roman" w:hAnsi="Times New Roman" w:cs="Times New Roman"/>
+          <w:noProof/>
+        </w:rPr>
+        <w:drawing>
+          <wp:inline distT="0" distB="0" distL="0" distR="0" wp14:anchorId="27C929CE" wp14:editId="659B9A62">
+            <wp:extent cx="2947169" cy="2505456"/>
+            <wp:effectExtent l="0" t="0" r="0" b="0"/>
+            <wp:docPr id="781889513" name="Picture 3" descr="A diagram of a diagram with blue and orange dots&#10;&#10;AI-generated content may be incorrect."/>
+            <wp:cNvGraphicFramePr>
+              <a:graphicFrameLocks xmlns:a="http://schemas.openxmlformats.org/drawingml/2006/main" noChangeAspect="1"/>
+            </wp:cNvGraphicFramePr>
+            <a:graphic xmlns:a="http://schemas.openxmlformats.org/drawingml/2006/main">
+              <a:graphicData uri="http://schemas.openxmlformats.org/drawingml/2006/picture">
+                <pic:pic xmlns:pic="http://schemas.openxmlformats.org/drawingml/2006/picture">
+                  <pic:nvPicPr>
+                    <pic:cNvPr id="781889513" name="Picture 3" descr="A diagram of a diagram with blue and orange dots&#10;&#10;AI-generated content may be incorrect."/>
+                    <pic:cNvPicPr/>
+                  </pic:nvPicPr>
+                  <pic:blipFill>
+                    <a:blip r:embed="rId12" cstate="print">
+                      <a:extLst>
+                        <a:ext uri="{28A0092B-C50C-407E-A947-70E740481C1C}">
+                          <a14:useLocalDpi xmlns:a14="http://schemas.microsoft.com/office/drawing/2010/main" val="0"/>
+                        </a:ext>
+                      </a:extLst>
+                    </a:blip>
+                    <a:stretch>
+                      <a:fillRect/>
+                    </a:stretch>
+                  </pic:blipFill>
+                  <pic:spPr>
+                    <a:xfrm>
+                      <a:off x="0" y="0"/>
+                      <a:ext cx="2947169" cy="2505456"/>
+                    </a:xfrm>
+                    <a:prstGeom prst="rect">
+                      <a:avLst/>
+                    </a:prstGeom>
+                  </pic:spPr>
+                </pic:pic>
+              </a:graphicData>
+            </a:graphic>
+          </wp:inline>
+        </w:drawing>
+      </w:r>
+    </w:p>
+    <w:p>
+      <w:pPr>
+        <w:spacing w:line="240" w:lineRule="auto"/>
+        <w:rPr>
+          <w:rFonts w:ascii="Times New Roman" w:hAnsi="Times New Roman" w:cs="Times New Roman"/>
+        </w:rPr>
+      </w:pPr>
+    </w:p>
+    <w:p>
+      <w:pPr>
+        <w:spacing w:line="240" w:lineRule="auto"/>
+        <w:rPr>
+          <w:rFonts w:ascii="Times New Roman" w:hAnsi="Times New Roman" w:cs="Times New Roman"/>
+        </w:rPr>
+      </w:pPr>
+    </w:p>
+    <w:p>
+      <w:pPr>
+        <w:spacing w:line="240" w:lineRule="auto"/>
+        <w:rPr>
+          <w:rFonts w:ascii="Times New Roman" w:hAnsi="Times New Roman" w:cs="Times New Roman"/>
+        </w:rPr>
+      </w:pPr>
+      <w:r>
+        <w:rPr>
+          <w:rFonts w:ascii="Times New Roman" w:hAnsi="Times New Roman" w:cs="Times New Roman"/>
+        </w:rPr>
+        <w:t>EXPLANATON</w:t>
+      </w:r>
+    </w:p>
+    <w:p>
+      <w:pPr>
+        <w:spacing w:line="240" w:lineRule="auto"/>
+        <w:rPr>
+          <w:rFonts w:ascii="Times New Roman" w:hAnsi="Times New Roman" w:cs="Times New Roman"/>
+        </w:rPr>
+      </w:pPr>
+    </w:p>
+    <w:p>
+      <w:pPr>
+        <w:spacing w:line="240" w:lineRule="auto"/>
+        <w:rPr>
+          <w:rFonts w:ascii="Times New Roman" w:hAnsi="Times New Roman" w:cs="Times New Roman"/>
+        </w:rPr>
+      </w:pPr>
+      <w:r>
+        <w:rPr>
+          <w:rFonts w:ascii="Times New Roman" w:hAnsi="Times New Roman" w:cs="Times New Roman"/>
+          <w:b/>
+          <w:bCs/>
+        </w:rPr>
+        <w:t>Table 2.</w:t>
+      </w:r>
+      <w:r>
+        <w:rPr>
+          <w:rFonts w:ascii="Times New Roman" w:hAnsi="Times New Roman" w:cs="Times New Roman"/>
+        </w:rPr>
+        <w:t xml:space="preserve"> PCA Component Weights for Standardized Flood-Related Features</w:t>
+      </w:r>
+    </w:p>
+    <w:tbl>
+      <w:tblPr>
+        <w:tblStyle w:val="TableGrid"/>
+        <w:tblW w:w="0" w:type="auto"/>
+        <w:tblLook w:val="04A0" w:firstRow="1" w:lastRow="0" w:firstColumn="1" w:lastColumn="0" w:noHBand="0" w:noVBand="1"/>
+      </w:tblPr>
+      <w:tblGrid>
+        <w:gridCol w:w="4045"/>
+        <w:gridCol w:w="1980"/>
+        <w:gridCol w:w="1710"/>
+        <w:gridCol w:w="1615"/>
+      </w:tblGrid>
+      <w:tr>
+        <w:tc>
+          <w:tcPr>
+            <w:tcW w:w="4045" w:type="dxa"/>
+          </w:tcPr>
+          <w:p>
+            <w:pPr>
+              <w:rPr>
+                <w:rFonts w:ascii="Times New Roman" w:hAnsi="Times New Roman" w:cs="Times New Roman"/>
+                <w:b/>
+                <w:bCs/>
+              </w:rPr>
+            </w:pPr>
+            <w:r>
+              <w:rPr>
+                <w:rFonts w:ascii="Times New Roman" w:hAnsi="Times New Roman" w:cs="Times New Roman"/>
+                <w:b/>
+                <w:bCs/>
+              </w:rPr>
+              <w:t>Feature</w:t>
+            </w:r>
+          </w:p>
+        </w:tc>
+        <w:tc>
+          <w:tcPr>
+            <w:tcW w:w="1980" w:type="dxa"/>
+          </w:tcPr>
+          <w:p>
+            <w:pPr>
+              <w:rPr>
+                <w:rFonts w:ascii="Times New Roman" w:hAnsi="Times New Roman" w:cs="Times New Roman"/>
+                <w:b/>
+                <w:bCs/>
+              </w:rPr>
+            </w:pPr>
+            <w:r>
+              <w:rPr>
+                <w:rFonts w:ascii="Times New Roman" w:hAnsi="Times New Roman" w:cs="Times New Roman"/>
+                <w:b/>
+                <w:bCs/>
+              </w:rPr>
+              <w:t>PC1</w:t>
+            </w:r>
+          </w:p>
+        </w:tc>
+        <w:tc>
+          <w:tcPr>
+            <w:tcW w:w="1710" w:type="dxa"/>
+          </w:tcPr>
+          <w:p>
+            <w:pPr>
+              <w:rPr>
+                <w:rFonts w:ascii="Times New Roman" w:hAnsi="Times New Roman" w:cs="Times New Roman"/>
+                <w:b/>
+                <w:bCs/>
+              </w:rPr>
+            </w:pPr>
+            <w:r>
+              <w:rPr>
+                <w:rFonts w:ascii="Times New Roman" w:hAnsi="Times New Roman" w:cs="Times New Roman"/>
+                <w:b/>
+                <w:bCs/>
+              </w:rPr>
+              <w:t>PC2</w:t>
+            </w:r>
+          </w:p>
+        </w:tc>
+        <w:tc>
+          <w:tcPr>
+            <w:tcW w:w="1615" w:type="dxa"/>
+          </w:tcPr>
+          <w:p>
+            <w:pPr>
+              <w:rPr>
+                <w:rFonts w:ascii="Times New Roman" w:hAnsi="Times New Roman" w:cs="Times New Roman"/>
+                <w:b/>
+                <w:bCs/>
+              </w:rPr>
+            </w:pPr>
+            <w:r>
+              <w:rPr>
+                <w:rFonts w:ascii="Times New Roman" w:hAnsi="Times New Roman" w:cs="Times New Roman"/>
+                <w:b/>
+                <w:bCs/>
+              </w:rPr>
+              <w:t>PC3</w:t>
+            </w:r>
+          </w:p>
+        </w:tc>
+      </w:tr>
+      <w:tr>
+        <w:tc>
+          <w:tcPr>
+            <w:tcW w:w="4045" w:type="dxa"/>
+          </w:tcPr>
+          <w:p>
+            <w:pPr>
+              <w:rPr>
+                <w:rFonts w:ascii="Times New Roman" w:hAnsi="Times New Roman" w:cs="Times New Roman"/>
+              </w:rPr>
+            </w:pPr>
+            <w:r>
+              <w:rPr>
+                <w:rFonts w:ascii="Times New Roman" w:hAnsi="Times New Roman" w:cs="Times New Roman"/>
+              </w:rPr>
+              <w:t>Max Flow Percentile</w:t>
+            </w:r>
+          </w:p>
+        </w:tc>
+        <w:tc>
+          <w:tcPr>
+            <w:tcW w:w="1980" w:type="dxa"/>
+          </w:tcPr>
+          <w:p>
+            <w:pPr>
+              <w:rPr>
+                <w:rFonts w:ascii="Times New Roman" w:hAnsi="Times New Roman" w:cs="Times New Roman"/>
+              </w:rPr>
+            </w:pPr>
+            <w:r>
+              <w:rPr>
+                <w:rFonts w:ascii="Times New Roman" w:hAnsi="Times New Roman" w:cs="Times New Roman"/>
+              </w:rPr>
+              <w:t>0.3962</w:t>
+            </w:r>
+          </w:p>
+        </w:tc>
+        <w:tc>
+          <w:tcPr>
+            <w:tcW w:w="1710" w:type="dxa"/>
+          </w:tcPr>
+          <w:p>
+            <w:pPr>
+              <w:rPr>
+                <w:rFonts w:ascii="Times New Roman" w:hAnsi="Times New Roman" w:cs="Times New Roman"/>
+              </w:rPr>
+            </w:pPr>
+            <w:r>
+              <w:rPr>
+                <w:rFonts w:ascii="Times New Roman" w:hAnsi="Times New Roman" w:cs="Times New Roman"/>
+              </w:rPr>
+              <w:t>-0.1503</w:t>
+            </w:r>
+          </w:p>
+        </w:tc>
+        <w:tc>
+          <w:tcPr>
+            <w:tcW w:w="1615" w:type="dxa"/>
+          </w:tcPr>
+          <w:p>
+            <w:pPr>
+              <w:rPr>
+                <w:rFonts w:ascii="Times New Roman" w:hAnsi="Times New Roman" w:cs="Times New Roman"/>
+              </w:rPr>
+            </w:pPr>
+            <w:r>
+              <w:rPr>
+                <w:rFonts w:ascii="Times New Roman" w:hAnsi="Times New Roman" w:cs="Times New Roman"/>
+              </w:rPr>
+              <w:t>-0.2978</w:t>
+            </w:r>
+          </w:p>
+        </w:tc>
+      </w:tr>
+      <w:tr>
+        <w:tc>
+          <w:tcPr>
+            <w:tcW w:w="4045" w:type="dxa"/>
+          </w:tcPr>
+          <w:p>
+            <w:pPr>
+              <w:rPr>
+                <w:rFonts w:ascii="Times New Roman" w:hAnsi="Times New Roman" w:cs="Times New Roman"/>
+              </w:rPr>
+            </w:pPr>
+            <w:r>
+              <w:rPr>
+                <w:rFonts w:ascii="Times New Roman" w:hAnsi="Times New Roman" w:cs="Times New Roman"/>
+              </w:rPr>
+              <w:t>Flow Duration Above 90</w:t>
+            </w:r>
+            <w:r>
+              <w:rPr>
+                <w:rFonts w:ascii="Times New Roman" w:hAnsi="Times New Roman" w:cs="Times New Roman"/>
+                <w:vertAlign w:val="superscript"/>
+              </w:rPr>
+              <w:t>th</w:t>
+            </w:r>
+            <w:r>
+              <w:rPr>
+                <w:rFonts w:ascii="Times New Roman" w:hAnsi="Times New Roman" w:cs="Times New Roman"/>
+              </w:rPr>
+              <w:t xml:space="preserve"> Percentile</w:t>
+            </w:r>
+          </w:p>
+        </w:tc>
+        <w:tc>
+          <w:tcPr>
+            <w:tcW w:w="1980" w:type="dxa"/>
+          </w:tcPr>
+          <w:p>
+            <w:pPr>
+              <w:rPr>
+                <w:rFonts w:ascii="Times New Roman" w:hAnsi="Times New Roman" w:cs="Times New Roman"/>
+              </w:rPr>
+            </w:pPr>
+            <w:r>
+              <w:rPr>
+                <w:rFonts w:ascii="Times New Roman" w:hAnsi="Times New Roman" w:cs="Times New Roman"/>
+              </w:rPr>
+              <w:t>0.3677</w:t>
+            </w:r>
+          </w:p>
+        </w:tc>
+        <w:tc>
+          <w:tcPr>
+            <w:tcW w:w="1710" w:type="dxa"/>
+          </w:tcPr>
+          <w:p>
+            <w:pPr>
+              <w:rPr>
+                <w:rFonts w:ascii="Times New Roman" w:hAnsi="Times New Roman" w:cs="Times New Roman"/>
+              </w:rPr>
+            </w:pPr>
+            <w:r>
+              <w:rPr>
+                <w:rFonts w:ascii="Times New Roman" w:hAnsi="Times New Roman" w:cs="Times New Roman"/>
+              </w:rPr>
+              <w:t>0.1769</w:t>
+            </w:r>
+          </w:p>
+        </w:tc>
+        <w:tc>
+          <w:tcPr>
+            <w:tcW w:w="1615" w:type="dxa"/>
+          </w:tcPr>
+          <w:p>
+            <w:pPr>
+              <w:rPr>
+                <w:rFonts w:ascii="Times New Roman" w:hAnsi="Times New Roman" w:cs="Times New Roman"/>
+                <w:b/>
+                <w:bCs/>
+              </w:rPr>
+            </w:pPr>
+            <w:r>
+              <w:rPr>
+                <w:rFonts w:ascii="Times New Roman" w:hAnsi="Times New Roman" w:cs="Times New Roman"/>
+                <w:b/>
+                <w:bCs/>
+              </w:rPr>
+              <w:t>0.5091</w:t>
+            </w:r>
+          </w:p>
+        </w:tc>
+      </w:tr>
+      <w:tr>
+        <w:tc>
+          <w:tcPr>
+            <w:tcW w:w="4045" w:type="dxa"/>
+          </w:tcPr>
+          <w:p>
+            <w:pPr>
+              <w:rPr>
+                <w:rFonts w:ascii="Times New Roman" w:hAnsi="Times New Roman" w:cs="Times New Roman"/>
+              </w:rPr>
+            </w:pPr>
+            <w:r>
+              <w:rPr>
+                <w:rFonts w:ascii="Times New Roman" w:hAnsi="Times New Roman" w:cs="Times New Roman"/>
+              </w:rPr>
+              <w:t>Flow Area Above the 90</w:t>
+            </w:r>
+            <w:r>
+              <w:rPr>
+                <w:rFonts w:ascii="Times New Roman" w:hAnsi="Times New Roman" w:cs="Times New Roman"/>
+                <w:vertAlign w:val="superscript"/>
+              </w:rPr>
+              <w:t>th</w:t>
+            </w:r>
+            <w:r>
+              <w:rPr>
+                <w:rFonts w:ascii="Times New Roman" w:hAnsi="Times New Roman" w:cs="Times New Roman"/>
+              </w:rPr>
+              <w:t xml:space="preserve"> Percentile</w:t>
+            </w:r>
+          </w:p>
+        </w:tc>
+        <w:tc>
+          <w:tcPr>
+            <w:tcW w:w="1980" w:type="dxa"/>
+          </w:tcPr>
+          <w:p>
+            <w:pPr>
+              <w:rPr>
+                <w:rFonts w:ascii="Times New Roman" w:hAnsi="Times New Roman" w:cs="Times New Roman"/>
+              </w:rPr>
+            </w:pPr>
+            <w:r>
+              <w:rPr>
+                <w:rFonts w:ascii="Times New Roman" w:hAnsi="Times New Roman" w:cs="Times New Roman"/>
+              </w:rPr>
+              <w:t>0.3583</w:t>
+            </w:r>
+          </w:p>
+        </w:tc>
+        <w:tc>
+          <w:tcPr>
+            <w:tcW w:w="1710" w:type="dxa"/>
+          </w:tcPr>
+          <w:p>
+            <w:pPr>
+              <w:rPr>
+                <w:rFonts w:ascii="Times New Roman" w:hAnsi="Times New Roman" w:cs="Times New Roman"/>
+              </w:rPr>
+            </w:pPr>
+            <w:r>
+              <w:rPr>
+                <w:rFonts w:ascii="Times New Roman" w:hAnsi="Times New Roman" w:cs="Times New Roman"/>
+              </w:rPr>
+              <w:t>0.2250</w:t>
+            </w:r>
+          </w:p>
+        </w:tc>
+        <w:tc>
+          <w:tcPr>
+            <w:tcW w:w="1615" w:type="dxa"/>
+          </w:tcPr>
+          <w:p>
+            <w:pPr>
+              <w:rPr>
+                <w:rFonts w:ascii="Times New Roman" w:hAnsi="Times New Roman" w:cs="Times New Roman"/>
+                <w:b/>
+                <w:bCs/>
+              </w:rPr>
+            </w:pPr>
+            <w:r>
+              <w:rPr>
+                <w:rFonts w:ascii="Times New Roman" w:hAnsi="Times New Roman" w:cs="Times New Roman"/>
+                <w:b/>
+                <w:bCs/>
+              </w:rPr>
+              <w:t>0.5285</w:t>
+            </w:r>
+          </w:p>
+        </w:tc>
+      </w:tr>
+      <w:tr>
+        <w:tc>
+          <w:tcPr>
+            <w:tcW w:w="4045" w:type="dxa"/>
+          </w:tcPr>
+          <w:p>
+            <w:pPr>
+              <w:rPr>
+                <w:rFonts w:ascii="Times New Roman" w:hAnsi="Times New Roman" w:cs="Times New Roman"/>
+              </w:rPr>
+            </w:pPr>
+            <w:r>
+              <w:rPr>
+                <w:rFonts w:ascii="Times New Roman" w:hAnsi="Times New Roman" w:cs="Times New Roman"/>
+              </w:rPr>
+              <w:t>Max 3 Day Rain</w:t>
+            </w:r>
+          </w:p>
+        </w:tc>
+        <w:tc>
+          <w:tcPr>
+            <w:tcW w:w="1980" w:type="dxa"/>
+          </w:tcPr>
+          <w:p>
+            <w:pPr>
+              <w:rPr>
+                <w:rFonts w:ascii="Times New Roman" w:hAnsi="Times New Roman" w:cs="Times New Roman"/>
+                <w:b/>
+                <w:bCs/>
+              </w:rPr>
+            </w:pPr>
+            <w:r>
+              <w:rPr>
+                <w:rFonts w:ascii="Times New Roman" w:hAnsi="Times New Roman" w:cs="Times New Roman"/>
+                <w:b/>
+                <w:bCs/>
+              </w:rPr>
+              <w:t>0.4022</w:t>
+            </w:r>
+          </w:p>
+        </w:tc>
+        <w:tc>
+          <w:tcPr>
+            <w:tcW w:w="1710" w:type="dxa"/>
+          </w:tcPr>
+          <w:p>
+            <w:pPr>
+              <w:rPr>
+                <w:rFonts w:ascii="Times New Roman" w:hAnsi="Times New Roman" w:cs="Times New Roman"/>
+              </w:rPr>
+            </w:pPr>
+            <w:r>
+              <w:rPr>
+                <w:rFonts w:ascii="Times New Roman" w:hAnsi="Times New Roman" w:cs="Times New Roman"/>
+              </w:rPr>
+              <w:t>0.0946</w:t>
+            </w:r>
+          </w:p>
+        </w:tc>
+        <w:tc>
+          <w:tcPr>
+            <w:tcW w:w="1615" w:type="dxa"/>
+          </w:tcPr>
+          <w:p>
+            <w:pPr>
+              <w:rPr>
+                <w:rFonts w:ascii="Times New Roman" w:hAnsi="Times New Roman" w:cs="Times New Roman"/>
+              </w:rPr>
+            </w:pPr>
+            <w:r>
+              <w:rPr>
+                <w:rFonts w:ascii="Times New Roman" w:hAnsi="Times New Roman" w:cs="Times New Roman"/>
+              </w:rPr>
+              <w:t>-0.2508</w:t>
+            </w:r>
+          </w:p>
+        </w:tc>
+      </w:tr>
+      <w:tr>
+        <w:tc>
+          <w:tcPr>
+            <w:tcW w:w="4045" w:type="dxa"/>
+          </w:tcPr>
+          <w:p>
+            <w:pPr>
+              <w:rPr>
+                <w:rFonts w:ascii="Times New Roman" w:hAnsi="Times New Roman" w:cs="Times New Roman"/>
+              </w:rPr>
+            </w:pPr>
+            <w:r>
+              <w:rPr>
+                <w:rFonts w:ascii="Times New Roman" w:hAnsi="Times New Roman" w:cs="Times New Roman"/>
+              </w:rPr>
+              <w:t>Max 6 hr. Rain Intensity</w:t>
+            </w:r>
+          </w:p>
+        </w:tc>
+        <w:tc>
+          <w:tcPr>
+            <w:tcW w:w="1980" w:type="dxa"/>
+          </w:tcPr>
+          <w:p>
+            <w:pPr>
+              <w:rPr>
+                <w:rFonts w:ascii="Times New Roman" w:hAnsi="Times New Roman" w:cs="Times New Roman"/>
+              </w:rPr>
+            </w:pPr>
+            <w:r>
+              <w:rPr>
+                <w:rFonts w:ascii="Times New Roman" w:hAnsi="Times New Roman" w:cs="Times New Roman"/>
+              </w:rPr>
+              <w:t>0.3720</w:t>
+            </w:r>
+          </w:p>
+        </w:tc>
+        <w:tc>
+          <w:tcPr>
+            <w:tcW w:w="1710" w:type="dxa"/>
+          </w:tcPr>
+          <w:p>
+            <w:pPr>
+              <w:rPr>
+                <w:rFonts w:ascii="Times New Roman" w:hAnsi="Times New Roman" w:cs="Times New Roman"/>
+              </w:rPr>
+            </w:pPr>
+            <w:r>
+              <w:rPr>
+                <w:rFonts w:ascii="Times New Roman" w:hAnsi="Times New Roman" w:cs="Times New Roman"/>
+              </w:rPr>
+              <w:t>0.2215</w:t>
+            </w:r>
+          </w:p>
+        </w:tc>
+        <w:tc>
+          <w:tcPr>
+            <w:tcW w:w="1615" w:type="dxa"/>
+          </w:tcPr>
+          <w:p>
+            <w:pPr>
+              <w:rPr>
+                <w:rFonts w:ascii="Times New Roman" w:hAnsi="Times New Roman" w:cs="Times New Roman"/>
+              </w:rPr>
+            </w:pPr>
+            <w:r>
+              <w:rPr>
+                <w:rFonts w:ascii="Times New Roman" w:hAnsi="Times New Roman" w:cs="Times New Roman"/>
+              </w:rPr>
+              <w:t>-0.219</w:t>
+            </w:r>
+          </w:p>
+        </w:tc>
+      </w:tr>
+      <w:tr>
+        <w:tc>
+          <w:tcPr>
+            <w:tcW w:w="4045" w:type="dxa"/>
+          </w:tcPr>
+          <w:p>
+            <w:pPr>
+              <w:rPr>
+                <w:rFonts w:ascii="Times New Roman" w:hAnsi="Times New Roman" w:cs="Times New Roman"/>
+              </w:rPr>
+            </w:pPr>
+            <w:r>
+              <w:rPr>
+                <w:rFonts w:ascii="Times New Roman" w:hAnsi="Times New Roman" w:cs="Times New Roman"/>
+              </w:rPr>
+              <w:t>Max API (k = 0.90)</w:t>
+            </w:r>
+          </w:p>
+        </w:tc>
+        <w:tc>
+          <w:tcPr>
+            <w:tcW w:w="1980" w:type="dxa"/>
+          </w:tcPr>
+          <w:p>
+            <w:pPr>
+              <w:rPr>
+                <w:rFonts w:ascii="Times New Roman" w:hAnsi="Times New Roman" w:cs="Times New Roman"/>
+                <w:b/>
+                <w:bCs/>
+              </w:rPr>
+            </w:pPr>
+            <w:r>
+              <w:rPr>
+                <w:rFonts w:ascii="Times New Roman" w:hAnsi="Times New Roman" w:cs="Times New Roman"/>
+                <w:b/>
+                <w:bCs/>
+              </w:rPr>
+              <w:t>0.4154</w:t>
+            </w:r>
+          </w:p>
+        </w:tc>
+        <w:tc>
+          <w:tcPr>
+            <w:tcW w:w="1710" w:type="dxa"/>
+          </w:tcPr>
+          <w:p>
+            <w:pPr>
+              <w:rPr>
+                <w:rFonts w:ascii="Times New Roman" w:hAnsi="Times New Roman" w:cs="Times New Roman"/>
+              </w:rPr>
+            </w:pPr>
+            <w:r>
+              <w:rPr>
+                <w:rFonts w:ascii="Times New Roman" w:hAnsi="Times New Roman" w:cs="Times New Roman"/>
+              </w:rPr>
+              <w:t>-0.1680</w:t>
+            </w:r>
+          </w:p>
+        </w:tc>
+        <w:tc>
+          <w:tcPr>
+            <w:tcW w:w="1615" w:type="dxa"/>
+          </w:tcPr>
+          <w:p>
+            <w:pPr>
+              <w:rPr>
+                <w:rFonts w:ascii="Times New Roman" w:hAnsi="Times New Roman" w:cs="Times New Roman"/>
+              </w:rPr>
+            </w:pPr>
+            <w:r>
+              <w:rPr>
+                <w:rFonts w:ascii="Times New Roman" w:hAnsi="Times New Roman" w:cs="Times New Roman"/>
+              </w:rPr>
+              <w:t>-0.0932</w:t>
+            </w:r>
+          </w:p>
+        </w:tc>
+      </w:tr>
+      <w:tr>
+        <w:tc>
+          <w:tcPr>
+            <w:tcW w:w="4045" w:type="dxa"/>
+          </w:tcPr>
+          <w:p>
+            <w:pPr>
+              <w:rPr>
+                <w:rFonts w:ascii="Times New Roman" w:hAnsi="Times New Roman" w:cs="Times New Roman"/>
+              </w:rPr>
+            </w:pPr>
+            <w:r>
+              <w:rPr>
+                <w:rFonts w:ascii="Times New Roman" w:hAnsi="Times New Roman" w:cs="Times New Roman"/>
+              </w:rPr>
+              <w:t>Min Storm Distance</w:t>
+            </w:r>
+          </w:p>
+        </w:tc>
+        <w:tc>
+          <w:tcPr>
+            <w:tcW w:w="1980" w:type="dxa"/>
+          </w:tcPr>
+          <w:p>
+            <w:pPr>
+              <w:rPr>
+                <w:rFonts w:ascii="Times New Roman" w:hAnsi="Times New Roman" w:cs="Times New Roman"/>
+              </w:rPr>
+            </w:pPr>
+            <w:r>
+              <w:rPr>
+                <w:rFonts w:ascii="Times New Roman" w:hAnsi="Times New Roman" w:cs="Times New Roman"/>
+              </w:rPr>
+              <w:t>-0.1898</w:t>
+            </w:r>
+          </w:p>
+        </w:tc>
+        <w:tc>
+          <w:tcPr>
+            <w:tcW w:w="1710" w:type="dxa"/>
+          </w:tcPr>
+          <w:p>
+            <w:pPr>
+              <w:rPr>
+                <w:rFonts w:ascii="Times New Roman" w:hAnsi="Times New Roman" w:cs="Times New Roman"/>
+                <w:b/>
+                <w:bCs/>
+              </w:rPr>
+            </w:pPr>
+            <w:r>
+              <w:rPr>
+                <w:rFonts w:ascii="Times New Roman" w:hAnsi="Times New Roman" w:cs="Times New Roman"/>
+                <w:b/>
+                <w:bCs/>
+              </w:rPr>
+              <w:t>0.4740</w:t>
+            </w:r>
+          </w:p>
+        </w:tc>
+        <w:tc>
+          <w:tcPr>
+            <w:tcW w:w="1615" w:type="dxa"/>
+          </w:tcPr>
+          <w:p>
+            <w:pPr>
+              <w:rPr>
+                <w:rFonts w:ascii="Times New Roman" w:hAnsi="Times New Roman" w:cs="Times New Roman"/>
+              </w:rPr>
+            </w:pPr>
+            <w:r>
+              <w:rPr>
+                <w:rFonts w:ascii="Times New Roman" w:hAnsi="Times New Roman" w:cs="Times New Roman"/>
+              </w:rPr>
+              <w:t>-0.3125</w:t>
+            </w:r>
+          </w:p>
+        </w:tc>
+      </w:tr>
+      <w:tr>
+        <w:tc>
+          <w:tcPr>
+            <w:tcW w:w="4045" w:type="dxa"/>
+          </w:tcPr>
+          <w:p>
+            <w:pPr>
+              <w:rPr>
+                <w:rFonts w:ascii="Times New Roman" w:hAnsi="Times New Roman" w:cs="Times New Roman"/>
+              </w:rPr>
+            </w:pPr>
+            <w:r>
+              <w:rPr>
+                <w:rFonts w:ascii="Times New Roman" w:hAnsi="Times New Roman" w:cs="Times New Roman"/>
+              </w:rPr>
+              <w:t>Max 2-meter relative humidity</w:t>
+            </w:r>
+          </w:p>
+        </w:tc>
+        <w:tc>
+          <w:tcPr>
+            <w:tcW w:w="1980" w:type="dxa"/>
+          </w:tcPr>
+          <w:p>
+            <w:pPr>
+              <w:rPr>
+                <w:rFonts w:ascii="Times New Roman" w:hAnsi="Times New Roman" w:cs="Times New Roman"/>
+              </w:rPr>
+            </w:pPr>
+            <w:r>
+              <w:rPr>
+                <w:rFonts w:ascii="Times New Roman" w:hAnsi="Times New Roman" w:cs="Times New Roman"/>
+              </w:rPr>
+              <w:t>0.2635</w:t>
+            </w:r>
+          </w:p>
+        </w:tc>
+        <w:tc>
+          <w:tcPr>
+            <w:tcW w:w="1710" w:type="dxa"/>
+          </w:tcPr>
+          <w:p>
+            <w:pPr>
+              <w:rPr>
+                <w:rFonts w:ascii="Times New Roman" w:hAnsi="Times New Roman" w:cs="Times New Roman"/>
+                <w:b/>
+                <w:bCs/>
+              </w:rPr>
+            </w:pPr>
+            <w:r>
+              <w:rPr>
+                <w:rFonts w:ascii="Times New Roman" w:hAnsi="Times New Roman" w:cs="Times New Roman"/>
+                <w:b/>
+                <w:bCs/>
+              </w:rPr>
+              <w:t>-0.2688</w:t>
+            </w:r>
+          </w:p>
+        </w:tc>
+        <w:tc>
+          <w:tcPr>
+            <w:tcW w:w="1615" w:type="dxa"/>
+          </w:tcPr>
+          <w:p>
+            <w:pPr>
+              <w:rPr>
+                <w:rFonts w:ascii="Times New Roman" w:hAnsi="Times New Roman" w:cs="Times New Roman"/>
+              </w:rPr>
+            </w:pPr>
+            <w:r>
+              <w:rPr>
+                <w:rFonts w:ascii="Times New Roman" w:hAnsi="Times New Roman" w:cs="Times New Roman"/>
+              </w:rPr>
+              <w:t>-0.3416</w:t>
+            </w:r>
+          </w:p>
+        </w:tc>
+      </w:tr>
+      <w:tr>
+        <w:tc>
+          <w:tcPr>
+            <w:tcW w:w="4045" w:type="dxa"/>
+          </w:tcPr>
+          <w:p>
+            <w:pPr>
+              <w:rPr>
+                <w:rFonts w:ascii="Times New Roman" w:hAnsi="Times New Roman" w:cs="Times New Roman"/>
+              </w:rPr>
+            </w:pPr>
+            <w:r>
+              <w:rPr>
+                <w:rFonts w:ascii="Times New Roman" w:hAnsi="Times New Roman" w:cs="Times New Roman"/>
+              </w:rPr>
+              <w:lastRenderedPageBreak/>
+              <w:t>Max 2-meter wind speed</w:t>
+            </w:r>
+          </w:p>
+        </w:tc>
+        <w:tc>
+          <w:tcPr>
+            <w:tcW w:w="1980" w:type="dxa"/>
+          </w:tcPr>
+          <w:p>
+            <w:pPr>
+              <w:rPr>
+                <w:rFonts w:ascii="Times New Roman" w:hAnsi="Times New Roman" w:cs="Times New Roman"/>
+              </w:rPr>
+            </w:pPr>
+            <w:r>
+              <w:rPr>
+                <w:rFonts w:ascii="Times New Roman" w:hAnsi="Times New Roman" w:cs="Times New Roman"/>
+              </w:rPr>
+              <w:t>0.0345</w:t>
+            </w:r>
+          </w:p>
+        </w:tc>
+        <w:tc>
+          <w:tcPr>
+            <w:tcW w:w="1710" w:type="dxa"/>
+          </w:tcPr>
+          <w:p>
+            <w:pPr>
+              <w:rPr>
+                <w:rFonts w:ascii="Times New Roman" w:hAnsi="Times New Roman" w:cs="Times New Roman"/>
+              </w:rPr>
+            </w:pPr>
+            <w:r>
+              <w:rPr>
+                <w:rFonts w:ascii="Times New Roman" w:hAnsi="Times New Roman" w:cs="Times New Roman"/>
+              </w:rPr>
+              <w:t>0.7154</w:t>
+            </w:r>
+          </w:p>
+        </w:tc>
+        <w:tc>
+          <w:tcPr>
+            <w:tcW w:w="1615" w:type="dxa"/>
+          </w:tcPr>
+          <w:p>
+            <w:pPr>
+              <w:rPr>
+                <w:rFonts w:ascii="Times New Roman" w:hAnsi="Times New Roman" w:cs="Times New Roman"/>
+              </w:rPr>
+            </w:pPr>
+            <w:r>
+              <w:rPr>
+                <w:rFonts w:ascii="Times New Roman" w:hAnsi="Times New Roman" w:cs="Times New Roman"/>
+              </w:rPr>
+              <w:t>-0.1971</w:t>
+            </w:r>
+          </w:p>
+        </w:tc>
+      </w:tr>
+    </w:tbl>
+    <w:p>
+      <w:pPr>
+        <w:spacing w:line="240" w:lineRule="auto"/>
+        <w:rPr>
+          <w:rFonts w:ascii="Times New Roman" w:hAnsi="Times New Roman" w:cs="Times New Roman"/>
+        </w:rPr>
+      </w:pPr>
+      <w:r>
+        <w:rPr>
+          <w:rFonts w:ascii="Times New Roman" w:hAnsi="Times New Roman" w:cs="Times New Roman"/>
+        </w:rPr>
+        <w:t>Note: The two largest weights for each principal component are highlighted.</w:t>
+      </w:r>
+    </w:p>
+    <w:p>
+      <w:pPr>
+        <w:spacing w:line="240" w:lineRule="auto"/>
+        <w:rPr>
+          <w:rFonts w:ascii="Times New Roman" w:hAnsi="Times New Roman" w:cs="Times New Roman"/>
+        </w:rPr>
+      </w:pPr>
+      <w:r>
+        <w:rPr>
+          <w:rFonts w:ascii="Times New Roman" w:hAnsi="Times New Roman" w:cs="Times New Roman"/>
+        </w:rPr>
+        <w:t>EXPLANATION</w:t>
+      </w:r>
+    </w:p>
+    <w:p>
+      <w:pPr>
+        <w:spacing w:line="240" w:lineRule="auto"/>
+        <w:rPr>
+          <w:rFonts w:ascii="Times New Roman" w:hAnsi="Times New Roman" w:cs="Times New Roman"/>
+        </w:rPr>
+      </w:pPr>
+    </w:p>
+    <w:p>
+      <w:pPr>
+        <w:spacing w:line="240" w:lineRule="auto"/>
+        <w:rPr>
+          <w:rFonts w:ascii="Times New Roman" w:hAnsi="Times New Roman" w:cs="Times New Roman"/>
+        </w:rPr>
+      </w:pPr>
+      <w:r>
+        <w:rPr>
+          <w:rFonts w:ascii="Times New Roman" w:hAnsi="Times New Roman" w:cs="Times New Roman"/>
+          <w:b/>
+          <w:bCs/>
+        </w:rPr>
+        <w:t>Figure 4.</w:t>
+      </w:r>
+      <w:r>
+        <w:rPr>
+          <w:rFonts w:ascii="Times New Roman" w:hAnsi="Times New Roman" w:cs="Times New Roman"/>
+        </w:rPr>
+        <w:t xml:space="preserve"> Optimal K-Means Cluster Selection (k = 3)</w:t>
+      </w:r>
+    </w:p>
+    <w:p>
+      <w:pPr>
+        <w:spacing w:line="240" w:lineRule="auto"/>
+        <w:jc w:val="center"/>
+        <w:rPr>
+          <w:rFonts w:ascii="Times New Roman" w:hAnsi="Times New Roman" w:cs="Times New Roman"/>
+        </w:rPr>
+      </w:pPr>
+      <w:r>
+        <w:rPr>
+          <w:rFonts w:ascii="Times New Roman" w:hAnsi="Times New Roman" w:cs="Times New Roman"/>
+          <w:noProof/>
+        </w:rPr>
+        <w:drawing>
+          <wp:inline distT="0" distB="0" distL="0" distR="0" wp14:anchorId="12BDA947" wp14:editId="29763A1E">
+            <wp:extent cx="3629025" cy="2751307"/>
+            <wp:effectExtent l="0" t="0" r="3175" b="5080"/>
+            <wp:docPr id="85791813" name="Picture 7" descr="A graph with a blue line&#10;&#10;AI-generated content may be incorrect."/>
+            <wp:cNvGraphicFramePr>
+              <a:graphicFrameLocks xmlns:a="http://schemas.openxmlformats.org/drawingml/2006/main" noChangeAspect="1"/>
+            </wp:cNvGraphicFramePr>
+            <a:graphic xmlns:a="http://schemas.openxmlformats.org/drawingml/2006/main">
+              <a:graphicData uri="http://schemas.openxmlformats.org/drawingml/2006/picture">
+                <pic:pic xmlns:pic="http://schemas.openxmlformats.org/drawingml/2006/picture">
+                  <pic:nvPicPr>
+                    <pic:cNvPr id="85791813" name="Picture 7" descr="A graph with a blue line&#10;&#10;AI-generated content may be incorrect."/>
+                    <pic:cNvPicPr/>
+                  </pic:nvPicPr>
+                  <pic:blipFill>
+                    <a:blip r:embed="rId13" cstate="print">
+                      <a:extLst>
+                        <a:ext uri="{28A0092B-C50C-407E-A947-70E740481C1C}">
+                          <a14:useLocalDpi xmlns:a14="http://schemas.microsoft.com/office/drawing/2010/main" val="0"/>
+                        </a:ext>
+                      </a:extLst>
+                    </a:blip>
+                    <a:stretch>
+                      <a:fillRect/>
+                    </a:stretch>
+                  </pic:blipFill>
+                  <pic:spPr>
+                    <a:xfrm>
+                      <a:off x="0" y="0"/>
+                      <a:ext cx="3656922" cy="2772457"/>
+                    </a:xfrm>
+                    <a:prstGeom prst="rect">
+                      <a:avLst/>
+                    </a:prstGeom>
+                  </pic:spPr>
+                </pic:pic>
+              </a:graphicData>
+            </a:graphic>
+          </wp:inline>
+        </w:drawing>
+      </w:r>
+    </w:p>
+    <w:p>
+      <w:pPr>
+        <w:spacing w:line="240" w:lineRule="auto"/>
+        <w:jc w:val="center"/>
+        <w:rPr>
+          <w:rFonts w:ascii="Times New Roman" w:hAnsi="Times New Roman" w:cs="Times New Roman"/>
+        </w:rPr>
+      </w:pPr>
+    </w:p>
+    <w:p>
+      <w:pPr>
+        <w:spacing w:line="240" w:lineRule="auto"/>
+        <w:rPr>
+          <w:rFonts w:ascii="Times New Roman" w:hAnsi="Times New Roman" w:cs="Times New Roman"/>
+        </w:rPr>
+      </w:pPr>
+      <w:r>
+        <w:rPr>
+          <w:rFonts w:ascii="Times New Roman" w:hAnsi="Times New Roman" w:cs="Times New Roman"/>
+          <w:b/>
+          <w:bCs/>
+        </w:rPr>
+        <w:t>Figure 5.</w:t>
+      </w:r>
+      <w:r>
+        <w:rPr>
+          <w:rFonts w:ascii="Times New Roman" w:hAnsi="Times New Roman" w:cs="Times New Roman"/>
+        </w:rPr>
+        <w:t xml:space="preserve"> K-Means Clustering (k = 3) on PCA Reduced Flood Data (PC1–PC3)</w:t>
+      </w:r>
+    </w:p>
+    <w:p>
+      <w:pPr>
+        <w:spacing w:line="240" w:lineRule="auto"/>
+        <w:jc w:val="center"/>
+        <w:rPr>
+          <w:rFonts w:ascii="Times New Roman" w:hAnsi="Times New Roman" w:cs="Times New Roman"/>
+        </w:rPr>
+      </w:pPr>
+      <w:r>
+        <w:rPr>
+          <w:rFonts w:ascii="Times New Roman" w:hAnsi="Times New Roman" w:cs="Times New Roman"/>
+          <w:noProof/>
+        </w:rPr>
+        <w:lastRenderedPageBreak/>
+        <w:drawing>
+          <wp:inline distT="0" distB="0" distL="0" distR="0" wp14:anchorId="3248F149" wp14:editId="0C65FCF6">
+            <wp:extent cx="2968153" cy="2377440"/>
+            <wp:effectExtent l="0" t="0" r="3810" b="0"/>
+            <wp:docPr id="1687981357" name="Picture 8" descr="A diagram of a color chart&#10;&#10;AI-generated content may be incorrect."/>
+            <wp:cNvGraphicFramePr>
+              <a:graphicFrameLocks xmlns:a="http://schemas.openxmlformats.org/drawingml/2006/main" noChangeAspect="1"/>
+            </wp:cNvGraphicFramePr>
+            <a:graphic xmlns:a="http://schemas.openxmlformats.org/drawingml/2006/main">
+              <a:graphicData uri="http://schemas.openxmlformats.org/drawingml/2006/picture">
+                <pic:pic xmlns:pic="http://schemas.openxmlformats.org/drawingml/2006/picture">
+                  <pic:nvPicPr>
+                    <pic:cNvPr id="1687981357" name="Picture 8" descr="A diagram of a color chart&#10;&#10;AI-generated content may be incorrect."/>
+                    <pic:cNvPicPr/>
+                  </pic:nvPicPr>
+                  <pic:blipFill>
+                    <a:blip r:embed="rId14" cstate="print">
+                      <a:extLst>
+                        <a:ext uri="{28A0092B-C50C-407E-A947-70E740481C1C}">
+                          <a14:useLocalDpi xmlns:a14="http://schemas.microsoft.com/office/drawing/2010/main" val="0"/>
+                        </a:ext>
+                      </a:extLst>
+                    </a:blip>
+                    <a:stretch>
+                      <a:fillRect/>
+                    </a:stretch>
+                  </pic:blipFill>
+                  <pic:spPr>
+                    <a:xfrm>
+                      <a:off x="0" y="0"/>
+                      <a:ext cx="2968153" cy="2377440"/>
+                    </a:xfrm>
+                    <a:prstGeom prst="rect">
+                      <a:avLst/>
+                    </a:prstGeom>
+                  </pic:spPr>
+                </pic:pic>
+              </a:graphicData>
+            </a:graphic>
+          </wp:inline>
+        </w:drawing>
+      </w:r>
+      <w:r>
+        <w:rPr>
+          <w:rFonts w:ascii="Times New Roman" w:hAnsi="Times New Roman" w:cs="Times New Roman"/>
+          <w:noProof/>
+        </w:rPr>
+        <w:drawing>
+          <wp:inline distT="0" distB="0" distL="0" distR="0" wp14:anchorId="7C97819A" wp14:editId="579BBB1C">
+            <wp:extent cx="2968153" cy="2377440"/>
+            <wp:effectExtent l="0" t="0" r="3810" b="0"/>
+            <wp:docPr id="1155064277" name="Picture 9" descr="A diagram of colored dots&#10;&#10;AI-generated content may be incorrect."/>
+            <wp:cNvGraphicFramePr>
+              <a:graphicFrameLocks xmlns:a="http://schemas.openxmlformats.org/drawingml/2006/main" noChangeAspect="1"/>
+            </wp:cNvGraphicFramePr>
+            <a:graphic xmlns:a="http://schemas.openxmlformats.org/drawingml/2006/main">
+              <a:graphicData uri="http://schemas.openxmlformats.org/drawingml/2006/picture">
+                <pic:pic xmlns:pic="http://schemas.openxmlformats.org/drawingml/2006/picture">
+                  <pic:nvPicPr>
+                    <pic:cNvPr id="1155064277" name="Picture 9" descr="A diagram of colored dots&#10;&#10;AI-generated content may be incorrect."/>
+                    <pic:cNvPicPr/>
+                  </pic:nvPicPr>
+                  <pic:blipFill>
+                    <a:blip r:embed="rId15" cstate="print">
+                      <a:extLst>
+                        <a:ext uri="{28A0092B-C50C-407E-A947-70E740481C1C}">
+                          <a14:useLocalDpi xmlns:a14="http://schemas.microsoft.com/office/drawing/2010/main" val="0"/>
+                        </a:ext>
+                      </a:extLst>
+                    </a:blip>
+                    <a:stretch>
+                      <a:fillRect/>
+                    </a:stretch>
+                  </pic:blipFill>
+                  <pic:spPr>
+                    <a:xfrm>
+                      <a:off x="0" y="0"/>
+                      <a:ext cx="2968153" cy="2377440"/>
+                    </a:xfrm>
+                    <a:prstGeom prst="rect">
+                      <a:avLst/>
+                    </a:prstGeom>
+                  </pic:spPr>
+                </pic:pic>
+              </a:graphicData>
+            </a:graphic>
+          </wp:inline>
+        </w:drawing>
+      </w:r>
+      <w:r>
+        <w:rPr>
+          <w:rFonts w:ascii="Times New Roman" w:hAnsi="Times New Roman" w:cs="Times New Roman"/>
+          <w:noProof/>
+        </w:rPr>
+        <w:drawing>
+          <wp:inline distT="0" distB="0" distL="0" distR="0" wp14:anchorId="0E623F5F" wp14:editId="34F9360F">
+            <wp:extent cx="2968154" cy="2377440"/>
+            <wp:effectExtent l="0" t="0" r="3810" b="0"/>
+            <wp:docPr id="1033186739" name="Picture 10" descr="A colorful dots with red dots&#10;&#10;AI-generated content may be incorrect."/>
+            <wp:cNvGraphicFramePr>
+              <a:graphicFrameLocks xmlns:a="http://schemas.openxmlformats.org/drawingml/2006/main" noChangeAspect="1"/>
+            </wp:cNvGraphicFramePr>
+            <a:graphic xmlns:a="http://schemas.openxmlformats.org/drawingml/2006/main">
+              <a:graphicData uri="http://schemas.openxmlformats.org/drawingml/2006/picture">
+                <pic:pic xmlns:pic="http://schemas.openxmlformats.org/drawingml/2006/picture">
+                  <pic:nvPicPr>
+                    <pic:cNvPr id="1033186739" name="Picture 10" descr="A colorful dots with red dots&#10;&#10;AI-generated content may be incorrect."/>
+                    <pic:cNvPicPr/>
+                  </pic:nvPicPr>
+                  <pic:blipFill>
+                    <a:blip r:embed="rId16" cstate="print">
+                      <a:extLst>
+                        <a:ext uri="{28A0092B-C50C-407E-A947-70E740481C1C}">
+                          <a14:useLocalDpi xmlns:a14="http://schemas.microsoft.com/office/drawing/2010/main" val="0"/>
+                        </a:ext>
+                      </a:extLst>
+                    </a:blip>
+                    <a:stretch>
+                      <a:fillRect/>
+                    </a:stretch>
+                  </pic:blipFill>
+                  <pic:spPr>
+                    <a:xfrm>
+                      <a:off x="0" y="0"/>
+                      <a:ext cx="2968154" cy="2377440"/>
+                    </a:xfrm>
+                    <a:prstGeom prst="rect">
+                      <a:avLst/>
+                    </a:prstGeom>
+                  </pic:spPr>
+                </pic:pic>
+              </a:graphicData>
+            </a:graphic>
+          </wp:inline>
+        </w:drawing>
+      </w:r>
+    </w:p>
+    <w:p>
+      <w:pPr>
+        <w:spacing w:line="240" w:lineRule="auto"/>
+        <w:rPr>
+          <w:rFonts w:ascii="Times New Roman" w:hAnsi="Times New Roman" w:cs="Times New Roman"/>
+        </w:rPr>
+      </w:pPr>
+      <w:r>
+        <w:rPr>
+          <w:rFonts w:ascii="Times New Roman" w:hAnsi="Times New Roman" w:cs="Times New Roman"/>
+        </w:rPr>
+        <w:t>EXPLANATION</w:t>
+      </w:r>
+    </w:p>
+    <w:p>
+      <w:pPr>
+        <w:spacing w:line="240" w:lineRule="auto"/>
+        <w:rPr>
+          <w:rFonts w:ascii="Times New Roman" w:hAnsi="Times New Roman" w:cs="Times New Roman"/>
+        </w:rPr>
+      </w:pPr>
+    </w:p>
+    <w:p>
+      <w:pPr>
+        <w:spacing w:line="240" w:lineRule="auto"/>
+        <w:rPr>
+          <w:rFonts w:ascii="Times New Roman" w:hAnsi="Times New Roman" w:cs="Times New Roman"/>
+        </w:rPr>
+      </w:pPr>
+      <w:r>
+        <w:rPr>
+          <w:rFonts w:ascii="Times New Roman" w:hAnsi="Times New Roman" w:cs="Times New Roman"/>
+          <w:noProof/>
+        </w:rPr>
+        <w:drawing>
+          <wp:inline distT="0" distB="0" distL="0" distR="0" wp14:anchorId="2885B291" wp14:editId="69422444">
+            <wp:extent cx="2796584" cy="2377440"/>
+            <wp:effectExtent l="0" t="0" r="0" b="0"/>
+            <wp:docPr id="1288628829" name="Picture 1" descr="A graph with colored dots&#10;&#10;AI-generated content may be incorrect."/>
+            <wp:cNvGraphicFramePr>
+              <a:graphicFrameLocks xmlns:a="http://schemas.openxmlformats.org/drawingml/2006/main" noChangeAspect="1"/>
+            </wp:cNvGraphicFramePr>
+            <a:graphic xmlns:a="http://schemas.openxmlformats.org/drawingml/2006/main">
+              <a:graphicData uri="http://schemas.openxmlformats.org/drawingml/2006/picture">
+                <pic:pic xmlns:pic="http://schemas.openxmlformats.org/drawingml/2006/picture">
+                  <pic:nvPicPr>
+                    <pic:cNvPr id="1288628829" name="Picture 1" descr="A graph with colored dots&#10;&#10;AI-generated content may be incorrect."/>
+                    <pic:cNvPicPr/>
+                  </pic:nvPicPr>
+                  <pic:blipFill>
+                    <a:blip r:embed="rId17" cstate="print">
+                      <a:extLst>
+                        <a:ext uri="{28A0092B-C50C-407E-A947-70E740481C1C}">
+                          <a14:useLocalDpi xmlns:a14="http://schemas.microsoft.com/office/drawing/2010/main" val="0"/>
+                        </a:ext>
+                      </a:extLst>
+                    </a:blip>
+                    <a:stretch>
+                      <a:fillRect/>
+                    </a:stretch>
+                  </pic:blipFill>
+                  <pic:spPr>
+                    <a:xfrm>
+                      <a:off x="0" y="0"/>
+                      <a:ext cx="2796584" cy="2377440"/>
+                    </a:xfrm>
+                    <a:prstGeom prst="rect">
+                      <a:avLst/>
+                    </a:prstGeom>
+                  </pic:spPr>
+                </pic:pic>
+              </a:graphicData>
+            </a:graphic>
+          </wp:inline>
+        </w:drawing>
+      </w:r>
+      <w:r>
+        <w:rPr>
+          <w:rFonts w:ascii="Times New Roman" w:hAnsi="Times New Roman" w:cs="Times New Roman"/>
+          <w:noProof/>
+        </w:rPr>
+        <w:drawing>
+          <wp:inline distT="0" distB="0" distL="0" distR="0" wp14:anchorId="5044E1D4" wp14:editId="2033409A">
+            <wp:extent cx="2796584" cy="2377440"/>
+            <wp:effectExtent l="0" t="0" r="0" b="0"/>
+            <wp:docPr id="532253522" name="Picture 2" descr="A graph with colored dots&#10;&#10;AI-generated content may be incorrect."/>
+            <wp:cNvGraphicFramePr>
+              <a:graphicFrameLocks xmlns:a="http://schemas.openxmlformats.org/drawingml/2006/main" noChangeAspect="1"/>
+            </wp:cNvGraphicFramePr>
+            <a:graphic xmlns:a="http://schemas.openxmlformats.org/drawingml/2006/main">
+              <a:graphicData uri="http://schemas.openxmlformats.org/drawingml/2006/picture">
+                <pic:pic xmlns:pic="http://schemas.openxmlformats.org/drawingml/2006/picture">
+                  <pic:nvPicPr>
+                    <pic:cNvPr id="532253522" name="Picture 2" descr="A graph with colored dots&#10;&#10;AI-generated content may be incorrect."/>
+                    <pic:cNvPicPr/>
+                  </pic:nvPicPr>
+                  <pic:blipFill>
+                    <a:blip r:embed="rId18" cstate="print">
+                      <a:extLst>
+                        <a:ext uri="{28A0092B-C50C-407E-A947-70E740481C1C}">
+                          <a14:useLocalDpi xmlns:a14="http://schemas.microsoft.com/office/drawing/2010/main" val="0"/>
+                        </a:ext>
+                      </a:extLst>
+                    </a:blip>
+                    <a:stretch>
+                      <a:fillRect/>
+                    </a:stretch>
+                  </pic:blipFill>
+                  <pic:spPr>
+                    <a:xfrm>
+                      <a:off x="0" y="0"/>
+                      <a:ext cx="2796584" cy="2377440"/>
+                    </a:xfrm>
+                    <a:prstGeom prst="rect">
+                      <a:avLst/>
+                    </a:prstGeom>
+                  </pic:spPr>
+                </pic:pic>
+              </a:graphicData>
+            </a:graphic>
+          </wp:inline>
+        </w:drawing>
+      </w:r>
+    </w:p>
+    <w:p>
+      <w:pPr>
+        <w:spacing w:line="240" w:lineRule="auto"/>
+        <w:rPr>
+          <w:rFonts w:ascii="Times New Roman" w:hAnsi="Times New Roman" w:cs="Times New Roman"/>
+        </w:rPr>
+      </w:pPr>
+    </w:p>
+    <w:p>
+      <w:pPr>
+        <w:spacing w:line="240" w:lineRule="auto"/>
+        <w:rPr>
+          <w:rFonts w:ascii="Times New Roman" w:hAnsi="Times New Roman" w:cs="Times New Roman"/>
+        </w:rPr>
+      </w:pPr>
+      <w:r>
+        <w:rPr>
+          <w:rFonts w:ascii="Times New Roman" w:hAnsi="Times New Roman" w:cs="Times New Roman"/>
+          <w:noProof/>
+        </w:rPr>
+        <w:lastRenderedPageBreak/>
+        <w:drawing>
+          <wp:inline distT="0" distB="0" distL="0" distR="0" wp14:anchorId="592624C5" wp14:editId="25E6BED2">
+            <wp:extent cx="5168900" cy="4394200"/>
+            <wp:effectExtent l="0" t="0" r="0" b="0"/>
+            <wp:docPr id="1800252354" name="Picture 3" descr="A graph with green and blue triangles&#10;&#10;AI-generated content may be incorrect."/>
+            <wp:cNvGraphicFramePr>
+              <a:graphicFrameLocks xmlns:a="http://schemas.openxmlformats.org/drawingml/2006/main" noChangeAspect="1"/>
+            </wp:cNvGraphicFramePr>
+            <a:graphic xmlns:a="http://schemas.openxmlformats.org/drawingml/2006/main">
+              <a:graphicData uri="http://schemas.openxmlformats.org/drawingml/2006/picture">
+                <pic:pic xmlns:pic="http://schemas.openxmlformats.org/drawingml/2006/picture">
+                  <pic:nvPicPr>
+                    <pic:cNvPr id="1800252354" name="Picture 3" descr="A graph with green and blue triangles&#10;&#10;AI-generated content may be incorrect."/>
+                    <pic:cNvPicPr/>
+                  </pic:nvPicPr>
+                  <pic:blipFill>
+                    <a:blip r:embed="rId19" cstate="print">
+                      <a:extLst>
+                        <a:ext uri="{28A0092B-C50C-407E-A947-70E740481C1C}">
+                          <a14:useLocalDpi xmlns:a14="http://schemas.microsoft.com/office/drawing/2010/main" val="0"/>
+                        </a:ext>
+                      </a:extLst>
+                    </a:blip>
+                    <a:stretch>
+                      <a:fillRect/>
+                    </a:stretch>
+                  </pic:blipFill>
+                  <pic:spPr>
+                    <a:xfrm>
+                      <a:off x="0" y="0"/>
+                      <a:ext cx="5168900" cy="4394200"/>
+                    </a:xfrm>
+                    <a:prstGeom prst="rect">
+                      <a:avLst/>
+                    </a:prstGeom>
+                  </pic:spPr>
+                </pic:pic>
+              </a:graphicData>
+            </a:graphic>
+          </wp:inline>
+        </w:drawing>
+      </w:r>
+    </w:p>
+    <w:p>
+      <w:pPr>
+        <w:spacing w:line="240" w:lineRule="auto"/>
+        <w:rPr>
+          <w:rFonts w:ascii="Times New Roman" w:hAnsi="Times New Roman" w:cs="Times New Roman"/>
+        </w:rPr>
+      </w:pPr>
+    </w:p>
+    <w:p>
+      <w:pPr>
+        <w:spacing w:line="240" w:lineRule="auto"/>
+        <w:rPr>
+          <w:rFonts w:ascii="Times New Roman" w:hAnsi="Times New Roman" w:cs="Times New Roman"/>
+        </w:rPr>
+      </w:pPr>
+    </w:p>
+    <w:p>
+      <w:pPr>
+        <w:spacing w:line="240" w:lineRule="auto"/>
+        <w:rPr>
+          <w:rFonts w:ascii="Times New Roman" w:hAnsi="Times New Roman" w:cs="Times New Roman"/>
+        </w:rPr>
+      </w:pPr>
+    </w:p>
+    <w:p>
+      <w:pPr>
+        <w:spacing w:line="240" w:lineRule="auto"/>
+        <w:rPr>
+          <w:rFonts w:ascii="Times New Roman" w:hAnsi="Times New Roman" w:cs="Times New Roman"/>
+        </w:rPr>
+      </w:pPr>
+      <w:r>
+        <w:rPr>
+          <w:rFonts w:ascii="Times New Roman" w:hAnsi="Times New Roman" w:cs="Times New Roman"/>
+        </w:rPr>
+        <w:t>Re</w:t>
+      </w:r>
+      <w:r>
+        <w:rPr>
+          <w:rFonts w:ascii="Times New Roman" w:hAnsi="Times New Roman" w:cs="Times New Roman"/>
+        </w:rPr>
+        <w:t>ferences</w:t>
+      </w:r>
+    </w:p>
+    <w:p>
+      <w:pPr>
+        <w:pStyle w:val="ListParagraph"/>
+        <w:numPr>
+          <w:ilvl w:val="0"/>
+          <w:numId w:val="1"/>
+        </w:numPr>
+        <w:spacing w:line="240" w:lineRule="auto"/>
+        <w:rPr>
+          <w:rFonts w:ascii="Times New Roman" w:hAnsi="Times New Roman" w:cs="Times New Roman"/>
+        </w:rPr>
+      </w:pPr>
+      <w:proofErr w:type="spellStart"/>
+      <w:r>
+        <w:rPr>
+          <w:rFonts w:ascii="Times New Roman" w:hAnsi="Times New Roman" w:cs="Times New Roman"/>
+          <w:i/>
+          <w:iCs/>
+          <w:color w:val="000000"/>
+        </w:rPr>
+        <w:t>Reask</w:t>
+      </w:r>
+      <w:proofErr w:type="spellEnd"/>
+      <w:r>
+        <w:rPr>
+          <w:rFonts w:ascii="Times New Roman" w:hAnsi="Times New Roman" w:cs="Times New Roman"/>
+          <w:i/>
+          <w:iCs/>
+          <w:color w:val="000000"/>
+        </w:rPr>
+        <w:t xml:space="preserve"> UTC: a machine learning modeling framework to generate climate-connected tropical cyclone event sets globally</w:t>
+      </w:r>
+    </w:p>
+    <w:p>
+      <w:pPr>
+        <w:pStyle w:val="ListParagraph"/>
+        <w:numPr>
+          <w:ilvl w:val="0"/>
+          <w:numId w:val="1"/>
+        </w:numPr>
+        <w:spacing w:line="240" w:lineRule="auto"/>
+        <w:rPr>
+          <w:rFonts w:ascii="Times New Roman" w:hAnsi="Times New Roman" w:cs="Times New Roman"/>
+        </w:rPr>
+      </w:pPr>
+      <w:r>
+        <w:rPr>
+          <w:rFonts w:ascii="Times New Roman" w:hAnsi="Times New Roman" w:cs="Times New Roman"/>
+          <w:i/>
+          <w:iCs/>
+        </w:rPr>
+        <w:t>Segmenting Time Series: A Survey and Novel Approach</w:t>
+      </w:r>
+    </w:p>
+    <w:p>
+      <w:pPr>
+        <w:pStyle w:val="ListParagraph"/>
+        <w:numPr>
+          <w:ilvl w:val="0"/>
+          <w:numId w:val="1"/>
+        </w:numPr>
+        <w:spacing w:line="240" w:lineRule="auto"/>
+        <w:rPr>
+          <w:rFonts w:ascii="Times New Roman" w:hAnsi="Times New Roman" w:cs="Times New Roman"/>
+        </w:rPr>
+      </w:pPr>
+      <w:r>
+        <w:rPr>
+          <w:rFonts w:ascii="Times New Roman" w:hAnsi="Times New Roman" w:cs="Times New Roman"/>
+        </w:rPr>
+        <w:t>1905.02845</w:t>
+      </w:r>
+    </w:p>
+    <w:p>
+      <w:pPr>
+        <w:spacing w:line="240" w:lineRule="auto"/>
+        <w:rPr>
+          <w:rFonts w:ascii="Times New Roman" w:hAnsi="Times New Roman" w:cs="Times New Roman"/>
+        </w:rPr>
+      </w:pPr>
+      <w:r>
+        <w:rPr>
+          <w:rFonts w:ascii="Times New Roman" w:hAnsi="Times New Roman" w:cs="Times New Roman"/>
+        </w:rPr>
+        <w:t>https://apnews.com/article/mexico-rain-president-sheinbaum-hidalgo-puebla-veracruz-e1cfd6acf28e38bf442d7eb14ada64ee</w:t>
+      </w:r>
+    </w:p>
+    <w:p>
+      <w:pPr>
+        <w:spacing w:line="240" w:lineRule="auto"/>
+        <w:rPr>
+          <w:rFonts w:ascii="Times New Roman" w:hAnsi="Times New Roman" w:cs="Times New Roman"/>
+          <w:b/>
+          <w:bCs/>
+        </w:rPr>
+      </w:pPr>
+      <w:r>
+        <w:rPr>
+          <w:rFonts w:ascii="Times New Roman" w:hAnsi="Times New Roman" w:cs="Times New Roman"/>
+          <w:b/>
+          <w:bCs/>
+        </w:rPr>
+        <w:t>Appendix</w:t>
+      </w:r>
+    </w:p>
+    <w:p>
+      <w:pPr>
+        <w:spacing w:line="240" w:lineRule="auto"/>
+        <w:rPr>
+          <w:rFonts w:ascii="Times New Roman" w:hAnsi="Times New Roman" w:cs="Times New Roman"/>
+        </w:rPr>
+      </w:pPr>
+      <w:r>
+        <w:rPr>
+          <w:rFonts w:ascii="Times New Roman" w:hAnsi="Times New Roman" w:cs="Times New Roman"/>
+          <w:b/>
+          <w:bCs/>
+        </w:rPr>
+        <w:t>Figure A1.</w:t>
+      </w:r>
+      <w:r>
+        <w:rPr>
+          <w:rFonts w:ascii="Times New Roman" w:hAnsi="Times New Roman" w:cs="Times New Roman"/>
+        </w:rPr>
+        <w:t xml:space="preserve"> Raw Distributions of Attribute Variables</w:t>
+      </w:r>
+    </w:p>
+    <w:p>
+      <w:pPr>
+        <w:spacing w:line="240" w:lineRule="auto"/>
+        <w:jc w:val="center"/>
+        <w:rPr>
+          <w:rFonts w:ascii="Times New Roman" w:hAnsi="Times New Roman" w:cs="Times New Roman"/>
+        </w:rPr>
+      </w:pPr>
+      <w:r>
+        <w:rPr>
+          <w:rFonts w:ascii="Times New Roman" w:hAnsi="Times New Roman" w:cs="Times New Roman"/>
+          <w:noProof/>
+        </w:rPr>
+        <w:lastRenderedPageBreak/>
+        <w:drawing>
+          <wp:inline distT="0" distB="0" distL="0" distR="0" wp14:anchorId="1F6BC84B" wp14:editId="7639E3D8">
+            <wp:extent cx="4536831" cy="3269330"/>
+            <wp:effectExtent l="0" t="0" r="0" b="0"/>
+            <wp:docPr id="884105628" name="Picture 1" descr="A group of blue and white graphs&#10;&#10;AI-generated content may be incorrect."/>
+            <wp:cNvGraphicFramePr>
+              <a:graphicFrameLocks xmlns:a="http://schemas.openxmlformats.org/drawingml/2006/main" noChangeAspect="1"/>
+            </wp:cNvGraphicFramePr>
+            <a:graphic xmlns:a="http://schemas.openxmlformats.org/drawingml/2006/main">
+              <a:graphicData uri="http://schemas.openxmlformats.org/drawingml/2006/picture">
+                <pic:pic xmlns:pic="http://schemas.openxmlformats.org/drawingml/2006/picture">
+                  <pic:nvPicPr>
+                    <pic:cNvPr id="884105628" name="Picture 1" descr="A group of blue and white graphs&#10;&#10;AI-generated content may be incorrect."/>
+                    <pic:cNvPicPr/>
+                  </pic:nvPicPr>
+                  <pic:blipFill>
+                    <a:blip r:embed="rId20" cstate="print">
+                      <a:extLst>
+                        <a:ext uri="{28A0092B-C50C-407E-A947-70E740481C1C}">
+                          <a14:useLocalDpi xmlns:a14="http://schemas.microsoft.com/office/drawing/2010/main" val="0"/>
+                        </a:ext>
+                      </a:extLst>
+                    </a:blip>
+                    <a:stretch>
+                      <a:fillRect/>
+                    </a:stretch>
+                  </pic:blipFill>
+                  <pic:spPr>
+                    <a:xfrm>
+                      <a:off x="0" y="0"/>
+                      <a:ext cx="4546532" cy="3276321"/>
+                    </a:xfrm>
+                    <a:prstGeom prst="rect">
+                      <a:avLst/>
+                    </a:prstGeom>
+                  </pic:spPr>
+                </pic:pic>
+              </a:graphicData>
+            </a:graphic>
+          </wp:inline>
+        </w:drawing>
+      </w:r>
+    </w:p>
+    <w:p>
+      <w:pPr>
+        <w:spacing w:line="240" w:lineRule="auto"/>
+        <w:rPr>
+          <w:rFonts w:ascii="Times New Roman" w:hAnsi="Times New Roman" w:cs="Times New Roman"/>
+        </w:rPr>
+      </w:pPr>
+    </w:p>
+    <w:p>
+      <w:pPr>
+        <w:spacing w:line="240" w:lineRule="auto"/>
+        <w:rPr>
+          <w:rFonts w:ascii="Times New Roman" w:hAnsi="Times New Roman" w:cs="Times New Roman"/>
+        </w:rPr>
+      </w:pPr>
+      <w:r>
+        <w:rPr>
+          <w:rFonts w:ascii="Times New Roman" w:hAnsi="Times New Roman" w:cs="Times New Roman"/>
+          <w:b/>
+          <w:bCs/>
+        </w:rPr>
+        <w:t>Figure A2.</w:t>
+      </w:r>
+      <w:r>
+        <w:rPr>
+          <w:rFonts w:ascii="Times New Roman" w:hAnsi="Times New Roman" w:cs="Times New Roman"/>
+        </w:rPr>
+        <w:t xml:space="preserve"> PCA of Flood-Related Features: Storm vs. No Storm Structure</w:t>
+      </w:r>
+    </w:p>
+    <w:p>
+      <w:pPr>
+        <w:spacing w:line="240" w:lineRule="auto"/>
+        <w:jc w:val="center"/>
+        <w:rPr>
+          <w:rFonts w:ascii="Times New Roman" w:hAnsi="Times New Roman" w:cs="Times New Roman"/>
+        </w:rPr>
+      </w:pPr>
+      <w:r>
+        <w:rPr>
+          <w:rFonts w:ascii="Times New Roman" w:hAnsi="Times New Roman" w:cs="Times New Roman"/>
+          <w:noProof/>
+        </w:rPr>
+        <w:lastRenderedPageBreak/>
+        <w:drawing>
+          <wp:inline distT="0" distB="0" distL="0" distR="0" wp14:anchorId="61EC37BF" wp14:editId="79032F6C">
+            <wp:extent cx="2934008" cy="2377440"/>
+            <wp:effectExtent l="0" t="0" r="0" b="0"/>
+            <wp:docPr id="391555649" name="Picture 4"/>
+            <wp:cNvGraphicFramePr>
+              <a:graphicFrameLocks xmlns:a="http://schemas.openxmlformats.org/drawingml/2006/main" noChangeAspect="1"/>
+            </wp:cNvGraphicFramePr>
+            <a:graphic xmlns:a="http://schemas.openxmlformats.org/drawingml/2006/main">
+              <a:graphicData uri="http://schemas.openxmlformats.org/drawingml/2006/picture">
+                <pic:pic xmlns:pic="http://schemas.openxmlformats.org/drawingml/2006/picture">
+                  <pic:nvPicPr>
+                    <pic:cNvPr id="391555649" name="Picture 391555649"/>
+                    <pic:cNvPicPr/>
+                  </pic:nvPicPr>
+                  <pic:blipFill>
+                    <a:blip r:embed="rId21" cstate="print">
+                      <a:extLst>
+                        <a:ext uri="{28A0092B-C50C-407E-A947-70E740481C1C}">
+                          <a14:useLocalDpi xmlns:a14="http://schemas.microsoft.com/office/drawing/2010/main" val="0"/>
+                        </a:ext>
+                      </a:extLst>
+                    </a:blip>
+                    <a:stretch>
+                      <a:fillRect/>
+                    </a:stretch>
+                  </pic:blipFill>
+                  <pic:spPr>
+                    <a:xfrm>
+                      <a:off x="0" y="0"/>
+                      <a:ext cx="2934008" cy="2377440"/>
+                    </a:xfrm>
+                    <a:prstGeom prst="rect">
+                      <a:avLst/>
+                    </a:prstGeom>
+                  </pic:spPr>
+                </pic:pic>
+              </a:graphicData>
+            </a:graphic>
+          </wp:inline>
+        </w:drawing>
+      </w:r>
+      <w:r>
+        <w:rPr>
+          <w:rFonts w:ascii="Times New Roman" w:hAnsi="Times New Roman" w:cs="Times New Roman"/>
+          <w:noProof/>
+        </w:rPr>
+        <w:drawing>
+          <wp:inline distT="0" distB="0" distL="0" distR="0" wp14:anchorId="71E44671" wp14:editId="31BB4999">
+            <wp:extent cx="2934007" cy="2377440"/>
+            <wp:effectExtent l="0" t="0" r="0" b="0"/>
+            <wp:docPr id="434554371" name="Picture 5" descr="A diagram of a storm&#10;&#10;AI-generated content may be incorrect."/>
+            <wp:cNvGraphicFramePr>
+              <a:graphicFrameLocks xmlns:a="http://schemas.openxmlformats.org/drawingml/2006/main" noChangeAspect="1"/>
+            </wp:cNvGraphicFramePr>
+            <a:graphic xmlns:a="http://schemas.openxmlformats.org/drawingml/2006/main">
+              <a:graphicData uri="http://schemas.openxmlformats.org/drawingml/2006/picture">
+                <pic:pic xmlns:pic="http://schemas.openxmlformats.org/drawingml/2006/picture">
+                  <pic:nvPicPr>
+                    <pic:cNvPr id="434554371" name="Picture 5" descr="A diagram of a storm&#10;&#10;AI-generated content may be incorrect."/>
+                    <pic:cNvPicPr/>
+                  </pic:nvPicPr>
+                  <pic:blipFill>
+                    <a:blip r:embed="rId22" cstate="print">
+                      <a:extLst>
+                        <a:ext uri="{28A0092B-C50C-407E-A947-70E740481C1C}">
+                          <a14:useLocalDpi xmlns:a14="http://schemas.microsoft.com/office/drawing/2010/main" val="0"/>
+                        </a:ext>
+                      </a:extLst>
+                    </a:blip>
+                    <a:stretch>
+                      <a:fillRect/>
+                    </a:stretch>
+                  </pic:blipFill>
+                  <pic:spPr>
+                    <a:xfrm>
+                      <a:off x="0" y="0"/>
+                      <a:ext cx="2934007" cy="2377440"/>
+                    </a:xfrm>
+                    <a:prstGeom prst="rect">
+                      <a:avLst/>
+                    </a:prstGeom>
+                  </pic:spPr>
+                </pic:pic>
+              </a:graphicData>
+            </a:graphic>
+          </wp:inline>
+        </w:drawing>
+      </w:r>
+      <w:r>
+        <w:rPr>
+          <w:rFonts w:ascii="Times New Roman" w:hAnsi="Times New Roman" w:cs="Times New Roman"/>
+          <w:noProof/>
+        </w:rPr>
+        <w:drawing>
+          <wp:inline distT="0" distB="0" distL="0" distR="0" wp14:anchorId="12BA6E56" wp14:editId="3B61CB26">
+            <wp:extent cx="2934008" cy="2377440"/>
+            <wp:effectExtent l="0" t="0" r="0" b="0"/>
+            <wp:docPr id="1116220742" name="Picture 6" descr="A diagram of a storm&#10;&#10;AI-generated content may be incorrect."/>
+            <wp:cNvGraphicFramePr>
+              <a:graphicFrameLocks xmlns:a="http://schemas.openxmlformats.org/drawingml/2006/main" noChangeAspect="1"/>
+            </wp:cNvGraphicFramePr>
+            <a:graphic xmlns:a="http://schemas.openxmlformats.org/drawingml/2006/main">
+              <a:graphicData uri="http://schemas.openxmlformats.org/drawingml/2006/picture">
+                <pic:pic xmlns:pic="http://schemas.openxmlformats.org/drawingml/2006/picture">
+                  <pic:nvPicPr>
+                    <pic:cNvPr id="1116220742" name="Picture 6" descr="A diagram of a storm&#10;&#10;AI-generated content may be incorrect."/>
+                    <pic:cNvPicPr/>
+                  </pic:nvPicPr>
+                  <pic:blipFill>
+                    <a:blip r:embed="rId23" cstate="print">
+                      <a:extLst>
+                        <a:ext uri="{28A0092B-C50C-407E-A947-70E740481C1C}">
+                          <a14:useLocalDpi xmlns:a14="http://schemas.microsoft.com/office/drawing/2010/main" val="0"/>
+                        </a:ext>
+                      </a:extLst>
+                    </a:blip>
+                    <a:stretch>
+                      <a:fillRect/>
+                    </a:stretch>
+                  </pic:blipFill>
+                  <pic:spPr>
+                    <a:xfrm>
+                      <a:off x="0" y="0"/>
+                      <a:ext cx="2934008" cy="2377440"/>
+                    </a:xfrm>
+                    <a:prstGeom prst="rect">
+                      <a:avLst/>
+                    </a:prstGeom>
+                  </pic:spPr>
+                </pic:pic>
+              </a:graphicData>
+            </a:graphic>
+          </wp:inline>
+        </w:drawing>
       </w:r>
     </w:p>
     <w:sectPr>
-      <w:footerReference w:type="even" r:id="rId6"/>
-      <w:footerReference w:type="default" r:id="rId7"/>
+      <w:headerReference w:type="default" r:id="rId24"/>
+      <w:footerReference w:type="even" r:id="rId25"/>
+      <w:footerReference w:type="default" r:id="rId26"/>
       <w:pgSz w:w="12240" w:h="15840"/>
       <w:pgMar w:top="1440" w:right="1440" w:bottom="1440" w:left="1440" w:header="720" w:footer="720" w:gutter="0"/>
       <w:cols w:space="720"/>
@@ -1375,6 +3856,1029 @@
     </w:p>
   </w:footnote>
 </w:footnotes>
+</file>
+
+<file path=word/header1.xml><?xml version="1.0" encoding="utf-8"?>
+<w:hdr xmlns:wpc="http://schemas.microsoft.com/office/word/2010/wordprocessingCanvas" xmlns:cx="http://schemas.microsoft.com/office/drawing/2014/chartex" xmlns:cx1="http://schemas.microsoft.com/office/drawing/2015/9/8/chartex" xmlns:cx2="http://schemas.microsoft.com/office/drawing/2015/10/21/chartex" xmlns:cx3="http://schemas.microsoft.com/office/drawing/2016/5/9/chartex" xmlns:cx4="http://schemas.microsoft.com/office/drawing/2016/5/10/chartex" xmlns:cx5="http://schemas.microsoft.com/office/drawing/2016/5/11/chartex" xmlns:cx6="http://schemas.microsoft.com/office/drawing/2016/5/12/chartex" xmlns:cx7="http://schemas.microsoft.com/office/drawing/2016/5/13/chartex" xmlns:cx8="http://schemas.microsoft.com/office/drawing/2016/5/14/chartex" xmlns:mc="http://schemas.openxmlformats.org/markup-compatibility/2006" xmlns:aink="http://schemas.microsoft.com/office/drawing/2016/ink" xmlns:am3d="http://schemas.microsoft.com/office/drawing/2017/model3d" xmlns:o="urn:schemas-microsoft-com:office:office" xmlns:oel="http://schemas.microsoft.com/office/2019/extlst" xmlns:r="http://schemas.openxmlformats.org/officeDocument/2006/relationships" xmlns:m="http://schemas.openxmlformats.org/officeDocument/2006/math" xmlns:v="urn:schemas-microsoft-com:vml" xmlns:wp14="http://schemas.microsoft.com/office/word/2010/wordprocessingDrawing" xmlns:wp="http://schemas.openxmlformats.org/drawingml/2006/wordprocessingDrawing" xmlns:w10="urn:schemas-microsoft-com:office:word" xmlns:w="http://schemas.openxmlformats.org/wordprocessingml/2006/main" xmlns:w14="http://schemas.microsoft.com/office/word/2010/wordml" xmlns:w15="http://schemas.microsoft.com/office/word/2012/wordml" xmlns:w16cex="http://schemas.microsoft.com/office/word/2018/wordml/cex" xmlns:w16cid="http://schemas.microsoft.com/office/word/2016/wordml/cid" xmlns:w16="http://schemas.microsoft.com/office/word/2018/wordml" xmlns:w16du="http://schemas.microsoft.com/office/word/2023/wordml/word16du" xmlns:w16sdtdh="http://schemas.microsoft.com/office/word/2020/wordml/sdtdatahash" xmlns:w16sdtfl="http://schemas.microsoft.com/office/word/2024/wordml/sdtformatlock" xmlns:w16se="http://schemas.microsoft.com/office/word/2015/wordml/symex" xmlns:wpg="http://schemas.microsoft.com/office/word/2010/wordprocessingGroup" xmlns:wpi="http://schemas.microsoft.com/office/word/2010/wordprocessingInk" xmlns:wne="http://schemas.microsoft.com/office/word/2006/wordml" xmlns:wps="http://schemas.microsoft.com/office/word/2010/wordprocessingShape" mc:Ignorable="w14 w15 w16se w16cid w16 w16cex w16sdtdh w16sdtfl w16du wp14">
+  <w:p>
+    <w:pPr>
+      <w:pStyle w:val="Header"/>
+      <w:jc w:val="right"/>
+      <w:rPr>
+        <w:rFonts w:ascii="Times New Roman" w:hAnsi="Times New Roman" w:cs="Times New Roman"/>
+      </w:rPr>
+    </w:pPr>
+  </w:p>
+</w:hdr>
+</file>
+
+<file path=word/numbering.xml><?xml version="1.0" encoding="utf-8"?>
+<w:numbering xmlns:wpc="http://schemas.microsoft.com/office/word/2010/wordprocessingCanvas" xmlns:cx="http://schemas.microsoft.com/office/drawing/2014/chartex" xmlns:cx1="http://schemas.microsoft.com/office/drawing/2015/9/8/chartex" xmlns:cx2="http://schemas.microsoft.com/office/drawing/2015/10/21/chartex" xmlns:cx3="http://schemas.microsoft.com/office/drawing/2016/5/9/chartex" xmlns:cx4="http://schemas.microsoft.com/office/drawing/2016/5/10/chartex" xmlns:cx5="http://schemas.microsoft.com/office/drawing/2016/5/11/chartex" xmlns:cx6="http://schemas.microsoft.com/office/drawing/2016/5/12/chartex" xmlns:cx7="http://schemas.microsoft.com/office/drawing/2016/5/13/chartex" xmlns:cx8="http://schemas.microsoft.com/office/drawing/2016/5/14/chartex" xmlns:mc="http://schemas.openxmlformats.org/markup-compatibility/2006" xmlns:aink="http://schemas.microsoft.com/office/drawing/2016/ink" xmlns:am3d="http://schemas.microsoft.com/office/drawing/2017/model3d" xmlns:o="urn:schemas-microsoft-com:office:office" xmlns:oel="http://schemas.microsoft.com/office/2019/extlst" xmlns:r="http://schemas.openxmlformats.org/officeDocument/2006/relationships" xmlns:m="http://schemas.openxmlformats.org/officeDocument/2006/math" xmlns:v="urn:schemas-microsoft-com:vml" xmlns:wp14="http://schemas.microsoft.com/office/word/2010/wordprocessingDrawing" xmlns:wp="http://schemas.openxmlformats.org/drawingml/2006/wordprocessingDrawing" xmlns:w10="urn:schemas-microsoft-com:office:word" xmlns:w="http://schemas.openxmlformats.org/wordprocessingml/2006/main" xmlns:w14="http://schemas.microsoft.com/office/word/2010/wordml" xmlns:w15="http://schemas.microsoft.com/office/word/2012/wordml" xmlns:w16cex="http://schemas.microsoft.com/office/word/2018/wordml/cex" xmlns:w16cid="http://schemas.microsoft.com/office/word/2016/wordml/cid" xmlns:w16="http://schemas.microsoft.com/office/word/2018/wordml" xmlns:w16du="http://schemas.microsoft.com/office/word/2023/wordml/word16du" xmlns:w16sdtdh="http://schemas.microsoft.com/office/word/2020/wordml/sdtdatahash" xmlns:w16sdtfl="http://schemas.microsoft.com/office/word/2024/wordml/sdtformatlock" xmlns:w16se="http://schemas.microsoft.com/office/word/2015/wordml/symex" xmlns:wpg="http://schemas.microsoft.com/office/word/2010/wordprocessingGroup" xmlns:wpi="http://schemas.microsoft.com/office/word/2010/wordprocessingInk" xmlns:wne="http://schemas.microsoft.com/office/word/2006/wordml" xmlns:wps="http://schemas.microsoft.com/office/word/2010/wordprocessingShape" mc:Ignorable="w14 w15 w16se w16cid w16 w16cex w16sdtdh w16sdtfl w16du wp14">
+  <w:abstractNum w:abstractNumId="0" w15:restartNumberingAfterBreak="0">
+    <w:nsid w:val="1E085711"/>
+    <w:multiLevelType w:val="multilevel"/>
+    <w:tmpl w:val="E528E764"/>
+    <w:lvl w:ilvl="0">
+      <w:start w:val="1"/>
+      <w:numFmt w:val="bullet"/>
+      <w:lvlText w:val=""/>
+      <w:lvlJc w:val="left"/>
+      <w:pPr>
+        <w:tabs>
+          <w:tab w:val="num" w:pos="720"/>
+        </w:tabs>
+        <w:ind w:left="720" w:hanging="360"/>
+      </w:pPr>
+      <w:rPr>
+        <w:rFonts w:ascii="Symbol" w:hAnsi="Symbol" w:hint="default"/>
+        <w:sz w:val="20"/>
+      </w:rPr>
+    </w:lvl>
+    <w:lvl w:ilvl="1" w:tentative="1">
+      <w:start w:val="1"/>
+      <w:numFmt w:val="bullet"/>
+      <w:lvlText w:val="o"/>
+      <w:lvlJc w:val="left"/>
+      <w:pPr>
+        <w:tabs>
+          <w:tab w:val="num" w:pos="1440"/>
+        </w:tabs>
+        <w:ind w:left="1440" w:hanging="360"/>
+      </w:pPr>
+      <w:rPr>
+        <w:rFonts w:ascii="Courier New" w:hAnsi="Courier New" w:hint="default"/>
+        <w:sz w:val="20"/>
+      </w:rPr>
+    </w:lvl>
+    <w:lvl w:ilvl="2" w:tentative="1">
+      <w:start w:val="1"/>
+      <w:numFmt w:val="bullet"/>
+      <w:lvlText w:val=""/>
+      <w:lvlJc w:val="left"/>
+      <w:pPr>
+        <w:tabs>
+          <w:tab w:val="num" w:pos="2160"/>
+        </w:tabs>
+        <w:ind w:left="2160" w:hanging="360"/>
+      </w:pPr>
+      <w:rPr>
+        <w:rFonts w:ascii="Wingdings" w:hAnsi="Wingdings" w:hint="default"/>
+        <w:sz w:val="20"/>
+      </w:rPr>
+    </w:lvl>
+    <w:lvl w:ilvl="3" w:tentative="1">
+      <w:start w:val="1"/>
+      <w:numFmt w:val="bullet"/>
+      <w:lvlText w:val=""/>
+      <w:lvlJc w:val="left"/>
+      <w:pPr>
+        <w:tabs>
+          <w:tab w:val="num" w:pos="2880"/>
+        </w:tabs>
+        <w:ind w:left="2880" w:hanging="360"/>
+      </w:pPr>
+      <w:rPr>
+        <w:rFonts w:ascii="Wingdings" w:hAnsi="Wingdings" w:hint="default"/>
+        <w:sz w:val="20"/>
+      </w:rPr>
+    </w:lvl>
+    <w:lvl w:ilvl="4" w:tentative="1">
+      <w:start w:val="1"/>
+      <w:numFmt w:val="bullet"/>
+      <w:lvlText w:val=""/>
+      <w:lvlJc w:val="left"/>
+      <w:pPr>
+        <w:tabs>
+          <w:tab w:val="num" w:pos="3600"/>
+        </w:tabs>
+        <w:ind w:left="3600" w:hanging="360"/>
+      </w:pPr>
+      <w:rPr>
+        <w:rFonts w:ascii="Wingdings" w:hAnsi="Wingdings" w:hint="default"/>
+        <w:sz w:val="20"/>
+      </w:rPr>
+    </w:lvl>
+    <w:lvl w:ilvl="5" w:tentative="1">
+      <w:start w:val="1"/>
+      <w:numFmt w:val="bullet"/>
+      <w:lvlText w:val=""/>
+      <w:lvlJc w:val="left"/>
+      <w:pPr>
+        <w:tabs>
+          <w:tab w:val="num" w:pos="4320"/>
+        </w:tabs>
+        <w:ind w:left="4320" w:hanging="360"/>
+      </w:pPr>
+      <w:rPr>
+        <w:rFonts w:ascii="Wingdings" w:hAnsi="Wingdings" w:hint="default"/>
+        <w:sz w:val="20"/>
+      </w:rPr>
+    </w:lvl>
+    <w:lvl w:ilvl="6" w:tentative="1">
+      <w:start w:val="1"/>
+      <w:numFmt w:val="bullet"/>
+      <w:lvlText w:val=""/>
+      <w:lvlJc w:val="left"/>
+      <w:pPr>
+        <w:tabs>
+          <w:tab w:val="num" w:pos="5040"/>
+        </w:tabs>
+        <w:ind w:left="5040" w:hanging="360"/>
+      </w:pPr>
+      <w:rPr>
+        <w:rFonts w:ascii="Wingdings" w:hAnsi="Wingdings" w:hint="default"/>
+        <w:sz w:val="20"/>
+      </w:rPr>
+    </w:lvl>
+    <w:lvl w:ilvl="7" w:tentative="1">
+      <w:start w:val="1"/>
+      <w:numFmt w:val="bullet"/>
+      <w:lvlText w:val=""/>
+      <w:lvlJc w:val="left"/>
+      <w:pPr>
+        <w:tabs>
+          <w:tab w:val="num" w:pos="5760"/>
+        </w:tabs>
+        <w:ind w:left="5760" w:hanging="360"/>
+      </w:pPr>
+      <w:rPr>
+        <w:rFonts w:ascii="Wingdings" w:hAnsi="Wingdings" w:hint="default"/>
+        <w:sz w:val="20"/>
+      </w:rPr>
+    </w:lvl>
+    <w:lvl w:ilvl="8" w:tentative="1">
+      <w:start w:val="1"/>
+      <w:numFmt w:val="bullet"/>
+      <w:lvlText w:val=""/>
+      <w:lvlJc w:val="left"/>
+      <w:pPr>
+        <w:tabs>
+          <w:tab w:val="num" w:pos="6480"/>
+        </w:tabs>
+        <w:ind w:left="6480" w:hanging="360"/>
+      </w:pPr>
+      <w:rPr>
+        <w:rFonts w:ascii="Wingdings" w:hAnsi="Wingdings" w:hint="default"/>
+        <w:sz w:val="20"/>
+      </w:rPr>
+    </w:lvl>
+  </w:abstractNum>
+  <w:abstractNum w:abstractNumId="1" w15:restartNumberingAfterBreak="0">
+    <w:nsid w:val="358438BE"/>
+    <w:multiLevelType w:val="multilevel"/>
+    <w:tmpl w:val="2B9A2686"/>
+    <w:lvl w:ilvl="0">
+      <w:start w:val="1"/>
+      <w:numFmt w:val="bullet"/>
+      <w:lvlText w:val=""/>
+      <w:lvlJc w:val="left"/>
+      <w:pPr>
+        <w:tabs>
+          <w:tab w:val="num" w:pos="720"/>
+        </w:tabs>
+        <w:ind w:left="720" w:hanging="360"/>
+      </w:pPr>
+      <w:rPr>
+        <w:rFonts w:ascii="Symbol" w:hAnsi="Symbol" w:hint="default"/>
+        <w:sz w:val="20"/>
+      </w:rPr>
+    </w:lvl>
+    <w:lvl w:ilvl="1" w:tentative="1">
+      <w:start w:val="1"/>
+      <w:numFmt w:val="bullet"/>
+      <w:lvlText w:val="o"/>
+      <w:lvlJc w:val="left"/>
+      <w:pPr>
+        <w:tabs>
+          <w:tab w:val="num" w:pos="1440"/>
+        </w:tabs>
+        <w:ind w:left="1440" w:hanging="360"/>
+      </w:pPr>
+      <w:rPr>
+        <w:rFonts w:ascii="Courier New" w:hAnsi="Courier New" w:hint="default"/>
+        <w:sz w:val="20"/>
+      </w:rPr>
+    </w:lvl>
+    <w:lvl w:ilvl="2" w:tentative="1">
+      <w:start w:val="1"/>
+      <w:numFmt w:val="bullet"/>
+      <w:lvlText w:val=""/>
+      <w:lvlJc w:val="left"/>
+      <w:pPr>
+        <w:tabs>
+          <w:tab w:val="num" w:pos="2160"/>
+        </w:tabs>
+        <w:ind w:left="2160" w:hanging="360"/>
+      </w:pPr>
+      <w:rPr>
+        <w:rFonts w:ascii="Wingdings" w:hAnsi="Wingdings" w:hint="default"/>
+        <w:sz w:val="20"/>
+      </w:rPr>
+    </w:lvl>
+    <w:lvl w:ilvl="3" w:tentative="1">
+      <w:start w:val="1"/>
+      <w:numFmt w:val="bullet"/>
+      <w:lvlText w:val=""/>
+      <w:lvlJc w:val="left"/>
+      <w:pPr>
+        <w:tabs>
+          <w:tab w:val="num" w:pos="2880"/>
+        </w:tabs>
+        <w:ind w:left="2880" w:hanging="360"/>
+      </w:pPr>
+      <w:rPr>
+        <w:rFonts w:ascii="Wingdings" w:hAnsi="Wingdings" w:hint="default"/>
+        <w:sz w:val="20"/>
+      </w:rPr>
+    </w:lvl>
+    <w:lvl w:ilvl="4" w:tentative="1">
+      <w:start w:val="1"/>
+      <w:numFmt w:val="bullet"/>
+      <w:lvlText w:val=""/>
+      <w:lvlJc w:val="left"/>
+      <w:pPr>
+        <w:tabs>
+          <w:tab w:val="num" w:pos="3600"/>
+        </w:tabs>
+        <w:ind w:left="3600" w:hanging="360"/>
+      </w:pPr>
+      <w:rPr>
+        <w:rFonts w:ascii="Wingdings" w:hAnsi="Wingdings" w:hint="default"/>
+        <w:sz w:val="20"/>
+      </w:rPr>
+    </w:lvl>
+    <w:lvl w:ilvl="5" w:tentative="1">
+      <w:start w:val="1"/>
+      <w:numFmt w:val="bullet"/>
+      <w:lvlText w:val=""/>
+      <w:lvlJc w:val="left"/>
+      <w:pPr>
+        <w:tabs>
+          <w:tab w:val="num" w:pos="4320"/>
+        </w:tabs>
+        <w:ind w:left="4320" w:hanging="360"/>
+      </w:pPr>
+      <w:rPr>
+        <w:rFonts w:ascii="Wingdings" w:hAnsi="Wingdings" w:hint="default"/>
+        <w:sz w:val="20"/>
+      </w:rPr>
+    </w:lvl>
+    <w:lvl w:ilvl="6" w:tentative="1">
+      <w:start w:val="1"/>
+      <w:numFmt w:val="bullet"/>
+      <w:lvlText w:val=""/>
+      <w:lvlJc w:val="left"/>
+      <w:pPr>
+        <w:tabs>
+          <w:tab w:val="num" w:pos="5040"/>
+        </w:tabs>
+        <w:ind w:left="5040" w:hanging="360"/>
+      </w:pPr>
+      <w:rPr>
+        <w:rFonts w:ascii="Wingdings" w:hAnsi="Wingdings" w:hint="default"/>
+        <w:sz w:val="20"/>
+      </w:rPr>
+    </w:lvl>
+    <w:lvl w:ilvl="7" w:tentative="1">
+      <w:start w:val="1"/>
+      <w:numFmt w:val="bullet"/>
+      <w:lvlText w:val=""/>
+      <w:lvlJc w:val="left"/>
+      <w:pPr>
+        <w:tabs>
+          <w:tab w:val="num" w:pos="5760"/>
+        </w:tabs>
+        <w:ind w:left="5760" w:hanging="360"/>
+      </w:pPr>
+      <w:rPr>
+        <w:rFonts w:ascii="Wingdings" w:hAnsi="Wingdings" w:hint="default"/>
+        <w:sz w:val="20"/>
+      </w:rPr>
+    </w:lvl>
+    <w:lvl w:ilvl="8" w:tentative="1">
+      <w:start w:val="1"/>
+      <w:numFmt w:val="bullet"/>
+      <w:lvlText w:val=""/>
+      <w:lvlJc w:val="left"/>
+      <w:pPr>
+        <w:tabs>
+          <w:tab w:val="num" w:pos="6480"/>
+        </w:tabs>
+        <w:ind w:left="6480" w:hanging="360"/>
+      </w:pPr>
+      <w:rPr>
+        <w:rFonts w:ascii="Wingdings" w:hAnsi="Wingdings" w:hint="default"/>
+        <w:sz w:val="20"/>
+      </w:rPr>
+    </w:lvl>
+  </w:abstractNum>
+  <w:abstractNum w:abstractNumId="2" w15:restartNumberingAfterBreak="0">
+    <w:nsid w:val="49A5092C"/>
+    <w:multiLevelType w:val="multilevel"/>
+    <w:tmpl w:val="34609086"/>
+    <w:lvl w:ilvl="0">
+      <w:start w:val="1"/>
+      <w:numFmt w:val="bullet"/>
+      <w:lvlText w:val=""/>
+      <w:lvlJc w:val="left"/>
+      <w:pPr>
+        <w:tabs>
+          <w:tab w:val="num" w:pos="720"/>
+        </w:tabs>
+        <w:ind w:left="720" w:hanging="360"/>
+      </w:pPr>
+      <w:rPr>
+        <w:rFonts w:ascii="Symbol" w:hAnsi="Symbol" w:hint="default"/>
+        <w:sz w:val="20"/>
+      </w:rPr>
+    </w:lvl>
+    <w:lvl w:ilvl="1" w:tentative="1">
+      <w:start w:val="1"/>
+      <w:numFmt w:val="bullet"/>
+      <w:lvlText w:val="o"/>
+      <w:lvlJc w:val="left"/>
+      <w:pPr>
+        <w:tabs>
+          <w:tab w:val="num" w:pos="1440"/>
+        </w:tabs>
+        <w:ind w:left="1440" w:hanging="360"/>
+      </w:pPr>
+      <w:rPr>
+        <w:rFonts w:ascii="Courier New" w:hAnsi="Courier New" w:hint="default"/>
+        <w:sz w:val="20"/>
+      </w:rPr>
+    </w:lvl>
+    <w:lvl w:ilvl="2" w:tentative="1">
+      <w:start w:val="1"/>
+      <w:numFmt w:val="bullet"/>
+      <w:lvlText w:val=""/>
+      <w:lvlJc w:val="left"/>
+      <w:pPr>
+        <w:tabs>
+          <w:tab w:val="num" w:pos="2160"/>
+        </w:tabs>
+        <w:ind w:left="2160" w:hanging="360"/>
+      </w:pPr>
+      <w:rPr>
+        <w:rFonts w:ascii="Wingdings" w:hAnsi="Wingdings" w:hint="default"/>
+        <w:sz w:val="20"/>
+      </w:rPr>
+    </w:lvl>
+    <w:lvl w:ilvl="3" w:tentative="1">
+      <w:start w:val="1"/>
+      <w:numFmt w:val="bullet"/>
+      <w:lvlText w:val=""/>
+      <w:lvlJc w:val="left"/>
+      <w:pPr>
+        <w:tabs>
+          <w:tab w:val="num" w:pos="2880"/>
+        </w:tabs>
+        <w:ind w:left="2880" w:hanging="360"/>
+      </w:pPr>
+      <w:rPr>
+        <w:rFonts w:ascii="Wingdings" w:hAnsi="Wingdings" w:hint="default"/>
+        <w:sz w:val="20"/>
+      </w:rPr>
+    </w:lvl>
+    <w:lvl w:ilvl="4" w:tentative="1">
+      <w:start w:val="1"/>
+      <w:numFmt w:val="bullet"/>
+      <w:lvlText w:val=""/>
+      <w:lvlJc w:val="left"/>
+      <w:pPr>
+        <w:tabs>
+          <w:tab w:val="num" w:pos="3600"/>
+        </w:tabs>
+        <w:ind w:left="3600" w:hanging="360"/>
+      </w:pPr>
+      <w:rPr>
+        <w:rFonts w:ascii="Wingdings" w:hAnsi="Wingdings" w:hint="default"/>
+        <w:sz w:val="20"/>
+      </w:rPr>
+    </w:lvl>
+    <w:lvl w:ilvl="5" w:tentative="1">
+      <w:start w:val="1"/>
+      <w:numFmt w:val="bullet"/>
+      <w:lvlText w:val=""/>
+      <w:lvlJc w:val="left"/>
+      <w:pPr>
+        <w:tabs>
+          <w:tab w:val="num" w:pos="4320"/>
+        </w:tabs>
+        <w:ind w:left="4320" w:hanging="360"/>
+      </w:pPr>
+      <w:rPr>
+        <w:rFonts w:ascii="Wingdings" w:hAnsi="Wingdings" w:hint="default"/>
+        <w:sz w:val="20"/>
+      </w:rPr>
+    </w:lvl>
+    <w:lvl w:ilvl="6" w:tentative="1">
+      <w:start w:val="1"/>
+      <w:numFmt w:val="bullet"/>
+      <w:lvlText w:val=""/>
+      <w:lvlJc w:val="left"/>
+      <w:pPr>
+        <w:tabs>
+          <w:tab w:val="num" w:pos="5040"/>
+        </w:tabs>
+        <w:ind w:left="5040" w:hanging="360"/>
+      </w:pPr>
+      <w:rPr>
+        <w:rFonts w:ascii="Wingdings" w:hAnsi="Wingdings" w:hint="default"/>
+        <w:sz w:val="20"/>
+      </w:rPr>
+    </w:lvl>
+    <w:lvl w:ilvl="7" w:tentative="1">
+      <w:start w:val="1"/>
+      <w:numFmt w:val="bullet"/>
+      <w:lvlText w:val=""/>
+      <w:lvlJc w:val="left"/>
+      <w:pPr>
+        <w:tabs>
+          <w:tab w:val="num" w:pos="5760"/>
+        </w:tabs>
+        <w:ind w:left="5760" w:hanging="360"/>
+      </w:pPr>
+      <w:rPr>
+        <w:rFonts w:ascii="Wingdings" w:hAnsi="Wingdings" w:hint="default"/>
+        <w:sz w:val="20"/>
+      </w:rPr>
+    </w:lvl>
+    <w:lvl w:ilvl="8" w:tentative="1">
+      <w:start w:val="1"/>
+      <w:numFmt w:val="bullet"/>
+      <w:lvlText w:val=""/>
+      <w:lvlJc w:val="left"/>
+      <w:pPr>
+        <w:tabs>
+          <w:tab w:val="num" w:pos="6480"/>
+        </w:tabs>
+        <w:ind w:left="6480" w:hanging="360"/>
+      </w:pPr>
+      <w:rPr>
+        <w:rFonts w:ascii="Wingdings" w:hAnsi="Wingdings" w:hint="default"/>
+        <w:sz w:val="20"/>
+      </w:rPr>
+    </w:lvl>
+  </w:abstractNum>
+  <w:abstractNum w:abstractNumId="3" w15:restartNumberingAfterBreak="0">
+    <w:nsid w:val="6A7E40D5"/>
+    <w:multiLevelType w:val="multilevel"/>
+    <w:tmpl w:val="FE70A000"/>
+    <w:lvl w:ilvl="0">
+      <w:start w:val="1"/>
+      <w:numFmt w:val="bullet"/>
+      <w:lvlText w:val=""/>
+      <w:lvlJc w:val="left"/>
+      <w:pPr>
+        <w:tabs>
+          <w:tab w:val="num" w:pos="720"/>
+        </w:tabs>
+        <w:ind w:left="720" w:hanging="360"/>
+      </w:pPr>
+      <w:rPr>
+        <w:rFonts w:ascii="Symbol" w:hAnsi="Symbol" w:hint="default"/>
+        <w:sz w:val="20"/>
+      </w:rPr>
+    </w:lvl>
+    <w:lvl w:ilvl="1" w:tentative="1">
+      <w:start w:val="1"/>
+      <w:numFmt w:val="bullet"/>
+      <w:lvlText w:val="o"/>
+      <w:lvlJc w:val="left"/>
+      <w:pPr>
+        <w:tabs>
+          <w:tab w:val="num" w:pos="1440"/>
+        </w:tabs>
+        <w:ind w:left="1440" w:hanging="360"/>
+      </w:pPr>
+      <w:rPr>
+        <w:rFonts w:ascii="Courier New" w:hAnsi="Courier New" w:hint="default"/>
+        <w:sz w:val="20"/>
+      </w:rPr>
+    </w:lvl>
+    <w:lvl w:ilvl="2" w:tentative="1">
+      <w:start w:val="1"/>
+      <w:numFmt w:val="bullet"/>
+      <w:lvlText w:val=""/>
+      <w:lvlJc w:val="left"/>
+      <w:pPr>
+        <w:tabs>
+          <w:tab w:val="num" w:pos="2160"/>
+        </w:tabs>
+        <w:ind w:left="2160" w:hanging="360"/>
+      </w:pPr>
+      <w:rPr>
+        <w:rFonts w:ascii="Wingdings" w:hAnsi="Wingdings" w:hint="default"/>
+        <w:sz w:val="20"/>
+      </w:rPr>
+    </w:lvl>
+    <w:lvl w:ilvl="3" w:tentative="1">
+      <w:start w:val="1"/>
+      <w:numFmt w:val="bullet"/>
+      <w:lvlText w:val=""/>
+      <w:lvlJc w:val="left"/>
+      <w:pPr>
+        <w:tabs>
+          <w:tab w:val="num" w:pos="2880"/>
+        </w:tabs>
+        <w:ind w:left="2880" w:hanging="360"/>
+      </w:pPr>
+      <w:rPr>
+        <w:rFonts w:ascii="Wingdings" w:hAnsi="Wingdings" w:hint="default"/>
+        <w:sz w:val="20"/>
+      </w:rPr>
+    </w:lvl>
+    <w:lvl w:ilvl="4" w:tentative="1">
+      <w:start w:val="1"/>
+      <w:numFmt w:val="bullet"/>
+      <w:lvlText w:val=""/>
+      <w:lvlJc w:val="left"/>
+      <w:pPr>
+        <w:tabs>
+          <w:tab w:val="num" w:pos="3600"/>
+        </w:tabs>
+        <w:ind w:left="3600" w:hanging="360"/>
+      </w:pPr>
+      <w:rPr>
+        <w:rFonts w:ascii="Wingdings" w:hAnsi="Wingdings" w:hint="default"/>
+        <w:sz w:val="20"/>
+      </w:rPr>
+    </w:lvl>
+    <w:lvl w:ilvl="5" w:tentative="1">
+      <w:start w:val="1"/>
+      <w:numFmt w:val="bullet"/>
+      <w:lvlText w:val=""/>
+      <w:lvlJc w:val="left"/>
+      <w:pPr>
+        <w:tabs>
+          <w:tab w:val="num" w:pos="4320"/>
+        </w:tabs>
+        <w:ind w:left="4320" w:hanging="360"/>
+      </w:pPr>
+      <w:rPr>
+        <w:rFonts w:ascii="Wingdings" w:hAnsi="Wingdings" w:hint="default"/>
+        <w:sz w:val="20"/>
+      </w:rPr>
+    </w:lvl>
+    <w:lvl w:ilvl="6" w:tentative="1">
+      <w:start w:val="1"/>
+      <w:numFmt w:val="bullet"/>
+      <w:lvlText w:val=""/>
+      <w:lvlJc w:val="left"/>
+      <w:pPr>
+        <w:tabs>
+          <w:tab w:val="num" w:pos="5040"/>
+        </w:tabs>
+        <w:ind w:left="5040" w:hanging="360"/>
+      </w:pPr>
+      <w:rPr>
+        <w:rFonts w:ascii="Wingdings" w:hAnsi="Wingdings" w:hint="default"/>
+        <w:sz w:val="20"/>
+      </w:rPr>
+    </w:lvl>
+    <w:lvl w:ilvl="7" w:tentative="1">
+      <w:start w:val="1"/>
+      <w:numFmt w:val="bullet"/>
+      <w:lvlText w:val=""/>
+      <w:lvlJc w:val="left"/>
+      <w:pPr>
+        <w:tabs>
+          <w:tab w:val="num" w:pos="5760"/>
+        </w:tabs>
+        <w:ind w:left="5760" w:hanging="360"/>
+      </w:pPr>
+      <w:rPr>
+        <w:rFonts w:ascii="Wingdings" w:hAnsi="Wingdings" w:hint="default"/>
+        <w:sz w:val="20"/>
+      </w:rPr>
+    </w:lvl>
+    <w:lvl w:ilvl="8" w:tentative="1">
+      <w:start w:val="1"/>
+      <w:numFmt w:val="bullet"/>
+      <w:lvlText w:val=""/>
+      <w:lvlJc w:val="left"/>
+      <w:pPr>
+        <w:tabs>
+          <w:tab w:val="num" w:pos="6480"/>
+        </w:tabs>
+        <w:ind w:left="6480" w:hanging="360"/>
+      </w:pPr>
+      <w:rPr>
+        <w:rFonts w:ascii="Wingdings" w:hAnsi="Wingdings" w:hint="default"/>
+        <w:sz w:val="20"/>
+      </w:rPr>
+    </w:lvl>
+  </w:abstractNum>
+  <w:abstractNum w:abstractNumId="4" w15:restartNumberingAfterBreak="0">
+    <w:nsid w:val="6B3E04AF"/>
+    <w:multiLevelType w:val="multilevel"/>
+    <w:tmpl w:val="D5D25ED2"/>
+    <w:lvl w:ilvl="0">
+      <w:start w:val="1"/>
+      <w:numFmt w:val="bullet"/>
+      <w:lvlText w:val=""/>
+      <w:lvlJc w:val="left"/>
+      <w:pPr>
+        <w:tabs>
+          <w:tab w:val="num" w:pos="720"/>
+        </w:tabs>
+        <w:ind w:left="720" w:hanging="360"/>
+      </w:pPr>
+      <w:rPr>
+        <w:rFonts w:ascii="Symbol" w:hAnsi="Symbol" w:hint="default"/>
+        <w:sz w:val="20"/>
+      </w:rPr>
+    </w:lvl>
+    <w:lvl w:ilvl="1" w:tentative="1">
+      <w:start w:val="1"/>
+      <w:numFmt w:val="bullet"/>
+      <w:lvlText w:val="o"/>
+      <w:lvlJc w:val="left"/>
+      <w:pPr>
+        <w:tabs>
+          <w:tab w:val="num" w:pos="1440"/>
+        </w:tabs>
+        <w:ind w:left="1440" w:hanging="360"/>
+      </w:pPr>
+      <w:rPr>
+        <w:rFonts w:ascii="Courier New" w:hAnsi="Courier New" w:hint="default"/>
+        <w:sz w:val="20"/>
+      </w:rPr>
+    </w:lvl>
+    <w:lvl w:ilvl="2" w:tentative="1">
+      <w:start w:val="1"/>
+      <w:numFmt w:val="bullet"/>
+      <w:lvlText w:val=""/>
+      <w:lvlJc w:val="left"/>
+      <w:pPr>
+        <w:tabs>
+          <w:tab w:val="num" w:pos="2160"/>
+        </w:tabs>
+        <w:ind w:left="2160" w:hanging="360"/>
+      </w:pPr>
+      <w:rPr>
+        <w:rFonts w:ascii="Wingdings" w:hAnsi="Wingdings" w:hint="default"/>
+        <w:sz w:val="20"/>
+      </w:rPr>
+    </w:lvl>
+    <w:lvl w:ilvl="3" w:tentative="1">
+      <w:start w:val="1"/>
+      <w:numFmt w:val="bullet"/>
+      <w:lvlText w:val=""/>
+      <w:lvlJc w:val="left"/>
+      <w:pPr>
+        <w:tabs>
+          <w:tab w:val="num" w:pos="2880"/>
+        </w:tabs>
+        <w:ind w:left="2880" w:hanging="360"/>
+      </w:pPr>
+      <w:rPr>
+        <w:rFonts w:ascii="Wingdings" w:hAnsi="Wingdings" w:hint="default"/>
+        <w:sz w:val="20"/>
+      </w:rPr>
+    </w:lvl>
+    <w:lvl w:ilvl="4" w:tentative="1">
+      <w:start w:val="1"/>
+      <w:numFmt w:val="bullet"/>
+      <w:lvlText w:val=""/>
+      <w:lvlJc w:val="left"/>
+      <w:pPr>
+        <w:tabs>
+          <w:tab w:val="num" w:pos="3600"/>
+        </w:tabs>
+        <w:ind w:left="3600" w:hanging="360"/>
+      </w:pPr>
+      <w:rPr>
+        <w:rFonts w:ascii="Wingdings" w:hAnsi="Wingdings" w:hint="default"/>
+        <w:sz w:val="20"/>
+      </w:rPr>
+    </w:lvl>
+    <w:lvl w:ilvl="5" w:tentative="1">
+      <w:start w:val="1"/>
+      <w:numFmt w:val="bullet"/>
+      <w:lvlText w:val=""/>
+      <w:lvlJc w:val="left"/>
+      <w:pPr>
+        <w:tabs>
+          <w:tab w:val="num" w:pos="4320"/>
+        </w:tabs>
+        <w:ind w:left="4320" w:hanging="360"/>
+      </w:pPr>
+      <w:rPr>
+        <w:rFonts w:ascii="Wingdings" w:hAnsi="Wingdings" w:hint="default"/>
+        <w:sz w:val="20"/>
+      </w:rPr>
+    </w:lvl>
+    <w:lvl w:ilvl="6" w:tentative="1">
+      <w:start w:val="1"/>
+      <w:numFmt w:val="bullet"/>
+      <w:lvlText w:val=""/>
+      <w:lvlJc w:val="left"/>
+      <w:pPr>
+        <w:tabs>
+          <w:tab w:val="num" w:pos="5040"/>
+        </w:tabs>
+        <w:ind w:left="5040" w:hanging="360"/>
+      </w:pPr>
+      <w:rPr>
+        <w:rFonts w:ascii="Wingdings" w:hAnsi="Wingdings" w:hint="default"/>
+        <w:sz w:val="20"/>
+      </w:rPr>
+    </w:lvl>
+    <w:lvl w:ilvl="7" w:tentative="1">
+      <w:start w:val="1"/>
+      <w:numFmt w:val="bullet"/>
+      <w:lvlText w:val=""/>
+      <w:lvlJc w:val="left"/>
+      <w:pPr>
+        <w:tabs>
+          <w:tab w:val="num" w:pos="5760"/>
+        </w:tabs>
+        <w:ind w:left="5760" w:hanging="360"/>
+      </w:pPr>
+      <w:rPr>
+        <w:rFonts w:ascii="Wingdings" w:hAnsi="Wingdings" w:hint="default"/>
+        <w:sz w:val="20"/>
+      </w:rPr>
+    </w:lvl>
+    <w:lvl w:ilvl="8" w:tentative="1">
+      <w:start w:val="1"/>
+      <w:numFmt w:val="bullet"/>
+      <w:lvlText w:val=""/>
+      <w:lvlJc w:val="left"/>
+      <w:pPr>
+        <w:tabs>
+          <w:tab w:val="num" w:pos="6480"/>
+        </w:tabs>
+        <w:ind w:left="6480" w:hanging="360"/>
+      </w:pPr>
+      <w:rPr>
+        <w:rFonts w:ascii="Wingdings" w:hAnsi="Wingdings" w:hint="default"/>
+        <w:sz w:val="20"/>
+      </w:rPr>
+    </w:lvl>
+  </w:abstractNum>
+  <w:abstractNum w:abstractNumId="5" w15:restartNumberingAfterBreak="0">
+    <w:nsid w:val="7DDE09A0"/>
+    <w:multiLevelType w:val="hybridMultilevel"/>
+    <w:tmpl w:val="652A618A"/>
+    <w:lvl w:ilvl="0" w:tplc="0409000F">
+      <w:start w:val="1"/>
+      <w:numFmt w:val="decimal"/>
+      <w:lvlText w:val="%1."/>
+      <w:lvlJc w:val="left"/>
+      <w:pPr>
+        <w:ind w:left="720" w:hanging="360"/>
+      </w:pPr>
+      <w:rPr>
+        <w:rFonts w:hint="default"/>
+      </w:rPr>
+    </w:lvl>
+    <w:lvl w:ilvl="1" w:tplc="04090019" w:tentative="1">
+      <w:start w:val="1"/>
+      <w:numFmt w:val="lowerLetter"/>
+      <w:lvlText w:val="%2."/>
+      <w:lvlJc w:val="left"/>
+      <w:pPr>
+        <w:ind w:left="1440" w:hanging="360"/>
+      </w:pPr>
+    </w:lvl>
+    <w:lvl w:ilvl="2" w:tplc="0409001B" w:tentative="1">
+      <w:start w:val="1"/>
+      <w:numFmt w:val="lowerRoman"/>
+      <w:lvlText w:val="%3."/>
+      <w:lvlJc w:val="right"/>
+      <w:pPr>
+        <w:ind w:left="2160" w:hanging="180"/>
+      </w:pPr>
+    </w:lvl>
+    <w:lvl w:ilvl="3" w:tplc="0409000F" w:tentative="1">
+      <w:start w:val="1"/>
+      <w:numFmt w:val="decimal"/>
+      <w:lvlText w:val="%4."/>
+      <w:lvlJc w:val="left"/>
+      <w:pPr>
+        <w:ind w:left="2880" w:hanging="360"/>
+      </w:pPr>
+    </w:lvl>
+    <w:lvl w:ilvl="4" w:tplc="04090019" w:tentative="1">
+      <w:start w:val="1"/>
+      <w:numFmt w:val="lowerLetter"/>
+      <w:lvlText w:val="%5."/>
+      <w:lvlJc w:val="left"/>
+      <w:pPr>
+        <w:ind w:left="3600" w:hanging="360"/>
+      </w:pPr>
+    </w:lvl>
+    <w:lvl w:ilvl="5" w:tplc="0409001B" w:tentative="1">
+      <w:start w:val="1"/>
+      <w:numFmt w:val="lowerRoman"/>
+      <w:lvlText w:val="%6."/>
+      <w:lvlJc w:val="right"/>
+      <w:pPr>
+        <w:ind w:left="4320" w:hanging="180"/>
+      </w:pPr>
+    </w:lvl>
+    <w:lvl w:ilvl="6" w:tplc="0409000F" w:tentative="1">
+      <w:start w:val="1"/>
+      <w:numFmt w:val="decimal"/>
+      <w:lvlText w:val="%7."/>
+      <w:lvlJc w:val="left"/>
+      <w:pPr>
+        <w:ind w:left="5040" w:hanging="360"/>
+      </w:pPr>
+    </w:lvl>
+    <w:lvl w:ilvl="7" w:tplc="04090019" w:tentative="1">
+      <w:start w:val="1"/>
+      <w:numFmt w:val="lowerLetter"/>
+      <w:lvlText w:val="%8."/>
+      <w:lvlJc w:val="left"/>
+      <w:pPr>
+        <w:ind w:left="5760" w:hanging="360"/>
+      </w:pPr>
+    </w:lvl>
+    <w:lvl w:ilvl="8" w:tplc="0409001B" w:tentative="1">
+      <w:start w:val="1"/>
+      <w:numFmt w:val="lowerRoman"/>
+      <w:lvlText w:val="%9."/>
+      <w:lvlJc w:val="right"/>
+      <w:pPr>
+        <w:ind w:left="6480" w:hanging="180"/>
+      </w:pPr>
+    </w:lvl>
+  </w:abstractNum>
+  <w:abstractNum w:abstractNumId="6" w15:restartNumberingAfterBreak="0">
+    <w:nsid w:val="7FAD5C91"/>
+    <w:multiLevelType w:val="multilevel"/>
+    <w:tmpl w:val="D6B8ED4C"/>
+    <w:lvl w:ilvl="0">
+      <w:start w:val="1"/>
+      <w:numFmt w:val="bullet"/>
+      <w:lvlText w:val=""/>
+      <w:lvlJc w:val="left"/>
+      <w:pPr>
+        <w:tabs>
+          <w:tab w:val="num" w:pos="720"/>
+        </w:tabs>
+        <w:ind w:left="720" w:hanging="360"/>
+      </w:pPr>
+      <w:rPr>
+        <w:rFonts w:ascii="Symbol" w:hAnsi="Symbol" w:hint="default"/>
+        <w:sz w:val="20"/>
+      </w:rPr>
+    </w:lvl>
+    <w:lvl w:ilvl="1">
+      <w:start w:val="1"/>
+      <w:numFmt w:val="bullet"/>
+      <w:lvlText w:val="o"/>
+      <w:lvlJc w:val="left"/>
+      <w:pPr>
+        <w:tabs>
+          <w:tab w:val="num" w:pos="1440"/>
+        </w:tabs>
+        <w:ind w:left="1440" w:hanging="360"/>
+      </w:pPr>
+      <w:rPr>
+        <w:rFonts w:ascii="Courier New" w:hAnsi="Courier New" w:hint="default"/>
+        <w:sz w:val="20"/>
+      </w:rPr>
+    </w:lvl>
+    <w:lvl w:ilvl="2" w:tentative="1">
+      <w:start w:val="1"/>
+      <w:numFmt w:val="bullet"/>
+      <w:lvlText w:val=""/>
+      <w:lvlJc w:val="left"/>
+      <w:pPr>
+        <w:tabs>
+          <w:tab w:val="num" w:pos="2160"/>
+        </w:tabs>
+        <w:ind w:left="2160" w:hanging="360"/>
+      </w:pPr>
+      <w:rPr>
+        <w:rFonts w:ascii="Wingdings" w:hAnsi="Wingdings" w:hint="default"/>
+        <w:sz w:val="20"/>
+      </w:rPr>
+    </w:lvl>
+    <w:lvl w:ilvl="3" w:tentative="1">
+      <w:start w:val="1"/>
+      <w:numFmt w:val="bullet"/>
+      <w:lvlText w:val=""/>
+      <w:lvlJc w:val="left"/>
+      <w:pPr>
+        <w:tabs>
+          <w:tab w:val="num" w:pos="2880"/>
+        </w:tabs>
+        <w:ind w:left="2880" w:hanging="360"/>
+      </w:pPr>
+      <w:rPr>
+        <w:rFonts w:ascii="Wingdings" w:hAnsi="Wingdings" w:hint="default"/>
+        <w:sz w:val="20"/>
+      </w:rPr>
+    </w:lvl>
+    <w:lvl w:ilvl="4" w:tentative="1">
+      <w:start w:val="1"/>
+      <w:numFmt w:val="bullet"/>
+      <w:lvlText w:val=""/>
+      <w:lvlJc w:val="left"/>
+      <w:pPr>
+        <w:tabs>
+          <w:tab w:val="num" w:pos="3600"/>
+        </w:tabs>
+        <w:ind w:left="3600" w:hanging="360"/>
+      </w:pPr>
+      <w:rPr>
+        <w:rFonts w:ascii="Wingdings" w:hAnsi="Wingdings" w:hint="default"/>
+        <w:sz w:val="20"/>
+      </w:rPr>
+    </w:lvl>
+    <w:lvl w:ilvl="5" w:tentative="1">
+      <w:start w:val="1"/>
+      <w:numFmt w:val="bullet"/>
+      <w:lvlText w:val=""/>
+      <w:lvlJc w:val="left"/>
+      <w:pPr>
+        <w:tabs>
+          <w:tab w:val="num" w:pos="4320"/>
+        </w:tabs>
+        <w:ind w:left="4320" w:hanging="360"/>
+      </w:pPr>
+      <w:rPr>
+        <w:rFonts w:ascii="Wingdings" w:hAnsi="Wingdings" w:hint="default"/>
+        <w:sz w:val="20"/>
+      </w:rPr>
+    </w:lvl>
+    <w:lvl w:ilvl="6" w:tentative="1">
+      <w:start w:val="1"/>
+      <w:numFmt w:val="bullet"/>
+      <w:lvlText w:val=""/>
+      <w:lvlJc w:val="left"/>
+      <w:pPr>
+        <w:tabs>
+          <w:tab w:val="num" w:pos="5040"/>
+        </w:tabs>
+        <w:ind w:left="5040" w:hanging="360"/>
+      </w:pPr>
+      <w:rPr>
+        <w:rFonts w:ascii="Wingdings" w:hAnsi="Wingdings" w:hint="default"/>
+        <w:sz w:val="20"/>
+      </w:rPr>
+    </w:lvl>
+    <w:lvl w:ilvl="7" w:tentative="1">
+      <w:start w:val="1"/>
+      <w:numFmt w:val="bullet"/>
+      <w:lvlText w:val=""/>
+      <w:lvlJc w:val="left"/>
+      <w:pPr>
+        <w:tabs>
+          <w:tab w:val="num" w:pos="5760"/>
+        </w:tabs>
+        <w:ind w:left="5760" w:hanging="360"/>
+      </w:pPr>
+      <w:rPr>
+        <w:rFonts w:ascii="Wingdings" w:hAnsi="Wingdings" w:hint="default"/>
+        <w:sz w:val="20"/>
+      </w:rPr>
+    </w:lvl>
+    <w:lvl w:ilvl="8" w:tentative="1">
+      <w:start w:val="1"/>
+      <w:numFmt w:val="bullet"/>
+      <w:lvlText w:val=""/>
+      <w:lvlJc w:val="left"/>
+      <w:pPr>
+        <w:tabs>
+          <w:tab w:val="num" w:pos="6480"/>
+        </w:tabs>
+        <w:ind w:left="6480" w:hanging="360"/>
+      </w:pPr>
+      <w:rPr>
+        <w:rFonts w:ascii="Wingdings" w:hAnsi="Wingdings" w:hint="default"/>
+        <w:sz w:val="20"/>
+      </w:rPr>
+    </w:lvl>
+  </w:abstractNum>
+  <w:num w:numId="1" w16cid:durableId="369378272">
+    <w:abstractNumId w:val="5"/>
+  </w:num>
+  <w:num w:numId="2" w16cid:durableId="448353298">
+    <w:abstractNumId w:val="4"/>
+  </w:num>
+  <w:num w:numId="3" w16cid:durableId="254092575">
+    <w:abstractNumId w:val="6"/>
+  </w:num>
+  <w:num w:numId="4" w16cid:durableId="2051955902">
+    <w:abstractNumId w:val="2"/>
+  </w:num>
+  <w:num w:numId="5" w16cid:durableId="624849874">
+    <w:abstractNumId w:val="1"/>
+  </w:num>
+  <w:num w:numId="6" w16cid:durableId="1179200433">
+    <w:abstractNumId w:val="0"/>
+  </w:num>
+  <w:num w:numId="7" w16cid:durableId="1150905181">
+    <w:abstractNumId w:val="3"/>
+  </w:num>
+</w:numbering>
 </file>
 
 <file path=word/styles.xml><?xml version="1.0" encoding="utf-8"?>
@@ -1805,7 +5309,6 @@
     <w:next w:val="Normal"/>
     <w:link w:val="Heading2Char"/>
     <w:uiPriority w:val="9"/>
-    <w:semiHidden/>
     <w:unhideWhenUsed/>
     <w:qFormat/>
     <w:rsid w:val="00932BDA"/>
@@ -2022,7 +5525,6 @@
     <w:basedOn w:val="DefaultParagraphFont"/>
     <w:link w:val="Heading2"/>
     <w:uiPriority w:val="9"/>
-    <w:semiHidden/>
     <w:rsid w:val="00932BDA"/>
     <w:rPr>
       <w:rFonts w:asciiTheme="majorHAnsi" w:eastAsiaTheme="majorEastAsia" w:hAnsiTheme="majorHAnsi" w:cstheme="majorBidi"/>
@@ -2375,6 +5877,33 @@
       </w:tblBorders>
     </w:tblPr>
   </w:style>
+  <w:style w:type="character" w:styleId="Strong">
+    <w:name w:val="Strong"/>
+    <w:basedOn w:val="DefaultParagraphFont"/>
+    <w:uiPriority w:val="22"/>
+    <w:qFormat/>
+    <w:rsid w:val="00EF2EFF"/>
+    <w:rPr>
+      <w:b/>
+      <w:bCs/>
+    </w:rPr>
+  </w:style>
+  <w:style w:type="paragraph" w:styleId="NormalWeb">
+    <w:name w:val="Normal (Web)"/>
+    <w:basedOn w:val="Normal"/>
+    <w:uiPriority w:val="99"/>
+    <w:semiHidden/>
+    <w:unhideWhenUsed/>
+    <w:rsid w:val="00EF2EFF"/>
+    <w:pPr>
+      <w:spacing w:before="100" w:beforeAutospacing="1" w:after="100" w:afterAutospacing="1" w:line="240" w:lineRule="auto"/>
+    </w:pPr>
+    <w:rPr>
+      <w:rFonts w:ascii="Times New Roman" w:eastAsia="Times New Roman" w:hAnsi="Times New Roman" w:cs="Times New Roman"/>
+      <w:kern w:val="0"/>
+      <w14:ligatures w14:val="none"/>
+    </w:rPr>
+  </w:style>
 </w:styles>
 </file>
 

--- a/Report.docx
+++ b/Report.docx
@@ -154,7 +154,15 @@
           <w:sz w:val="28"/>
           <w:szCs w:val="28"/>
         </w:rPr>
-        <w:t>May 6, 2025</w:t>
+        <w:t>May 6, 202</w:t>
+      </w:r>
+      <w:r>
+        <w:rPr>
+          <w:rFonts w:ascii="Times New Roman" w:hAnsi="Times New Roman" w:cs="Times New Roman"/>
+          <w:sz w:val="28"/>
+          <w:szCs w:val="28"/>
+        </w:rPr>
+        <w:t>6</w:t>
       </w:r>
     </w:p>
     <w:p>
@@ -2836,7 +2844,7 @@
           <w:noProof/>
         </w:rPr>
         <w:drawing>
-          <wp:inline distT="0" distB="0" distL="0" distR="0" wp14:anchorId="12BDA947" wp14:editId="29763A1E">
+          <wp:inline distT="0" distB="0" distL="0" distR="0" wp14:anchorId="12BDA947" wp14:editId="4112DC06">
             <wp:extent cx="3629025" cy="2751307"/>
             <wp:effectExtent l="0" t="0" r="3175" b="5080"/>
             <wp:docPr id="85791813" name="Picture 7" descr="A graph with a blue line&#10;&#10;AI-generated content may be incorrect."/>
@@ -3206,7 +3214,7 @@
         </w:rPr>
         <w:lastRenderedPageBreak/>
         <w:drawing>
-          <wp:inline distT="0" distB="0" distL="0" distR="0" wp14:anchorId="592624C5" wp14:editId="25E6BED2">
+          <wp:inline distT="0" distB="0" distL="0" distR="0" wp14:anchorId="592624C5" wp14:editId="0512E61F">
             <wp:extent cx="5168900" cy="4394200"/>
             <wp:effectExtent l="0" t="0" r="0" b="0"/>
             <wp:docPr id="1800252354" name="Picture 3" descr="A graph with green and blue triangles&#10;&#10;AI-generated content may be incorrect."/>
@@ -3263,6 +3271,54 @@
           <w:rFonts w:ascii="Times New Roman" w:hAnsi="Times New Roman" w:cs="Times New Roman"/>
         </w:rPr>
       </w:pPr>
+      <w:r>
+        <w:rPr>
+          <w:rFonts w:ascii="Times New Roman" w:hAnsi="Times New Roman" w:cs="Times New Roman"/>
+          <w:noProof/>
+        </w:rPr>
+        <w:lastRenderedPageBreak/>
+        <w:drawing>
+          <wp:inline distT="0" distB="0" distL="0" distR="0" wp14:anchorId="5C920EE0" wp14:editId="54380B36">
+            <wp:extent cx="4656221" cy="3497433"/>
+            <wp:effectExtent l="0" t="0" r="5080" b="0"/>
+            <wp:docPr id="911273818" name="Picture 1" descr="A graph of a diagram&#10;&#10;AI-generated content may be incorrect."/>
+            <wp:cNvGraphicFramePr>
+              <a:graphicFrameLocks xmlns:a="http://schemas.openxmlformats.org/drawingml/2006/main" noChangeAspect="1"/>
+            </wp:cNvGraphicFramePr>
+            <a:graphic xmlns:a="http://schemas.openxmlformats.org/drawingml/2006/main">
+              <a:graphicData uri="http://schemas.openxmlformats.org/drawingml/2006/picture">
+                <pic:pic xmlns:pic="http://schemas.openxmlformats.org/drawingml/2006/picture">
+                  <pic:nvPicPr>
+                    <pic:cNvPr id="911273818" name="Picture 1" descr="A graph of a diagram&#10;&#10;AI-generated content may be incorrect."/>
+                    <pic:cNvPicPr/>
+                  </pic:nvPicPr>
+                  <pic:blipFill>
+                    <a:blip r:embed="rId20" cstate="print">
+                      <a:extLst>
+                        <a:ext uri="{28A0092B-C50C-407E-A947-70E740481C1C}">
+                          <a14:useLocalDpi xmlns:a14="http://schemas.microsoft.com/office/drawing/2010/main" val="0"/>
+                        </a:ext>
+                      </a:extLst>
+                    </a:blip>
+                    <a:stretch>
+                      <a:fillRect/>
+                    </a:stretch>
+                  </pic:blipFill>
+                  <pic:spPr>
+                    <a:xfrm>
+                      <a:off x="0" y="0"/>
+                      <a:ext cx="4664587" cy="3503717"/>
+                    </a:xfrm>
+                    <a:prstGeom prst="rect">
+                      <a:avLst/>
+                    </a:prstGeom>
+                  </pic:spPr>
+                </pic:pic>
+              </a:graphicData>
+            </a:graphic>
+          </wp:inline>
+        </w:drawing>
+      </w:r>
     </w:p>
     <w:p>
       <w:pPr>
@@ -3434,7 +3490,7 @@
         </w:rPr>
         <w:lastRenderedPageBreak/>
         <w:drawing>
-          <wp:inline distT="0" distB="0" distL="0" distR="0" wp14:anchorId="1F6BC84B" wp14:editId="7639E3D8">
+          <wp:inline distT="0" distB="0" distL="0" distR="0" wp14:anchorId="1F6BC84B" wp14:editId="35B3F7D9">
             <wp:extent cx="4536831" cy="3269330"/>
             <wp:effectExtent l="0" t="0" r="0" b="0"/>
             <wp:docPr id="884105628" name="Picture 1" descr="A group of blue and white graphs&#10;&#10;AI-generated content may be incorrect."/>
@@ -3449,7 +3505,7 @@
                     <pic:cNvPicPr/>
                   </pic:nvPicPr>
                   <pic:blipFill>
-                    <a:blip r:embed="rId20" cstate="print">
+                    <a:blip r:embed="rId21" cstate="print">
                       <a:extLst>
                         <a:ext uri="{28A0092B-C50C-407E-A947-70E740481C1C}">
                           <a14:useLocalDpi xmlns:a14="http://schemas.microsoft.com/office/drawing/2010/main" val="0"/>
@@ -3536,7 +3592,7 @@
                     <pic:cNvPicPr/>
                   </pic:nvPicPr>
                   <pic:blipFill>
-                    <a:blip r:embed="rId21" cstate="print">
+                    <a:blip r:embed="rId22" cstate="print">
                       <a:extLst>
                         <a:ext uri="{28A0092B-C50C-407E-A947-70E740481C1C}">
                           <a14:useLocalDpi xmlns:a14="http://schemas.microsoft.com/office/drawing/2010/main" val="0"/>
@@ -3583,7 +3639,7 @@
                     <pic:cNvPicPr/>
                   </pic:nvPicPr>
                   <pic:blipFill>
-                    <a:blip r:embed="rId22" cstate="print">
+                    <a:blip r:embed="rId23" cstate="print">
                       <a:extLst>
                         <a:ext uri="{28A0092B-C50C-407E-A947-70E740481C1C}">
                           <a14:useLocalDpi xmlns:a14="http://schemas.microsoft.com/office/drawing/2010/main" val="0"/>
@@ -3630,7 +3686,7 @@
                     <pic:cNvPicPr/>
                   </pic:nvPicPr>
                   <pic:blipFill>
-                    <a:blip r:embed="rId23" cstate="print">
+                    <a:blip r:embed="rId24" cstate="print">
                       <a:extLst>
                         <a:ext uri="{28A0092B-C50C-407E-A947-70E740481C1C}">
                           <a14:useLocalDpi xmlns:a14="http://schemas.microsoft.com/office/drawing/2010/main" val="0"/>
@@ -3658,9 +3714,9 @@
       </w:r>
     </w:p>
     <w:sectPr>
-      <w:headerReference w:type="default" r:id="rId24"/>
-      <w:footerReference w:type="even" r:id="rId25"/>
-      <w:footerReference w:type="default" r:id="rId26"/>
+      <w:headerReference w:type="default" r:id="rId25"/>
+      <w:footerReference w:type="even" r:id="rId26"/>
+      <w:footerReference w:type="default" r:id="rId27"/>
       <w:pgSz w:w="12240" w:h="15840"/>
       <w:pgMar w:top="1440" w:right="1440" w:bottom="1440" w:left="1440" w:header="720" w:footer="720" w:gutter="0"/>
       <w:cols w:space="720"/>
